--- a/lab_3/report.docx
+++ b/lab_3/report.docx
@@ -335,7 +335,7 @@
       <w:r>
         <w:fldChar w:fldCharType="separate"/>
       </w:r>
-      <w:hyperlink w:anchor="_Toc242864237" w:history="1">
+      <w:hyperlink w:anchor="_Toc242868083" w:history="1">
         <w:r>
           <w:rPr>
             <w:rStyle w:val="aff8"/>
@@ -362,7 +362,7 @@
             <w:noProof/>
             <w:webHidden/>
           </w:rPr>
-          <w:instrText xml:space="preserve"> PAGEREF _Toc242864237 \h </w:instrText>
+          <w:instrText xml:space="preserve"> PAGEREF _Toc242868083 \h </w:instrText>
         </w:r>
         <w:r>
           <w:rPr>
@@ -409,7 +409,7 @@
           <w14:ligatures w14:val="standardContextual"/>
         </w:rPr>
       </w:pPr>
-      <w:hyperlink w:anchor="_Toc242864238" w:history="1">
+      <w:hyperlink w:anchor="_Toc242868084" w:history="1">
         <w:r>
           <w:rPr>
             <w:rStyle w:val="aff8"/>
@@ -436,7 +436,7 @@
             <w:noProof/>
             <w:webHidden/>
           </w:rPr>
-          <w:instrText xml:space="preserve"> PAGEREF _Toc242864238 \h </w:instrText>
+          <w:instrText xml:space="preserve"> PAGEREF _Toc242868084 \h </w:instrText>
         </w:r>
         <w:r>
           <w:rPr>
@@ -483,7 +483,7 @@
           <w14:ligatures w14:val="standardContextual"/>
         </w:rPr>
       </w:pPr>
-      <w:hyperlink w:anchor="_Toc242864239" w:history="1">
+      <w:hyperlink w:anchor="_Toc242868085" w:history="1">
         <w:r>
           <w:rPr>
             <w:rStyle w:val="aff8"/>
@@ -510,7 +510,7 @@
             <w:noProof/>
             <w:webHidden/>
           </w:rPr>
-          <w:instrText xml:space="preserve"> PAGEREF _Toc242864239 \h </w:instrText>
+          <w:instrText xml:space="preserve"> PAGEREF _Toc242868085 \h </w:instrText>
         </w:r>
         <w:r>
           <w:rPr>
@@ -557,7 +557,7 @@
           <w14:ligatures w14:val="standardContextual"/>
         </w:rPr>
       </w:pPr>
-      <w:hyperlink w:anchor="_Toc242864240" w:history="1">
+      <w:hyperlink w:anchor="_Toc242868086" w:history="1">
         <w:r>
           <w:rPr>
             <w:rStyle w:val="aff8"/>
@@ -584,7 +584,7 @@
             <w:noProof/>
             <w:webHidden/>
           </w:rPr>
-          <w:instrText xml:space="preserve"> PAGEREF _Toc242864240 \h </w:instrText>
+          <w:instrText xml:space="preserve"> PAGEREF _Toc242868086 \h </w:instrText>
         </w:r>
         <w:r>
           <w:rPr>
@@ -631,7 +631,7 @@
           <w14:ligatures w14:val="standardContextual"/>
         </w:rPr>
       </w:pPr>
-      <w:hyperlink w:anchor="_Toc242864241" w:history="1">
+      <w:hyperlink w:anchor="_Toc242868087" w:history="1">
         <w:r>
           <w:rPr>
             <w:rStyle w:val="aff8"/>
@@ -658,7 +658,7 @@
             <w:noProof/>
             <w:webHidden/>
           </w:rPr>
-          <w:instrText xml:space="preserve"> PAGEREF _Toc242864241 \h </w:instrText>
+          <w:instrText xml:space="preserve"> PAGEREF _Toc242868087 \h </w:instrText>
         </w:r>
         <w:r>
           <w:rPr>
@@ -705,7 +705,7 @@
           <w14:ligatures w14:val="standardContextual"/>
         </w:rPr>
       </w:pPr>
-      <w:hyperlink w:anchor="_Toc242864242" w:history="1">
+      <w:hyperlink w:anchor="_Toc242868088" w:history="1">
         <w:r>
           <w:rPr>
             <w:rStyle w:val="aff8"/>
@@ -732,7 +732,7 @@
             <w:noProof/>
             <w:webHidden/>
           </w:rPr>
-          <w:instrText xml:space="preserve"> PAGEREF _Toc242864242 \h </w:instrText>
+          <w:instrText xml:space="preserve"> PAGEREF _Toc242868088 \h </w:instrText>
         </w:r>
         <w:r>
           <w:rPr>
@@ -779,7 +779,7 @@
           <w14:ligatures w14:val="standardContextual"/>
         </w:rPr>
       </w:pPr>
-      <w:hyperlink w:anchor="_Toc242864243" w:history="1">
+      <w:hyperlink w:anchor="_Toc242868089" w:history="1">
         <w:r>
           <w:rPr>
             <w:rStyle w:val="aff8"/>
@@ -806,7 +806,7 @@
             <w:noProof/>
             <w:webHidden/>
           </w:rPr>
-          <w:instrText xml:space="preserve"> PAGEREF _Toc242864243 \h </w:instrText>
+          <w:instrText xml:space="preserve"> PAGEREF _Toc242868089 \h </w:instrText>
         </w:r>
         <w:r>
           <w:rPr>
@@ -826,7 +826,7 @@
             <w:noProof/>
             <w:webHidden/>
           </w:rPr>
-          <w:t>7</w:t>
+          <w:t>8</w:t>
         </w:r>
         <w:r>
           <w:rPr>
@@ -853,7 +853,7 @@
           <w14:ligatures w14:val="standardContextual"/>
         </w:rPr>
       </w:pPr>
-      <w:hyperlink w:anchor="_Toc242864244" w:history="1">
+      <w:hyperlink w:anchor="_Toc242868090" w:history="1">
         <w:r>
           <w:rPr>
             <w:rStyle w:val="aff8"/>
@@ -880,7 +880,7 @@
             <w:noProof/>
             <w:webHidden/>
           </w:rPr>
-          <w:instrText xml:space="preserve"> PAGEREF _Toc242864244 \h </w:instrText>
+          <w:instrText xml:space="preserve"> PAGEREF _Toc242868090 \h </w:instrText>
         </w:r>
         <w:r>
           <w:rPr>
@@ -927,7 +927,7 @@
           <w14:ligatures w14:val="standardContextual"/>
         </w:rPr>
       </w:pPr>
-      <w:hyperlink w:anchor="_Toc242864245" w:history="1">
+      <w:hyperlink w:anchor="_Toc242868091" w:history="1">
         <w:r>
           <w:rPr>
             <w:rStyle w:val="aff8"/>
@@ -954,7 +954,7 @@
             <w:noProof/>
             <w:webHidden/>
           </w:rPr>
-          <w:instrText xml:space="preserve"> PAGEREF _Toc242864245 \h </w:instrText>
+          <w:instrText xml:space="preserve"> PAGEREF _Toc242868091 \h </w:instrText>
         </w:r>
         <w:r>
           <w:rPr>
@@ -1001,7 +1001,7 @@
           <w14:ligatures w14:val="standardContextual"/>
         </w:rPr>
       </w:pPr>
-      <w:hyperlink w:anchor="_Toc242864246" w:history="1">
+      <w:hyperlink w:anchor="_Toc242868092" w:history="1">
         <w:r>
           <w:rPr>
             <w:rStyle w:val="aff8"/>
@@ -1028,7 +1028,7 @@
             <w:noProof/>
             <w:webHidden/>
           </w:rPr>
-          <w:instrText xml:space="preserve"> PAGEREF _Toc242864246 \h </w:instrText>
+          <w:instrText xml:space="preserve"> PAGEREF _Toc242868092 \h </w:instrText>
         </w:r>
         <w:r>
           <w:rPr>
@@ -1075,7 +1075,7 @@
           <w14:ligatures w14:val="standardContextual"/>
         </w:rPr>
       </w:pPr>
-      <w:hyperlink w:anchor="_Toc242864247" w:history="1">
+      <w:hyperlink w:anchor="_Toc242868093" w:history="1">
         <w:r>
           <w:rPr>
             <w:rStyle w:val="aff8"/>
@@ -1102,7 +1102,7 @@
             <w:noProof/>
             <w:webHidden/>
           </w:rPr>
-          <w:instrText xml:space="preserve"> PAGEREF _Toc242864247 \h </w:instrText>
+          <w:instrText xml:space="preserve"> PAGEREF _Toc242868093 \h </w:instrText>
         </w:r>
         <w:r>
           <w:rPr>
@@ -1147,7 +1147,7 @@
         <w:pStyle w:val="1"/>
         <w:pageBreakBefore/>
       </w:pPr>
-      <w:bookmarkStart w:id="0" w:name="_Toc242864237"/>
+      <w:bookmarkStart w:id="0" w:name="_Toc242868083"/>
       <w:r>
         <w:rPr>
           <w:rFonts w:ascii="Times New Roman" w:eastAsia="Times New Roman" w:hAnsi="Times New Roman" w:cs="Times New Roman"/>
@@ -1224,7 +1224,7 @@
         <w:pStyle w:val="1"/>
         <w:pageBreakBefore/>
       </w:pPr>
-      <w:bookmarkStart w:id="1" w:name="_Toc242864238"/>
+      <w:bookmarkStart w:id="1" w:name="_Toc242868084"/>
       <w:r>
         <w:rPr>
           <w:rFonts w:ascii="Times New Roman" w:eastAsia="Times New Roman" w:hAnsi="Times New Roman" w:cs="Times New Roman"/>
@@ -1239,7 +1239,7 @@
       <w:pPr>
         <w:pStyle w:val="21"/>
       </w:pPr>
-      <w:bookmarkStart w:id="2" w:name="_Toc242864239"/>
+      <w:bookmarkStart w:id="2" w:name="_Toc242868085"/>
       <w:r>
         <w:rPr>
           <w:rFonts w:ascii="Times New Roman" w:eastAsia="Times New Roman" w:hAnsi="Times New Roman" w:cs="Times New Roman"/>
@@ -2082,7 +2082,7 @@
       <w:pPr>
         <w:pStyle w:val="21"/>
       </w:pPr>
-      <w:bookmarkStart w:id="3" w:name="_Toc242864240"/>
+      <w:bookmarkStart w:id="3" w:name="_Toc242868086"/>
       <w:r>
         <w:rPr>
           <w:rFonts w:ascii="Times New Roman" w:eastAsia="Times New Roman" w:hAnsi="Times New Roman" w:cs="Times New Roman"/>
@@ -2169,7 +2169,16 @@
         <w:jc w:val="both"/>
       </w:pPr>
       <w:r>
-        <w:t>Перед расчётом регистр приводится к нижнему. Используется подготовка текста из ЛР2: русский алфавит содержит 32 символа, буква «ё» заменяется на «е». Пробелы, переводы строк, цифры, знаки препинания и буквы других алфавитов удаляются. Символы склеиваются в одну строку, поэтому окна могут проходить через бывшие границы слов. Для английского языка предусмотрен алфавит из 26 букв; язык выбирается в меню.</w:t>
+        <w:t xml:space="preserve">Перед расчётом регистр приводится к нижнему. Используется подготовка текста из ЛР2: русский алфавит содержит 32 символа, буква «ё» заменяется на «е». Пробелы, переводы строк, цифры, знаки препинания и буквы других алфавитов удаляются. Символы склеиваются в одну строку, поэтому окна могут проходить через бывшие границы слов. Для английского языка предусмотрен алфавит из 26 букв; язык выбирается в </w:t>
+      </w:r>
+      <w:r>
+        <w:rPr>
+          <w:i/>
+        </w:rPr>
+        <w:t>TUI</w:t>
+      </w:r>
+      <w:r>
+        <w:t>.</w:t>
       </w:r>
     </w:p>
     <w:p>
@@ -2177,24 +2186,34 @@
         <w:jc w:val="both"/>
       </w:pPr>
       <w:r>
-        <w:t xml:space="preserve">После предобработки получено 158 букв. Очищенная строка сохранена в файле </w:t>
-      </w:r>
-      <w:r>
-        <w:rPr>
-          <w:rFonts w:ascii="DejaVu Sans" w:eastAsia="DejaVu Sans" w:hAnsi="DejaVu Sans" w:cs="DejaVu Sans"/>
-          <w:sz w:val="22"/>
-        </w:rPr>
-        <w:t>lab_3/outputs/prepared.txt</w:t>
-      </w:r>
-      <w:r>
-        <w:t>.</w:t>
+        <w:t xml:space="preserve">После предобработки получено 158 букв. Очищенная строка и остальные результаты каждого запуска сохраняются в отдельной датированной папке внутри </w:t>
+      </w:r>
+      <w:r>
+        <w:rPr>
+          <w:rFonts w:ascii="DejaVu Sans" w:eastAsia="DejaVu Sans" w:hAnsi="DejaVu Sans" w:cs="DejaVu Sans"/>
+          <w:sz w:val="22"/>
+        </w:rPr>
+        <w:t>outputs/</w:t>
+      </w:r>
+      <w:r>
+        <w:t xml:space="preserve">; в корне </w:t>
+      </w:r>
+      <w:r>
+        <w:rPr>
+          <w:rFonts w:ascii="DejaVu Sans" w:eastAsia="DejaVu Sans" w:hAnsi="DejaVu Sans" w:cs="DejaVu Sans"/>
+          <w:sz w:val="22"/>
+        </w:rPr>
+        <w:t>outputs/</w:t>
+      </w:r>
+      <w:r>
+        <w:t xml:space="preserve"> остаются копии последнего расчёта.</w:t>
       </w:r>
     </w:p>
     <w:p>
       <w:pPr>
         <w:pStyle w:val="21"/>
       </w:pPr>
-      <w:bookmarkStart w:id="4" w:name="_Toc242864241"/>
+      <w:bookmarkStart w:id="4" w:name="_Toc242868087"/>
       <w:r>
         <w:rPr>
           <w:rFonts w:ascii="Times New Roman" w:eastAsia="Times New Roman" w:hAnsi="Times New Roman" w:cs="Times New Roman"/>
@@ -2209,7 +2228,7 @@
         <w:jc w:val="both"/>
       </w:pPr>
       <w:r>
-        <w:t>1. Получить текст из консоли или файла и выбрать язык.</w:t>
+        <w:t>1. Ввести текст во вкладке «Текст» либо загрузить его из файла и выбрать язык.</w:t>
       </w:r>
     </w:p>
     <w:p>
@@ -2369,10 +2388,7 @@
         <w:jc w:val="both"/>
       </w:pPr>
       <w:r>
-        <w:t xml:space="preserve">6. </w:t>
-      </w:r>
-      <w:r>
-        <w:t>Сохранить результаты и график, соединяющий пять точек прямыми отрезками.</w:t>
+        <w:t>6. Сохранить результаты и график, соединяющий пять точек прямыми отрезками.</w:t>
       </w:r>
     </w:p>
     <w:p>
@@ -2433,7 +2449,7 @@
         <w:jc w:val="both"/>
       </w:pPr>
       <w:r>
-        <w:t xml:space="preserve">Для запуска меню из корня проекта используется команда </w:t>
+        <w:t xml:space="preserve">Интерактивный режим запускается командой </w:t>
       </w:r>
       <w:r>
         <w:rPr>
@@ -2443,17 +2459,57 @@
         <w:t>python -m lab_3.main</w:t>
       </w:r>
       <w:r>
-        <w:t xml:space="preserve">. Ввод многострочного текста завершается отдельной строкой </w:t>
-      </w:r>
-      <w:r>
-        <w:rPr>
-          <w:rFonts w:ascii="DejaVu Sans" w:eastAsia="DejaVu Sans" w:hAnsi="DejaVu Sans" w:cs="DejaVu Sans"/>
-          <w:sz w:val="22"/>
-        </w:rPr>
-        <w:t>END</w:t>
-      </w:r>
-      <w:r>
-        <w:t xml:space="preserve">. Пункт 3 переключает язык, пункт 4 загружает вариант 16 и выбирает русский язык. Воспроизводимый расчёт выполняется командой </w:t>
+        <w:t xml:space="preserve">: текст можно вставить в многострочное поле или загрузить из файла, затем выбрать русский или английский язык и нажать «Посчитать». Кнопка «Открыть вариант 16» загружает исходный фрагмент. После расчёта вкладка «Результаты» показывает график и сводку </w:t>
+      </w:r>
+      <w:r>
+        <w:rPr>
+          <w:i/>
+        </w:rPr>
+        <w:t>Hk/k</w:t>
+      </w:r>
+      <w:r>
+        <w:t xml:space="preserve">; таблица частот позволяет выбрать </w:t>
+      </w:r>
+      <w:r>
+        <w:rPr>
+          <w:i/>
+        </w:rPr>
+        <w:t>k</w:t>
+      </w:r>
+      <w:r>
+        <w:t xml:space="preserve"> от 1 до 5. Полную очищенную строку можно открыть в свёрнутой </w:t>
+      </w:r>
+      <w:r>
+        <w:lastRenderedPageBreak/>
+        <w:t xml:space="preserve">секции «Обработанный текст». Сочетание </w:t>
+      </w:r>
+      <w:r>
+        <w:rPr>
+          <w:rFonts w:ascii="DejaVu Sans" w:eastAsia="DejaVu Sans" w:hAnsi="DejaVu Sans" w:cs="DejaVu Sans"/>
+          <w:sz w:val="22"/>
+        </w:rPr>
+        <w:t>Ctrl+O</w:t>
+      </w:r>
+      <w:r>
+        <w:t xml:space="preserve"> открывает </w:t>
+      </w:r>
+      <w:r>
+        <w:rPr>
+          <w:i/>
+        </w:rPr>
+        <w:t>PNG</w:t>
+      </w:r>
+      <w:r>
+        <w:t xml:space="preserve">-график </w:t>
+      </w:r>
+      <w:r>
+        <w:rPr>
+          <w:i/>
+        </w:rPr>
+        <w:t>matplotlib</w:t>
+      </w:r>
+      <w:r>
+        <w:t xml:space="preserve">. Команда </w:t>
       </w:r>
       <w:r>
         <w:rPr>
@@ -2463,7 +2519,7 @@
         <w:t>python -m lab_3.main --file lab_3/texts/variant_16.txt</w:t>
       </w:r>
       <w:r>
-        <w:t>.</w:t>
+        <w:t xml:space="preserve"> выполняет пакетный расчёт и выводит таблицы в консоль.</w:t>
       </w:r>
     </w:p>
     <w:p>
@@ -2496,12 +2552,11 @@
       <w:pPr>
         <w:pStyle w:val="21"/>
       </w:pPr>
-      <w:bookmarkStart w:id="5" w:name="_Toc242864242"/>
+      <w:bookmarkStart w:id="5" w:name="_Toc242868088"/>
       <w:r>
         <w:rPr>
           <w:rFonts w:ascii="Times New Roman" w:eastAsia="Times New Roman" w:hAnsi="Times New Roman" w:cs="Times New Roman"/>
         </w:rPr>
-        <w:lastRenderedPageBreak/>
         <w:t>4. Результаты</w:t>
       </w:r>
       <w:bookmarkEnd w:id="5"/>
@@ -3996,6 +4051,7 @@
               <w:ind w:firstLine="0"/>
             </w:pPr>
             <w:r>
+              <w:lastRenderedPageBreak/>
               <w:t>5</w:t>
             </w:r>
           </w:p>
@@ -4059,16 +4115,25 @@
         <w:t>k</w:t>
       </w:r>
       <w:r>
-        <w:t xml:space="preserve">-граммы в таблице упорядочены по алфавиту. Полные частотные таблицы для всех пяти значений </w:t>
+        <w:t xml:space="preserve">-граммы упорядочены по алфавиту. В </w:t>
       </w:r>
       <w:r>
         <w:rPr>
           <w:i/>
         </w:rPr>
+        <w:t>TUI</w:t>
+      </w:r>
+      <w:r>
+        <w:t xml:space="preserve"> частоты просматриваются в таблице по выбранному </w:t>
+      </w:r>
+      <w:r>
+        <w:rPr>
+          <w:i/>
+        </w:rPr>
         <w:t>k</w:t>
       </w:r>
       <w:r>
-        <w:t xml:space="preserve"> выведены в консоль и сохранены в </w:t>
+        <w:t xml:space="preserve">; пакетный режим выводит полные частотные таблицы в консоль. Файлы </w:t>
       </w:r>
       <w:r>
         <w:rPr>
@@ -4078,7 +4143,7 @@
         <w:t>frequencies.csv</w:t>
       </w:r>
       <w:r>
-        <w:t xml:space="preserve">. Файл </w:t>
+        <w:t xml:space="preserve">, </w:t>
       </w:r>
       <w:r>
         <w:rPr>
@@ -4088,7 +4153,7 @@
         <w:t>entropy.csv</w:t>
       </w:r>
       <w:r>
-        <w:t xml:space="preserve"> содержит итоговые значения без округления; </w:t>
+        <w:t xml:space="preserve">, </w:t>
       </w:r>
       <w:r>
         <w:rPr>
@@ -4098,7 +4163,16 @@
         <w:t>analysis.txt</w:t>
       </w:r>
       <w:r>
-        <w:t xml:space="preserve"> содержит полный текстовый вывод.</w:t>
+        <w:t xml:space="preserve">, исходный и очищенный текст, а также </w:t>
+      </w:r>
+      <w:r>
+        <w:rPr>
+          <w:i/>
+        </w:rPr>
+        <w:t>PNG</w:t>
+      </w:r>
+      <w:r>
+        <w:t>-график сохраняются в отдельной папке с датой и временем внутри выходного каталога; копии последнего расчёта остаются в корне этого каталога.</w:t>
       </w:r>
     </w:p>
     <w:p/>
@@ -4113,9 +4187,8 @@
         <w:rPr>
           <w:noProof/>
         </w:rPr>
-        <w:lastRenderedPageBreak/>
         <w:drawing>
-          <wp:inline distT="0" distB="0" distL="0" distR="0" wp14:anchorId="64356507" wp14:editId="6F71A41E">
+          <wp:inline distT="0" distB="0" distL="0" distR="0" wp14:anchorId="44BE9760" wp14:editId="5EC20B0D">
             <wp:extent cx="5400000" cy="3240000"/>
             <wp:effectExtent l="0" t="0" r="0" b="0"/>
             <wp:docPr id="1" name="Picture 1"/>
@@ -4357,6 +4430,7 @@
         <w:rPr>
           <w:i/>
         </w:rPr>
+        <w:lastRenderedPageBreak/>
         <w:t>k</w:t>
       </w:r>
       <w:r>
@@ -4499,7 +4573,7 @@
       <w:pPr>
         <w:pStyle w:val="21"/>
       </w:pPr>
-      <w:bookmarkStart w:id="6" w:name="_Toc242864243"/>
+      <w:bookmarkStart w:id="6" w:name="_Toc242868089"/>
       <w:r>
         <w:rPr>
           <w:rFonts w:ascii="Times New Roman" w:eastAsia="Times New Roman" w:hAnsi="Times New Roman" w:cs="Times New Roman"/>
@@ -4513,11 +4587,7 @@
         <w:jc w:val="both"/>
       </w:pPr>
       <w:r>
-        <w:t xml:space="preserve">Проверены фильтрация по русскому и английскому алфавитам, замена «ё» на «е», перекрывающиеся окна, текст из одной буквы, строка одинаковых </w:t>
-      </w:r>
-      <w:r>
-        <w:lastRenderedPageBreak/>
-        <w:t>букв, пустой результат фильтрации и сохранение энтропии при взаимно однозначной замене символов.</w:t>
+        <w:t>Проверены фильтрация по русскому и английскому алфавитам, замена «ё» на «е», перекрывающиеся окна, текст из одной буквы, строка одинаковых букв, пустой результат фильтрации и сохранение энтропии при взаимно однозначной замене символов.</w:t>
       </w:r>
     </w:p>
     <w:p>
@@ -4704,7 +4774,7 @@
         <w:pStyle w:val="1"/>
         <w:pageBreakBefore/>
       </w:pPr>
-      <w:bookmarkStart w:id="7" w:name="_Toc242864244"/>
+      <w:bookmarkStart w:id="7" w:name="_Toc242868090"/>
       <w:r>
         <w:rPr>
           <w:rFonts w:ascii="Times New Roman" w:eastAsia="Times New Roman" w:hAnsi="Times New Roman" w:cs="Times New Roman"/>
@@ -4720,7 +4790,16 @@
         <w:jc w:val="both"/>
       </w:pPr>
       <w:r>
-        <w:t xml:space="preserve">Реализован частотный анализ открытого текста с вводом из консоли и файла, выбором языка, очисткой до символов целевого алфавита и вычислением энтропии перекрывающихся </w:t>
+        <w:t xml:space="preserve">Реализован частотный анализ открытого текста с вводом в </w:t>
+      </w:r>
+      <w:r>
+        <w:rPr>
+          <w:i/>
+        </w:rPr>
+        <w:t>TUI</w:t>
+      </w:r>
+      <w:r>
+        <w:t xml:space="preserve"> или загрузкой из файла, выбором языка, очисткой до символов целевого алфавита и вычислением энтропии перекрывающихся </w:t>
       </w:r>
       <w:r>
         <w:rPr>
@@ -4746,7 +4825,7 @@
         <w:pStyle w:val="1"/>
         <w:pageBreakBefore/>
       </w:pPr>
-      <w:bookmarkStart w:id="8" w:name="_Toc242864245"/>
+      <w:bookmarkStart w:id="8" w:name="_Toc242868091"/>
       <w:r>
         <w:rPr>
           <w:rFonts w:ascii="Times New Roman" w:eastAsia="Times New Roman" w:hAnsi="Times New Roman" w:cs="Times New Roman"/>
@@ -4762,10 +4841,7 @@
         <w:jc w:val="both"/>
       </w:pPr>
       <w:r>
-        <w:t xml:space="preserve">1. </w:t>
-      </w:r>
-      <w:r>
-        <w:t>Математические основы защиты информации: методические указания к лабораторным работам. Лабораторная работа № 3 «Модель открытого текста». С. 24–30. Приложение 3. С. 52.</w:t>
+        <w:t>1. Математические основы защиты информации: методические указания к лабораторным работам. Лабораторная работа № 3 «Модель открытого текста». С. 24–30. Приложение 3. С. 52.</w:t>
       </w:r>
     </w:p>
     <w:p>
@@ -4773,7 +4849,7 @@
         <w:pStyle w:val="1"/>
         <w:pageBreakBefore/>
       </w:pPr>
-      <w:bookmarkStart w:id="9" w:name="_Toc242864246"/>
+      <w:bookmarkStart w:id="9" w:name="_Toc242868092"/>
       <w:r>
         <w:rPr>
           <w:rFonts w:ascii="Times New Roman" w:eastAsia="Times New Roman" w:hAnsi="Times New Roman" w:cs="Times New Roman"/>
@@ -4788,12 +4864,18 @@
       <w:pPr>
         <w:pStyle w:val="21"/>
       </w:pPr>
-      <w:bookmarkStart w:id="10" w:name="_Toc242864247"/>
+      <w:bookmarkStart w:id="10" w:name="_Toc242868093"/>
       <w:r>
         <w:rPr>
           <w:rFonts w:ascii="Times New Roman" w:eastAsia="Times New Roman" w:hAnsi="Times New Roman" w:cs="Times New Roman"/>
         </w:rPr>
-        <w:t>6. Код программы</w:t>
+        <w:t xml:space="preserve">6. </w:t>
+      </w:r>
+      <w:r>
+        <w:rPr>
+          <w:rFonts w:ascii="Times New Roman" w:eastAsia="Times New Roman" w:hAnsi="Times New Roman" w:cs="Times New Roman"/>
+        </w:rPr>
+        <w:t>Код программы</w:t>
       </w:r>
       <w:bookmarkEnd w:id="10"/>
     </w:p>
@@ -4822,7 +4904,16 @@
         <w:t>common.io_utils.read_text_file</w:t>
       </w:r>
       <w:r>
-        <w:t xml:space="preserve"> из предыдущих лабораторных работ. Ниже приведён полный код новых модулей анализа и консольного интерфейса.</w:t>
+        <w:t xml:space="preserve"> из предыдущих лабораторных работ. Ниже приведён актуальный код модулей расчёта, пакетного запуска и </w:t>
+      </w:r>
+      <w:r>
+        <w:rPr>
+          <w:i/>
+        </w:rPr>
+        <w:t>TUI</w:t>
+      </w:r>
+      <w:r>
+        <w:t>.</w:t>
       </w:r>
     </w:p>
     <w:p>
@@ -5400,7 +5491,7 @@
           <w:rFonts w:ascii="DejaVu Sans" w:eastAsia="DejaVu Sans" w:hAnsi="DejaVu Sans" w:cs="DejaVu Sans"/>
           <w:sz w:val="22"/>
         </w:rPr>
-        <w:t>"""Консольное меню и пакетный запуск: python -m lab_3.main."""</w:t>
+        <w:t>"""TUI и пакетный запуск: python -m lab_3.main."""</w:t>
       </w:r>
     </w:p>
     <w:p>
@@ -5445,6 +5536,19 @@
           <w:rFonts w:ascii="DejaVu Sans" w:eastAsia="DejaVu Sans" w:hAnsi="DejaVu Sans" w:cs="DejaVu Sans"/>
           <w:sz w:val="22"/>
         </w:rPr>
+        <w:t>from datetime import datetime</w:t>
+      </w:r>
+    </w:p>
+    <w:p>
+      <w:pPr>
+        <w:spacing w:line="240" w:lineRule="auto"/>
+        <w:ind w:firstLine="0"/>
+      </w:pPr>
+      <w:r>
+        <w:rPr>
+          <w:rFonts w:ascii="DejaVu Sans" w:eastAsia="DejaVu Sans" w:hAnsi="DejaVu Sans" w:cs="DejaVu Sans"/>
+          <w:sz w:val="22"/>
+        </w:rPr>
         <w:t>from pathlib import Path</w:t>
       </w:r>
     </w:p>
@@ -5453,6 +5557,19 @@
         <w:spacing w:line="240" w:lineRule="auto"/>
         <w:ind w:firstLine="0"/>
       </w:pPr>
+      <w:r>
+        <w:rPr>
+          <w:rFonts w:ascii="DejaVu Sans" w:eastAsia="DejaVu Sans" w:hAnsi="DejaVu Sans" w:cs="DejaVu Sans"/>
+          <w:sz w:val="22"/>
+        </w:rPr>
+        <w:t>import shutil</w:t>
+      </w:r>
+    </w:p>
+    <w:p>
+      <w:pPr>
+        <w:spacing w:line="240" w:lineRule="auto"/>
+        <w:ind w:firstLine="0"/>
+      </w:pPr>
     </w:p>
     <w:p>
       <w:pPr>
@@ -5760,20 +5877,20 @@
           <w:rFonts w:ascii="DejaVu Sans" w:eastAsia="DejaVu Sans" w:hAnsi="DejaVu Sans" w:cs="DejaVu Sans"/>
           <w:sz w:val="22"/>
         </w:rPr>
-        <w:t>def run_analysis(text: str, language: str, output: Path = OUTPUT) -&gt; None:</w:t>
-      </w:r>
-    </w:p>
-    <w:p>
-      <w:pPr>
-        <w:spacing w:line="240" w:lineRule="auto"/>
-        <w:ind w:firstLine="0"/>
-      </w:pPr>
-      <w:r>
-        <w:rPr>
-          <w:rFonts w:ascii="DejaVu Sans" w:eastAsia="DejaVu Sans" w:hAnsi="DejaVu Sans" w:cs="DejaVu Sans"/>
-          <w:sz w:val="22"/>
-        </w:rPr>
-        <w:t xml:space="preserve">    """Вывести все частоты и сохранить текст, таблицы и график."""</w:t>
+        <w:t>def run_analysis(text: str, language: str, output: Path = OUTPUT) -&gt; Path:</w:t>
+      </w:r>
+    </w:p>
+    <w:p>
+      <w:pPr>
+        <w:spacing w:line="240" w:lineRule="auto"/>
+        <w:ind w:firstLine="0"/>
+      </w:pPr>
+      <w:r>
+        <w:rPr>
+          <w:rFonts w:ascii="DejaVu Sans" w:eastAsia="DejaVu Sans" w:hAnsi="DejaVu Sans" w:cs="DejaVu Sans"/>
+          <w:sz w:val="22"/>
+        </w:rPr>
+        <w:t xml:space="preserve">    """Вывести анализ и сохранить отдельный архив вычисления с графиком."""</w:t>
       </w:r>
     </w:p>
     <w:p>
@@ -5825,6 +5942,33 @@
           <w:rFonts w:ascii="DejaVu Sans" w:eastAsia="DejaVu Sans" w:hAnsi="DejaVu Sans" w:cs="DejaVu Sans"/>
           <w:sz w:val="22"/>
         </w:rPr>
+        <w:t xml:space="preserve">    run_dir = output / datetime.now().strftime("%Y-%m-%d_%H-%M-%S_%f")</w:t>
+      </w:r>
+    </w:p>
+    <w:p>
+      <w:pPr>
+        <w:spacing w:line="240" w:lineRule="auto"/>
+        <w:ind w:firstLine="0"/>
+      </w:pPr>
+      <w:r>
+        <w:rPr>
+          <w:rFonts w:ascii="DejaVu Sans" w:eastAsia="DejaVu Sans" w:hAnsi="DejaVu Sans" w:cs="DejaVu Sans"/>
+          <w:sz w:val="22"/>
+        </w:rPr>
+        <w:lastRenderedPageBreak/>
+        <w:t xml:space="preserve">    run_dir.mkdir()</w:t>
+      </w:r>
+    </w:p>
+    <w:p>
+      <w:pPr>
+        <w:spacing w:line="240" w:lineRule="auto"/>
+        <w:ind w:firstLine="0"/>
+      </w:pPr>
+      <w:r>
+        <w:rPr>
+          <w:rFonts w:ascii="DejaVu Sans" w:eastAsia="DejaVu Sans" w:hAnsi="DejaVu Sans" w:cs="DejaVu Sans"/>
+          <w:sz w:val="22"/>
+        </w:rPr>
         <w:t xml:space="preserve">    lines = [f"Язык: {language}; букв после обработки: {len(cleaned)}",</w:t>
       </w:r>
     </w:p>
@@ -5864,423 +6008,2207 @@
           <w:rFonts w:ascii="DejaVu Sans" w:eastAsia="DejaVu Sans" w:hAnsi="DejaVu Sans" w:cs="DejaVu Sans"/>
           <w:sz w:val="22"/>
         </w:rPr>
+        <w:t xml:space="preserve">    with (run_dir / "frequencies.csv").open("w", encoding="utf-8-sig", newline="") as f:</w:t>
+      </w:r>
+    </w:p>
+    <w:p>
+      <w:pPr>
+        <w:spacing w:line="240" w:lineRule="auto"/>
+        <w:ind w:firstLine="0"/>
+      </w:pPr>
+      <w:r>
+        <w:rPr>
+          <w:rFonts w:ascii="DejaVu Sans" w:eastAsia="DejaVu Sans" w:hAnsi="DejaVu Sans" w:cs="DejaVu Sans"/>
+          <w:sz w:val="22"/>
+        </w:rPr>
+        <w:t xml:space="preserve">        writer = csv.writer(f)</w:t>
+      </w:r>
+    </w:p>
+    <w:p>
+      <w:pPr>
+        <w:spacing w:line="240" w:lineRule="auto"/>
+        <w:ind w:firstLine="0"/>
+      </w:pPr>
+      <w:r>
+        <w:rPr>
+          <w:rFonts w:ascii="DejaVu Sans" w:eastAsia="DejaVu Sans" w:hAnsi="DejaVu Sans" w:cs="DejaVu Sans"/>
+          <w:sz w:val="22"/>
+        </w:rPr>
+        <w:t xml:space="preserve">        writer.writerow(["k", "gram", "count", "probability"])</w:t>
+      </w:r>
+    </w:p>
+    <w:p>
+      <w:pPr>
+        <w:spacing w:line="240" w:lineRule="auto"/>
+        <w:ind w:firstLine="0"/>
+      </w:pPr>
+      <w:r>
+        <w:rPr>
+          <w:rFonts w:ascii="DejaVu Sans" w:eastAsia="DejaVu Sans" w:hAnsi="DejaVu Sans" w:cs="DejaVu Sans"/>
+          <w:sz w:val="22"/>
+        </w:rPr>
+        <w:t xml:space="preserve">        for r in results:</w:t>
+      </w:r>
+    </w:p>
+    <w:p>
+      <w:pPr>
+        <w:spacing w:line="240" w:lineRule="auto"/>
+        <w:ind w:firstLine="0"/>
+      </w:pPr>
+      <w:r>
+        <w:rPr>
+          <w:rFonts w:ascii="DejaVu Sans" w:eastAsia="DejaVu Sans" w:hAnsi="DejaVu Sans" w:cs="DejaVu Sans"/>
+          <w:sz w:val="22"/>
+        </w:rPr>
+        <w:t xml:space="preserve">            lines.append(f"\nk={r.k}; окон: {r.total}; различных: {len(r.counts)}")</w:t>
+      </w:r>
+    </w:p>
+    <w:p>
+      <w:pPr>
+        <w:spacing w:line="240" w:lineRule="auto"/>
+        <w:ind w:firstLine="0"/>
+      </w:pPr>
+      <w:r>
+        <w:rPr>
+          <w:rFonts w:ascii="DejaVu Sans" w:eastAsia="DejaVu Sans" w:hAnsi="DejaVu Sans" w:cs="DejaVu Sans"/>
+          <w:sz w:val="22"/>
+        </w:rPr>
+        <w:t xml:space="preserve">            for gram, n in sorted(r.counts.items(), key=lambda x: (-x[1], x[0])):</w:t>
+      </w:r>
+    </w:p>
+    <w:p>
+      <w:pPr>
+        <w:spacing w:line="240" w:lineRule="auto"/>
+        <w:ind w:firstLine="0"/>
+      </w:pPr>
+      <w:r>
+        <w:rPr>
+          <w:rFonts w:ascii="DejaVu Sans" w:eastAsia="DejaVu Sans" w:hAnsi="DejaVu Sans" w:cs="DejaVu Sans"/>
+          <w:sz w:val="22"/>
+        </w:rPr>
+        <w:t xml:space="preserve">                p = n / r.total</w:t>
+      </w:r>
+    </w:p>
+    <w:p>
+      <w:pPr>
+        <w:spacing w:line="240" w:lineRule="auto"/>
+        <w:ind w:firstLine="0"/>
+      </w:pPr>
+      <w:r>
+        <w:rPr>
+          <w:rFonts w:ascii="DejaVu Sans" w:eastAsia="DejaVu Sans" w:hAnsi="DejaVu Sans" w:cs="DejaVu Sans"/>
+          <w:sz w:val="22"/>
+        </w:rPr>
+        <w:t xml:space="preserve">                lines.append(f"{gram}: {n}; p={p:.8f}")</w:t>
+      </w:r>
+    </w:p>
+    <w:p>
+      <w:pPr>
+        <w:spacing w:line="240" w:lineRule="auto"/>
+        <w:ind w:firstLine="0"/>
+      </w:pPr>
+      <w:r>
+        <w:rPr>
+          <w:rFonts w:ascii="DejaVu Sans" w:eastAsia="DejaVu Sans" w:hAnsi="DejaVu Sans" w:cs="DejaVu Sans"/>
+          <w:sz w:val="22"/>
+        </w:rPr>
+        <w:t xml:space="preserve">                writer.writerow([r.k, gram, n, p])</w:t>
+      </w:r>
+    </w:p>
+    <w:p>
+      <w:pPr>
+        <w:spacing w:line="240" w:lineRule="auto"/>
+        <w:ind w:firstLine="0"/>
+      </w:pPr>
+      <w:r>
+        <w:rPr>
+          <w:rFonts w:ascii="DejaVu Sans" w:eastAsia="DejaVu Sans" w:hAnsi="DejaVu Sans" w:cs="DejaVu Sans"/>
+          <w:sz w:val="22"/>
+        </w:rPr>
+        <w:t xml:space="preserve">    lines.append("\nk    Hk, бит    Hk/k, бит/символ")</w:t>
+      </w:r>
+    </w:p>
+    <w:p>
+      <w:pPr>
+        <w:spacing w:line="240" w:lineRule="auto"/>
+        <w:ind w:firstLine="0"/>
+      </w:pPr>
+      <w:r>
+        <w:rPr>
+          <w:rFonts w:ascii="DejaVu Sans" w:eastAsia="DejaVu Sans" w:hAnsi="DejaVu Sans" w:cs="DejaVu Sans"/>
+          <w:sz w:val="22"/>
+        </w:rPr>
+        <w:t xml:space="preserve">    with (run_dir / "entropy.csv").open("w", encoding="utf-8-sig", newline="") as f:</w:t>
+      </w:r>
+    </w:p>
+    <w:p>
+      <w:pPr>
+        <w:spacing w:line="240" w:lineRule="auto"/>
+        <w:ind w:firstLine="0"/>
+      </w:pPr>
+      <w:r>
+        <w:rPr>
+          <w:rFonts w:ascii="DejaVu Sans" w:eastAsia="DejaVu Sans" w:hAnsi="DejaVu Sans" w:cs="DejaVu Sans"/>
+          <w:sz w:val="22"/>
+        </w:rPr>
+        <w:t xml:space="preserve">        writer = csv.writer(f)</w:t>
+      </w:r>
+    </w:p>
+    <w:p>
+      <w:pPr>
+        <w:spacing w:line="240" w:lineRule="auto"/>
+        <w:ind w:firstLine="0"/>
+      </w:pPr>
+      <w:r>
+        <w:rPr>
+          <w:rFonts w:ascii="DejaVu Sans" w:eastAsia="DejaVu Sans" w:hAnsi="DejaVu Sans" w:cs="DejaVu Sans"/>
+          <w:sz w:val="22"/>
+        </w:rPr>
+        <w:t xml:space="preserve">        writer.writerow(["k", "windows", "unique", "Hk", "Hk/k"])</w:t>
+      </w:r>
+    </w:p>
+    <w:p>
+      <w:pPr>
+        <w:spacing w:line="240" w:lineRule="auto"/>
+        <w:ind w:firstLine="0"/>
+      </w:pPr>
+      <w:r>
+        <w:rPr>
+          <w:rFonts w:ascii="DejaVu Sans" w:eastAsia="DejaVu Sans" w:hAnsi="DejaVu Sans" w:cs="DejaVu Sans"/>
+          <w:sz w:val="22"/>
+        </w:rPr>
+        <w:t xml:space="preserve">        for r in results:</w:t>
+      </w:r>
+    </w:p>
+    <w:p>
+      <w:pPr>
+        <w:spacing w:line="240" w:lineRule="auto"/>
+        <w:ind w:firstLine="0"/>
+      </w:pPr>
+      <w:r>
+        <w:rPr>
+          <w:rFonts w:ascii="DejaVu Sans" w:eastAsia="DejaVu Sans" w:hAnsi="DejaVu Sans" w:cs="DejaVu Sans"/>
+          <w:sz w:val="22"/>
+        </w:rPr>
+        <w:t xml:space="preserve">            writer.writerow([r.k, r.total, len(r.counts), r.entropy, r.normalized])</w:t>
+      </w:r>
+    </w:p>
+    <w:p>
+      <w:pPr>
+        <w:spacing w:line="240" w:lineRule="auto"/>
+        <w:ind w:firstLine="0"/>
+      </w:pPr>
+      <w:r>
+        <w:rPr>
+          <w:rFonts w:ascii="DejaVu Sans" w:eastAsia="DejaVu Sans" w:hAnsi="DejaVu Sans" w:cs="DejaVu Sans"/>
+          <w:sz w:val="22"/>
+        </w:rPr>
+        <w:t xml:space="preserve">            lines.append(f"{r.k}    {r.entropy:.8f}    {r.normalized:.8f}"</w:t>
+      </w:r>
+    </w:p>
+    <w:p>
+      <w:pPr>
+        <w:spacing w:line="240" w:lineRule="auto"/>
+        <w:ind w:firstLine="0"/>
+      </w:pPr>
+      <w:r>
+        <w:rPr>
+          <w:rFonts w:ascii="DejaVu Sans" w:eastAsia="DejaVu Sans" w:hAnsi="DejaVu Sans" w:cs="DejaVu Sans"/>
+          <w:sz w:val="22"/>
+        </w:rPr>
+        <w:t xml:space="preserve">                         if r.entropy is not None else f"{r.k}    нет данных")</w:t>
+      </w:r>
+    </w:p>
+    <w:p>
+      <w:pPr>
+        <w:spacing w:line="240" w:lineRule="auto"/>
+        <w:ind w:firstLine="0"/>
+      </w:pPr>
+      <w:r>
+        <w:rPr>
+          <w:rFonts w:ascii="DejaVu Sans" w:eastAsia="DejaVu Sans" w:hAnsi="DejaVu Sans" w:cs="DejaVu Sans"/>
+          <w:sz w:val="22"/>
+        </w:rPr>
+        <w:t xml:space="preserve">    lines.append(f"Hk: {[r.entropy for r in results]}")</w:t>
+      </w:r>
+    </w:p>
+    <w:p>
+      <w:pPr>
+        <w:spacing w:line="240" w:lineRule="auto"/>
+        <w:ind w:firstLine="0"/>
+      </w:pPr>
+      <w:r>
+        <w:rPr>
+          <w:rFonts w:ascii="DejaVu Sans" w:eastAsia="DejaVu Sans" w:hAnsi="DejaVu Sans" w:cs="DejaVu Sans"/>
+          <w:sz w:val="22"/>
+        </w:rPr>
+        <w:t xml:space="preserve">    lines.append(f"Hk/k: {[r.normalized for r in results]}")</w:t>
+      </w:r>
+    </w:p>
+    <w:p>
+      <w:pPr>
+        <w:spacing w:line="240" w:lineRule="auto"/>
+        <w:ind w:firstLine="0"/>
+      </w:pPr>
+      <w:r>
+        <w:rPr>
+          <w:rFonts w:ascii="DejaVu Sans" w:eastAsia="DejaVu Sans" w:hAnsi="DejaVu Sans" w:cs="DejaVu Sans"/>
+          <w:sz w:val="22"/>
+        </w:rPr>
+        <w:t xml:space="preserve">    content = "\n".join(lines)</w:t>
+      </w:r>
+    </w:p>
+    <w:p>
+      <w:pPr>
+        <w:spacing w:line="240" w:lineRule="auto"/>
+        <w:ind w:firstLine="0"/>
+      </w:pPr>
+      <w:r>
+        <w:rPr>
+          <w:rFonts w:ascii="DejaVu Sans" w:eastAsia="DejaVu Sans" w:hAnsi="DejaVu Sans" w:cs="DejaVu Sans"/>
+          <w:sz w:val="22"/>
+        </w:rPr>
+        <w:t xml:space="preserve">    (run_dir / "analysis.txt").write_text(content, encoding="utf-8")</w:t>
+      </w:r>
+    </w:p>
+    <w:p>
+      <w:pPr>
+        <w:spacing w:line="240" w:lineRule="auto"/>
+        <w:ind w:firstLine="0"/>
+      </w:pPr>
+      <w:r>
+        <w:rPr>
+          <w:rFonts w:ascii="DejaVu Sans" w:eastAsia="DejaVu Sans" w:hAnsi="DejaVu Sans" w:cs="DejaVu Sans"/>
+          <w:sz w:val="22"/>
+        </w:rPr>
+        <w:t xml:space="preserve">    (run_dir / "prepared.txt").write_text(cleaned, encoding="utf-8")</w:t>
+      </w:r>
+    </w:p>
+    <w:p>
+      <w:pPr>
+        <w:spacing w:line="240" w:lineRule="auto"/>
+        <w:ind w:firstLine="0"/>
+      </w:pPr>
+      <w:r>
+        <w:rPr>
+          <w:rFonts w:ascii="DejaVu Sans" w:eastAsia="DejaVu Sans" w:hAnsi="DejaVu Sans" w:cs="DejaVu Sans"/>
+          <w:sz w:val="22"/>
+        </w:rPr>
+        <w:t xml:space="preserve">    save_plot(results, run_dir / "entropy.png")</w:t>
+      </w:r>
+    </w:p>
+    <w:p>
+      <w:pPr>
+        <w:spacing w:line="240" w:lineRule="auto"/>
+        <w:ind w:firstLine="0"/>
+      </w:pPr>
+      <w:r>
+        <w:rPr>
+          <w:rFonts w:ascii="DejaVu Sans" w:eastAsia="DejaVu Sans" w:hAnsi="DejaVu Sans" w:cs="DejaVu Sans"/>
+          <w:sz w:val="22"/>
+        </w:rPr>
+        <w:t xml:space="preserve">    (run_dir / "input.txt").write_text(text, encoding="utf-8")</w:t>
+      </w:r>
+    </w:p>
+    <w:p>
+      <w:pPr>
+        <w:spacing w:line="240" w:lineRule="auto"/>
+        <w:ind w:firstLine="0"/>
+      </w:pPr>
+      <w:r>
+        <w:rPr>
+          <w:rFonts w:ascii="DejaVu Sans" w:eastAsia="DejaVu Sans" w:hAnsi="DejaVu Sans" w:cs="DejaVu Sans"/>
+          <w:sz w:val="22"/>
+        </w:rPr>
+        <w:t xml:space="preserve">    # Обновить удобные ссылки на последний расчёт и совместимость отчёта.</w:t>
+      </w:r>
+    </w:p>
+    <w:p>
+      <w:pPr>
+        <w:spacing w:line="240" w:lineRule="auto"/>
+        <w:ind w:firstLine="0"/>
+      </w:pPr>
+      <w:r>
+        <w:rPr>
+          <w:rFonts w:ascii="DejaVu Sans" w:eastAsia="DejaVu Sans" w:hAnsi="DejaVu Sans" w:cs="DejaVu Sans"/>
+          <w:sz w:val="22"/>
+        </w:rPr>
+        <w:t xml:space="preserve">    for name in ("analysis.txt", "prepared.txt", "frequencies.csv", "entropy.csv", "entropy.png", "input.txt"):</w:t>
+      </w:r>
+    </w:p>
+    <w:p>
+      <w:pPr>
+        <w:spacing w:line="240" w:lineRule="auto"/>
+        <w:ind w:firstLine="0"/>
+      </w:pPr>
+      <w:r>
+        <w:rPr>
+          <w:rFonts w:ascii="DejaVu Sans" w:eastAsia="DejaVu Sans" w:hAnsi="DejaVu Sans" w:cs="DejaVu Sans"/>
+          <w:sz w:val="22"/>
+        </w:rPr>
+        <w:t xml:space="preserve">        shutil.copy2(run_dir / name, output / name)</w:t>
+      </w:r>
+    </w:p>
+    <w:p>
+      <w:pPr>
+        <w:spacing w:line="240" w:lineRule="auto"/>
+        <w:ind w:firstLine="0"/>
+      </w:pPr>
+      <w:r>
+        <w:rPr>
+          <w:rFonts w:ascii="DejaVu Sans" w:eastAsia="DejaVu Sans" w:hAnsi="DejaVu Sans" w:cs="DejaVu Sans"/>
+          <w:sz w:val="22"/>
+        </w:rPr>
+        <w:t xml:space="preserve">    print(content)</w:t>
+      </w:r>
+    </w:p>
+    <w:p>
+      <w:pPr>
+        <w:spacing w:line="240" w:lineRule="auto"/>
+        <w:ind w:firstLine="0"/>
+      </w:pPr>
+      <w:r>
+        <w:rPr>
+          <w:rFonts w:ascii="DejaVu Sans" w:eastAsia="DejaVu Sans" w:hAnsi="DejaVu Sans" w:cs="DejaVu Sans"/>
+          <w:sz w:val="22"/>
+        </w:rPr>
+        <w:t xml:space="preserve">    print(f"\nРезультаты этого расчёта сохранены: {run_dir.resolve()}")</w:t>
+      </w:r>
+    </w:p>
+    <w:p>
+      <w:pPr>
+        <w:spacing w:line="240" w:lineRule="auto"/>
+        <w:ind w:firstLine="0"/>
+      </w:pPr>
+      <w:r>
+        <w:rPr>
+          <w:rFonts w:ascii="DejaVu Sans" w:eastAsia="DejaVu Sans" w:hAnsi="DejaVu Sans" w:cs="DejaVu Sans"/>
+          <w:sz w:val="22"/>
+        </w:rPr>
+        <w:t xml:space="preserve">    return run_dir</w:t>
+      </w:r>
+    </w:p>
+    <w:p>
+      <w:pPr>
+        <w:spacing w:line="240" w:lineRule="auto"/>
+        <w:ind w:firstLine="0"/>
+      </w:pPr>
+    </w:p>
+    <w:p>
+      <w:pPr>
+        <w:spacing w:line="240" w:lineRule="auto"/>
+        <w:ind w:firstLine="0"/>
+      </w:pPr>
+    </w:p>
+    <w:p>
+      <w:pPr>
+        <w:spacing w:line="240" w:lineRule="auto"/>
+        <w:ind w:firstLine="0"/>
+      </w:pPr>
+      <w:r>
+        <w:rPr>
+          <w:rFonts w:ascii="DejaVu Sans" w:eastAsia="DejaVu Sans" w:hAnsi="DejaVu Sans" w:cs="DejaVu Sans"/>
+          <w:sz w:val="22"/>
+        </w:rPr>
+        <w:t>def main() -&gt; None:</w:t>
+      </w:r>
+    </w:p>
+    <w:p>
+      <w:pPr>
+        <w:spacing w:line="240" w:lineRule="auto"/>
+        <w:ind w:firstLine="0"/>
+      </w:pPr>
+      <w:r>
+        <w:rPr>
+          <w:rFonts w:ascii="DejaVu Sans" w:eastAsia="DejaVu Sans" w:hAnsi="DejaVu Sans" w:cs="DejaVu Sans"/>
+          <w:sz w:val="22"/>
+        </w:rPr>
+        <w:t xml:space="preserve">    """Выбрать интерактивный или воспроизводимый файловый режим."""</w:t>
+      </w:r>
+    </w:p>
+    <w:p>
+      <w:pPr>
+        <w:spacing w:line="240" w:lineRule="auto"/>
+        <w:ind w:firstLine="0"/>
+      </w:pPr>
+      <w:r>
+        <w:rPr>
+          <w:rFonts w:ascii="DejaVu Sans" w:eastAsia="DejaVu Sans" w:hAnsi="DejaVu Sans" w:cs="DejaVu Sans"/>
+          <w:sz w:val="22"/>
+        </w:rPr>
+        <w:t xml:space="preserve">    parser = argparse.ArgumentParser(description=__doc__)</w:t>
+      </w:r>
+    </w:p>
+    <w:p>
+      <w:pPr>
+        <w:spacing w:line="240" w:lineRule="auto"/>
+        <w:ind w:firstLine="0"/>
+      </w:pPr>
+      <w:r>
+        <w:rPr>
+          <w:rFonts w:ascii="DejaVu Sans" w:eastAsia="DejaVu Sans" w:hAnsi="DejaVu Sans" w:cs="DejaVu Sans"/>
+          <w:sz w:val="22"/>
+        </w:rPr>
+        <w:t xml:space="preserve">    parser.add_argument("--file", type=Path)</w:t>
+      </w:r>
+    </w:p>
+    <w:p>
+      <w:pPr>
+        <w:spacing w:line="240" w:lineRule="auto"/>
+        <w:ind w:firstLine="0"/>
+      </w:pPr>
+      <w:r>
+        <w:rPr>
+          <w:rFonts w:ascii="DejaVu Sans" w:eastAsia="DejaVu Sans" w:hAnsi="DejaVu Sans" w:cs="DejaVu Sans"/>
+          <w:sz w:val="22"/>
+        </w:rPr>
+        <w:t xml:space="preserve">    parser.add_argument("--language", choices=("ru", "en"), default="ru")</w:t>
+      </w:r>
+    </w:p>
+    <w:p>
+      <w:pPr>
+        <w:spacing w:line="240" w:lineRule="auto"/>
+        <w:ind w:firstLine="0"/>
+      </w:pPr>
+      <w:r>
+        <w:rPr>
+          <w:rFonts w:ascii="DejaVu Sans" w:eastAsia="DejaVu Sans" w:hAnsi="DejaVu Sans" w:cs="DejaVu Sans"/>
+          <w:sz w:val="22"/>
+        </w:rPr>
+        <w:t xml:space="preserve">    parser.add_argument("--output", type=Path, default=OUTPUT)</w:t>
+      </w:r>
+    </w:p>
+    <w:p>
+      <w:pPr>
+        <w:spacing w:line="240" w:lineRule="auto"/>
+        <w:ind w:firstLine="0"/>
+      </w:pPr>
+      <w:r>
+        <w:rPr>
+          <w:rFonts w:ascii="DejaVu Sans" w:eastAsia="DejaVu Sans" w:hAnsi="DejaVu Sans" w:cs="DejaVu Sans"/>
+          <w:sz w:val="22"/>
+        </w:rPr>
+        <w:t xml:space="preserve">    args = parser.parse_args()</w:t>
+      </w:r>
+    </w:p>
+    <w:p>
+      <w:pPr>
+        <w:spacing w:line="240" w:lineRule="auto"/>
+        <w:ind w:firstLine="0"/>
+      </w:pPr>
+      <w:r>
+        <w:rPr>
+          <w:rFonts w:ascii="DejaVu Sans" w:eastAsia="DejaVu Sans" w:hAnsi="DejaVu Sans" w:cs="DejaVu Sans"/>
+          <w:sz w:val="22"/>
+        </w:rPr>
+        <w:t xml:space="preserve">    try:</w:t>
+      </w:r>
+    </w:p>
+    <w:p>
+      <w:pPr>
+        <w:spacing w:line="240" w:lineRule="auto"/>
+        <w:ind w:firstLine="0"/>
+      </w:pPr>
+      <w:r>
+        <w:rPr>
+          <w:rFonts w:ascii="DejaVu Sans" w:eastAsia="DejaVu Sans" w:hAnsi="DejaVu Sans" w:cs="DejaVu Sans"/>
+          <w:sz w:val="22"/>
+        </w:rPr>
+        <w:t xml:space="preserve">        if args.file:</w:t>
+      </w:r>
+    </w:p>
+    <w:p>
+      <w:pPr>
+        <w:spacing w:line="240" w:lineRule="auto"/>
+        <w:ind w:firstLine="0"/>
+      </w:pPr>
+      <w:r>
+        <w:rPr>
+          <w:rFonts w:ascii="DejaVu Sans" w:eastAsia="DejaVu Sans" w:hAnsi="DejaVu Sans" w:cs="DejaVu Sans"/>
+          <w:sz w:val="22"/>
+        </w:rPr>
+        <w:t xml:space="preserve">            run_analysis(read_text_file(str(args.file)), args.language, args.output)</w:t>
+      </w:r>
+    </w:p>
+    <w:p>
+      <w:pPr>
+        <w:spacing w:line="240" w:lineRule="auto"/>
+        <w:ind w:firstLine="0"/>
+      </w:pPr>
+      <w:r>
+        <w:rPr>
+          <w:rFonts w:ascii="DejaVu Sans" w:eastAsia="DejaVu Sans" w:hAnsi="DejaVu Sans" w:cs="DejaVu Sans"/>
+          <w:sz w:val="22"/>
+        </w:rPr>
+        <w:t xml:space="preserve">        else:</w:t>
+      </w:r>
+    </w:p>
+    <w:p>
+      <w:pPr>
+        <w:spacing w:line="240" w:lineRule="auto"/>
+        <w:ind w:firstLine="0"/>
+      </w:pPr>
+      <w:r>
+        <w:rPr>
+          <w:rFonts w:ascii="DejaVu Sans" w:eastAsia="DejaVu Sans" w:hAnsi="DejaVu Sans" w:cs="DejaVu Sans"/>
+          <w:sz w:val="22"/>
+        </w:rPr>
+        <w:t xml:space="preserve">            from lab_3.tui import EntropyApp</w:t>
+      </w:r>
+    </w:p>
+    <w:p>
+      <w:pPr>
+        <w:spacing w:line="240" w:lineRule="auto"/>
+        <w:ind w:firstLine="0"/>
+      </w:pPr>
+      <w:r>
+        <w:rPr>
+          <w:rFonts w:ascii="DejaVu Sans" w:eastAsia="DejaVu Sans" w:hAnsi="DejaVu Sans" w:cs="DejaVu Sans"/>
+          <w:sz w:val="22"/>
+        </w:rPr>
+        <w:t xml:space="preserve">            EntropyApp(output=args.output, language=args.language).run()</w:t>
+      </w:r>
+    </w:p>
+    <w:p>
+      <w:pPr>
+        <w:spacing w:line="240" w:lineRule="auto"/>
+        <w:ind w:firstLine="0"/>
+      </w:pPr>
+      <w:r>
+        <w:rPr>
+          <w:rFonts w:ascii="DejaVu Sans" w:eastAsia="DejaVu Sans" w:hAnsi="DejaVu Sans" w:cs="DejaVu Sans"/>
+          <w:sz w:val="22"/>
+        </w:rPr>
+        <w:t xml:space="preserve">    except (OSError, UnicodeError, ValueError) as exc:</w:t>
+      </w:r>
+    </w:p>
+    <w:p>
+      <w:pPr>
+        <w:spacing w:line="240" w:lineRule="auto"/>
+        <w:ind w:firstLine="0"/>
+      </w:pPr>
+      <w:r>
+        <w:rPr>
+          <w:rFonts w:ascii="DejaVu Sans" w:eastAsia="DejaVu Sans" w:hAnsi="DejaVu Sans" w:cs="DejaVu Sans"/>
+          <w:sz w:val="22"/>
+        </w:rPr>
+        <w:t xml:space="preserve">        parser.exit(1, f"Ошибка: {exc}\n")</w:t>
+      </w:r>
+    </w:p>
+    <w:p>
+      <w:pPr>
+        <w:spacing w:line="240" w:lineRule="auto"/>
+        <w:ind w:firstLine="0"/>
+      </w:pPr>
+      <w:r>
+        <w:rPr>
+          <w:rFonts w:ascii="DejaVu Sans" w:eastAsia="DejaVu Sans" w:hAnsi="DejaVu Sans" w:cs="DejaVu Sans"/>
+          <w:sz w:val="22"/>
+        </w:rPr>
+        <w:t xml:space="preserve">    except (EOFError, KeyboardInterrupt):</w:t>
+      </w:r>
+    </w:p>
+    <w:p>
+      <w:pPr>
+        <w:spacing w:line="240" w:lineRule="auto"/>
+        <w:ind w:firstLine="0"/>
+      </w:pPr>
+      <w:r>
+        <w:rPr>
+          <w:rFonts w:ascii="DejaVu Sans" w:eastAsia="DejaVu Sans" w:hAnsi="DejaVu Sans" w:cs="DejaVu Sans"/>
+          <w:sz w:val="22"/>
+        </w:rPr>
         <w:lastRenderedPageBreak/>
-        <w:t xml:space="preserve">    with (output / "frequencies.csv").open("w", encoding="utf-8-sig", newline="") as f:</w:t>
-      </w:r>
-    </w:p>
-    <w:p>
-      <w:pPr>
-        <w:spacing w:line="240" w:lineRule="auto"/>
-        <w:ind w:firstLine="0"/>
-      </w:pPr>
-      <w:r>
-        <w:rPr>
-          <w:rFonts w:ascii="DejaVu Sans" w:eastAsia="DejaVu Sans" w:hAnsi="DejaVu Sans" w:cs="DejaVu Sans"/>
-          <w:sz w:val="22"/>
-        </w:rPr>
-        <w:t xml:space="preserve">        writer = csv.writer(f)</w:t>
-      </w:r>
-    </w:p>
-    <w:p>
-      <w:pPr>
-        <w:spacing w:line="240" w:lineRule="auto"/>
-        <w:ind w:firstLine="0"/>
-      </w:pPr>
-      <w:r>
-        <w:rPr>
-          <w:rFonts w:ascii="DejaVu Sans" w:eastAsia="DejaVu Sans" w:hAnsi="DejaVu Sans" w:cs="DejaVu Sans"/>
-          <w:sz w:val="22"/>
-        </w:rPr>
-        <w:t xml:space="preserve">        writer.writerow(["k", "gram", "count", "probability"])</w:t>
-      </w:r>
-    </w:p>
-    <w:p>
-      <w:pPr>
-        <w:spacing w:line="240" w:lineRule="auto"/>
-        <w:ind w:firstLine="0"/>
-      </w:pPr>
-      <w:r>
-        <w:rPr>
-          <w:rFonts w:ascii="DejaVu Sans" w:eastAsia="DejaVu Sans" w:hAnsi="DejaVu Sans" w:cs="DejaVu Sans"/>
-          <w:sz w:val="22"/>
-        </w:rPr>
-        <w:t xml:space="preserve">        for r in results:</w:t>
-      </w:r>
-    </w:p>
-    <w:p>
-      <w:pPr>
-        <w:spacing w:line="240" w:lineRule="auto"/>
-        <w:ind w:firstLine="0"/>
-      </w:pPr>
-      <w:r>
-        <w:rPr>
-          <w:rFonts w:ascii="DejaVu Sans" w:eastAsia="DejaVu Sans" w:hAnsi="DejaVu Sans" w:cs="DejaVu Sans"/>
-          <w:sz w:val="22"/>
-        </w:rPr>
-        <w:t xml:space="preserve">            lines.append(f"\nk={r.k}; окон: {r.total}; различных: {len(r.counts)}")</w:t>
-      </w:r>
-    </w:p>
-    <w:p>
-      <w:pPr>
-        <w:spacing w:line="240" w:lineRule="auto"/>
-        <w:ind w:firstLine="0"/>
-      </w:pPr>
-      <w:r>
-        <w:rPr>
-          <w:rFonts w:ascii="DejaVu Sans" w:eastAsia="DejaVu Sans" w:hAnsi="DejaVu Sans" w:cs="DejaVu Sans"/>
-          <w:sz w:val="22"/>
-        </w:rPr>
-        <w:t xml:space="preserve">            for gram, n in sorted(r.counts.items(), key=lambda x: (-x[1], x[0])):</w:t>
-      </w:r>
-    </w:p>
-    <w:p>
-      <w:pPr>
-        <w:spacing w:line="240" w:lineRule="auto"/>
-        <w:ind w:firstLine="0"/>
-      </w:pPr>
-      <w:r>
-        <w:rPr>
-          <w:rFonts w:ascii="DejaVu Sans" w:eastAsia="DejaVu Sans" w:hAnsi="DejaVu Sans" w:cs="DejaVu Sans"/>
-          <w:sz w:val="22"/>
-        </w:rPr>
-        <w:t xml:space="preserve">                p = n / r.total</w:t>
-      </w:r>
-    </w:p>
-    <w:p>
-      <w:pPr>
-        <w:spacing w:line="240" w:lineRule="auto"/>
-        <w:ind w:firstLine="0"/>
-      </w:pPr>
-      <w:r>
-        <w:rPr>
-          <w:rFonts w:ascii="DejaVu Sans" w:eastAsia="DejaVu Sans" w:hAnsi="DejaVu Sans" w:cs="DejaVu Sans"/>
-          <w:sz w:val="22"/>
-        </w:rPr>
-        <w:t xml:space="preserve">                lines.append(f"{gram}: {n}; p={p:.8f}")</w:t>
-      </w:r>
-    </w:p>
-    <w:p>
-      <w:pPr>
-        <w:spacing w:line="240" w:lineRule="auto"/>
-        <w:ind w:firstLine="0"/>
-      </w:pPr>
-      <w:r>
-        <w:rPr>
-          <w:rFonts w:ascii="DejaVu Sans" w:eastAsia="DejaVu Sans" w:hAnsi="DejaVu Sans" w:cs="DejaVu Sans"/>
-          <w:sz w:val="22"/>
-        </w:rPr>
-        <w:t xml:space="preserve">                writer.writerow([r.k, gram, n, p])</w:t>
-      </w:r>
-    </w:p>
-    <w:p>
-      <w:pPr>
-        <w:spacing w:line="240" w:lineRule="auto"/>
-        <w:ind w:firstLine="0"/>
-      </w:pPr>
-      <w:r>
-        <w:rPr>
-          <w:rFonts w:ascii="DejaVu Sans" w:eastAsia="DejaVu Sans" w:hAnsi="DejaVu Sans" w:cs="DejaVu Sans"/>
-          <w:sz w:val="22"/>
-        </w:rPr>
-        <w:t xml:space="preserve">    lines.append("\nk    Hk, бит    Hk/k, бит/символ")</w:t>
-      </w:r>
-    </w:p>
-    <w:p>
-      <w:pPr>
-        <w:spacing w:line="240" w:lineRule="auto"/>
-        <w:ind w:firstLine="0"/>
-      </w:pPr>
-      <w:r>
-        <w:rPr>
-          <w:rFonts w:ascii="DejaVu Sans" w:eastAsia="DejaVu Sans" w:hAnsi="DejaVu Sans" w:cs="DejaVu Sans"/>
-          <w:sz w:val="22"/>
-        </w:rPr>
-        <w:t xml:space="preserve">    with (output / "entropy.csv").open("w", encoding="utf-8-sig", newline="") as f:</w:t>
-      </w:r>
-    </w:p>
-    <w:p>
-      <w:pPr>
-        <w:spacing w:line="240" w:lineRule="auto"/>
-        <w:ind w:firstLine="0"/>
-      </w:pPr>
-      <w:r>
-        <w:rPr>
-          <w:rFonts w:ascii="DejaVu Sans" w:eastAsia="DejaVu Sans" w:hAnsi="DejaVu Sans" w:cs="DejaVu Sans"/>
-          <w:sz w:val="22"/>
-        </w:rPr>
-        <w:t xml:space="preserve">        writer = csv.writer(f)</w:t>
-      </w:r>
-    </w:p>
-    <w:p>
-      <w:pPr>
-        <w:spacing w:line="240" w:lineRule="auto"/>
-        <w:ind w:firstLine="0"/>
-      </w:pPr>
-      <w:r>
-        <w:rPr>
-          <w:rFonts w:ascii="DejaVu Sans" w:eastAsia="DejaVu Sans" w:hAnsi="DejaVu Sans" w:cs="DejaVu Sans"/>
-          <w:sz w:val="22"/>
-        </w:rPr>
-        <w:t xml:space="preserve">        writer.writerow(["k", "windows", "unique", "Hk", "Hk/k"])</w:t>
-      </w:r>
-    </w:p>
-    <w:p>
-      <w:pPr>
-        <w:spacing w:line="240" w:lineRule="auto"/>
-        <w:ind w:firstLine="0"/>
-      </w:pPr>
-      <w:r>
-        <w:rPr>
-          <w:rFonts w:ascii="DejaVu Sans" w:eastAsia="DejaVu Sans" w:hAnsi="DejaVu Sans" w:cs="DejaVu Sans"/>
-          <w:sz w:val="22"/>
-        </w:rPr>
-        <w:t xml:space="preserve">        for r in results:</w:t>
-      </w:r>
-    </w:p>
-    <w:p>
-      <w:pPr>
-        <w:spacing w:line="240" w:lineRule="auto"/>
-        <w:ind w:firstLine="0"/>
-      </w:pPr>
-      <w:r>
-        <w:rPr>
-          <w:rFonts w:ascii="DejaVu Sans" w:eastAsia="DejaVu Sans" w:hAnsi="DejaVu Sans" w:cs="DejaVu Sans"/>
-          <w:sz w:val="22"/>
-        </w:rPr>
-        <w:t xml:space="preserve">            writer.writerow([r.k, r.total, len(r.counts), r.entropy, r.normalized])</w:t>
-      </w:r>
-    </w:p>
-    <w:p>
-      <w:pPr>
-        <w:spacing w:line="240" w:lineRule="auto"/>
-        <w:ind w:firstLine="0"/>
-      </w:pPr>
-      <w:r>
-        <w:rPr>
-          <w:rFonts w:ascii="DejaVu Sans" w:eastAsia="DejaVu Sans" w:hAnsi="DejaVu Sans" w:cs="DejaVu Sans"/>
-          <w:sz w:val="22"/>
-        </w:rPr>
-        <w:t xml:space="preserve">            lines.append(f"{r.k}    {r.entropy:.8f}    {r.normalized:.8f}"</w:t>
-      </w:r>
-    </w:p>
-    <w:p>
-      <w:pPr>
-        <w:spacing w:line="240" w:lineRule="auto"/>
-        <w:ind w:firstLine="0"/>
-      </w:pPr>
-      <w:r>
-        <w:rPr>
-          <w:rFonts w:ascii="DejaVu Sans" w:eastAsia="DejaVu Sans" w:hAnsi="DejaVu Sans" w:cs="DejaVu Sans"/>
-          <w:sz w:val="22"/>
-        </w:rPr>
-        <w:t xml:space="preserve">                         if r.entropy is not None else f"{r.k}    нет данных")</w:t>
-      </w:r>
-    </w:p>
-    <w:p>
-      <w:pPr>
-        <w:spacing w:line="240" w:lineRule="auto"/>
-        <w:ind w:firstLine="0"/>
-      </w:pPr>
-      <w:r>
-        <w:rPr>
-          <w:rFonts w:ascii="DejaVu Sans" w:eastAsia="DejaVu Sans" w:hAnsi="DejaVu Sans" w:cs="DejaVu Sans"/>
-          <w:sz w:val="22"/>
-        </w:rPr>
-        <w:t xml:space="preserve">    lines.append(f"Hk: {[r.entropy for r in results]}")</w:t>
-      </w:r>
-    </w:p>
-    <w:p>
-      <w:pPr>
-        <w:spacing w:line="240" w:lineRule="auto"/>
-        <w:ind w:firstLine="0"/>
-      </w:pPr>
-      <w:r>
-        <w:rPr>
-          <w:rFonts w:ascii="DejaVu Sans" w:eastAsia="DejaVu Sans" w:hAnsi="DejaVu Sans" w:cs="DejaVu Sans"/>
-          <w:sz w:val="22"/>
-        </w:rPr>
-        <w:t xml:space="preserve">    lines.append(f"Hk/k: {[r.normalized for r in results]}")</w:t>
-      </w:r>
-    </w:p>
-    <w:p>
-      <w:pPr>
-        <w:spacing w:line="240" w:lineRule="auto"/>
-        <w:ind w:firstLine="0"/>
-      </w:pPr>
-      <w:r>
-        <w:rPr>
-          <w:rFonts w:ascii="DejaVu Sans" w:eastAsia="DejaVu Sans" w:hAnsi="DejaVu Sans" w:cs="DejaVu Sans"/>
-          <w:sz w:val="22"/>
-        </w:rPr>
-        <w:t xml:space="preserve">    content = "\n".join(lines)</w:t>
-      </w:r>
-    </w:p>
-    <w:p>
-      <w:pPr>
-        <w:spacing w:line="240" w:lineRule="auto"/>
-        <w:ind w:firstLine="0"/>
-      </w:pPr>
-      <w:r>
-        <w:rPr>
-          <w:rFonts w:ascii="DejaVu Sans" w:eastAsia="DejaVu Sans" w:hAnsi="DejaVu Sans" w:cs="DejaVu Sans"/>
-          <w:sz w:val="22"/>
-        </w:rPr>
-        <w:t xml:space="preserve">    (output / "analysis.txt").write_text(content, encoding="utf-8")</w:t>
-      </w:r>
-    </w:p>
-    <w:p>
-      <w:pPr>
-        <w:spacing w:line="240" w:lineRule="auto"/>
-        <w:ind w:firstLine="0"/>
-      </w:pPr>
-      <w:r>
-        <w:rPr>
-          <w:rFonts w:ascii="DejaVu Sans" w:eastAsia="DejaVu Sans" w:hAnsi="DejaVu Sans" w:cs="DejaVu Sans"/>
-          <w:sz w:val="22"/>
-        </w:rPr>
-        <w:t xml:space="preserve">    (output / "prepared.txt").write_text(cleaned, encoding="utf-8")</w:t>
-      </w:r>
-    </w:p>
-    <w:p>
-      <w:pPr>
-        <w:spacing w:line="240" w:lineRule="auto"/>
-        <w:ind w:firstLine="0"/>
-      </w:pPr>
-      <w:r>
-        <w:rPr>
-          <w:rFonts w:ascii="DejaVu Sans" w:eastAsia="DejaVu Sans" w:hAnsi="DejaVu Sans" w:cs="DejaVu Sans"/>
-          <w:sz w:val="22"/>
-        </w:rPr>
-        <w:t xml:space="preserve">    save_plot(results, output / "entropy.png")</w:t>
-      </w:r>
-    </w:p>
-    <w:p>
-      <w:pPr>
-        <w:spacing w:line="240" w:lineRule="auto"/>
-        <w:ind w:firstLine="0"/>
-      </w:pPr>
-      <w:r>
-        <w:rPr>
-          <w:rFonts w:ascii="DejaVu Sans" w:eastAsia="DejaVu Sans" w:hAnsi="DejaVu Sans" w:cs="DejaVu Sans"/>
-          <w:sz w:val="22"/>
-        </w:rPr>
-        <w:t xml:space="preserve">    print(content)</w:t>
-      </w:r>
-    </w:p>
-    <w:p>
-      <w:pPr>
-        <w:spacing w:line="240" w:lineRule="auto"/>
-        <w:ind w:firstLine="0"/>
-      </w:pPr>
-      <w:r>
-        <w:rPr>
-          <w:rFonts w:ascii="DejaVu Sans" w:eastAsia="DejaVu Sans" w:hAnsi="DejaVu Sans" w:cs="DejaVu Sans"/>
-          <w:sz w:val="22"/>
-        </w:rPr>
-        <w:t xml:space="preserve">    print(f"\nРезультаты сохранены: {output.resolve()}")</w:t>
-      </w:r>
-    </w:p>
-    <w:p>
-      <w:pPr>
-        <w:spacing w:line="240" w:lineRule="auto"/>
-        <w:ind w:firstLine="0"/>
-      </w:pPr>
-    </w:p>
-    <w:p>
-      <w:pPr>
-        <w:spacing w:line="240" w:lineRule="auto"/>
-        <w:ind w:firstLine="0"/>
-      </w:pPr>
-    </w:p>
-    <w:p>
-      <w:pPr>
-        <w:spacing w:line="240" w:lineRule="auto"/>
-        <w:ind w:firstLine="0"/>
-      </w:pPr>
-      <w:r>
-        <w:rPr>
-          <w:rFonts w:ascii="DejaVu Sans" w:eastAsia="DejaVu Sans" w:hAnsi="DejaVu Sans" w:cs="DejaVu Sans"/>
-          <w:sz w:val="22"/>
-        </w:rPr>
-        <w:t>def menu() -&gt; None:</w:t>
-      </w:r>
-    </w:p>
-    <w:p>
-      <w:pPr>
-        <w:spacing w:line="240" w:lineRule="auto"/>
-        <w:ind w:firstLine="0"/>
-      </w:pPr>
-      <w:r>
-        <w:rPr>
-          <w:rFonts w:ascii="DejaVu Sans" w:eastAsia="DejaVu Sans" w:hAnsi="DejaVu Sans" w:cs="DejaVu Sans"/>
-          <w:sz w:val="22"/>
-        </w:rPr>
-        <w:t xml:space="preserve">    """Повторять ввод и анализ, сохраняя выбор языка между операциями."""</w:t>
-      </w:r>
-    </w:p>
-    <w:p>
-      <w:pPr>
-        <w:spacing w:line="240" w:lineRule="auto"/>
-        <w:ind w:firstLine="0"/>
-      </w:pPr>
-      <w:r>
-        <w:rPr>
-          <w:rFonts w:ascii="DejaVu Sans" w:eastAsia="DejaVu Sans" w:hAnsi="DejaVu Sans" w:cs="DejaVu Sans"/>
-          <w:sz w:val="22"/>
-        </w:rPr>
-        <w:t xml:space="preserve">    language = "ru"</w:t>
-      </w:r>
-    </w:p>
-    <w:p>
-      <w:pPr>
-        <w:spacing w:line="240" w:lineRule="auto"/>
-        <w:ind w:firstLine="0"/>
-      </w:pPr>
-      <w:r>
-        <w:rPr>
-          <w:rFonts w:ascii="DejaVu Sans" w:eastAsia="DejaVu Sans" w:hAnsi="DejaVu Sans" w:cs="DejaVu Sans"/>
-          <w:sz w:val="22"/>
-        </w:rPr>
-        <w:t xml:space="preserve">    while True:</w:t>
-      </w:r>
-    </w:p>
-    <w:p>
-      <w:pPr>
-        <w:spacing w:line="240" w:lineRule="auto"/>
-        <w:ind w:firstLine="0"/>
-      </w:pPr>
-      <w:r>
-        <w:rPr>
-          <w:rFonts w:ascii="DejaVu Sans" w:eastAsia="DejaVu Sans" w:hAnsi="DejaVu Sans" w:cs="DejaVu Sans"/>
-          <w:sz w:val="22"/>
-        </w:rPr>
-        <w:t xml:space="preserve">        print(f"\nЛР3. Язык: {language}\n1. Текст из консоли\n2. Текст из файла"</w:t>
-      </w:r>
-    </w:p>
-    <w:p>
-      <w:pPr>
-        <w:spacing w:line="240" w:lineRule="auto"/>
-        <w:ind w:firstLine="0"/>
-      </w:pPr>
-      <w:r>
-        <w:rPr>
-          <w:rFonts w:ascii="DejaVu Sans" w:eastAsia="DejaVu Sans" w:hAnsi="DejaVu Sans" w:cs="DejaVu Sans"/>
-          <w:sz w:val="22"/>
-        </w:rPr>
-        <w:t xml:space="preserve">              "\n3. Сменить язык\n4. Вариант 16 (русский)\n0. Выход")</w:t>
-      </w:r>
-    </w:p>
-    <w:p>
-      <w:pPr>
-        <w:spacing w:line="240" w:lineRule="auto"/>
-        <w:ind w:firstLine="0"/>
-      </w:pPr>
-      <w:r>
-        <w:rPr>
-          <w:rFonts w:ascii="DejaVu Sans" w:eastAsia="DejaVu Sans" w:hAnsi="DejaVu Sans" w:cs="DejaVu Sans"/>
-          <w:sz w:val="22"/>
-        </w:rPr>
-        <w:t xml:space="preserve">        choice = input("&gt; ").strip()</w:t>
+        <w:t xml:space="preserve">        print("\nВвод завершён.")</w:t>
+      </w:r>
+    </w:p>
+    <w:p>
+      <w:pPr>
+        <w:spacing w:line="240" w:lineRule="auto"/>
+        <w:ind w:firstLine="0"/>
+      </w:pPr>
+    </w:p>
+    <w:p>
+      <w:pPr>
+        <w:spacing w:line="240" w:lineRule="auto"/>
+        <w:ind w:firstLine="0"/>
+      </w:pPr>
+    </w:p>
+    <w:p>
+      <w:pPr>
+        <w:spacing w:line="240" w:lineRule="auto"/>
+        <w:ind w:firstLine="0"/>
+      </w:pPr>
+      <w:r>
+        <w:rPr>
+          <w:rFonts w:ascii="DejaVu Sans" w:eastAsia="DejaVu Sans" w:hAnsi="DejaVu Sans" w:cs="DejaVu Sans"/>
+          <w:sz w:val="22"/>
+        </w:rPr>
+        <w:t>if __name__ == "__main__":</w:t>
+      </w:r>
+    </w:p>
+    <w:p>
+      <w:pPr>
+        <w:spacing w:after="120" w:line="240" w:lineRule="auto"/>
+        <w:ind w:firstLine="0"/>
+      </w:pPr>
+      <w:r>
+        <w:rPr>
+          <w:rFonts w:ascii="DejaVu Sans" w:eastAsia="DejaVu Sans" w:hAnsi="DejaVu Sans" w:cs="DejaVu Sans"/>
+          <w:sz w:val="22"/>
+        </w:rPr>
+        <w:t xml:space="preserve">    main()</w:t>
+      </w:r>
+    </w:p>
+    <w:p>
+      <w:pPr>
+        <w:keepNext/>
+        <w:ind w:firstLine="0"/>
+      </w:pPr>
+      <w:r>
+        <w:t xml:space="preserve">Листинг 3 – Модуль </w:t>
+      </w:r>
+      <w:r>
+        <w:rPr>
+          <w:i/>
+        </w:rPr>
+        <w:t>tui.py</w:t>
+      </w:r>
+    </w:p>
+    <w:p>
+      <w:pPr>
+        <w:spacing w:before="120" w:line="240" w:lineRule="auto"/>
+        <w:ind w:firstLine="0"/>
+      </w:pPr>
+      <w:r>
+        <w:rPr>
+          <w:rFonts w:ascii="DejaVu Sans" w:eastAsia="DejaVu Sans" w:hAnsi="DejaVu Sans" w:cs="DejaVu Sans"/>
+          <w:sz w:val="22"/>
+        </w:rPr>
+        <w:t>"""Экранный интерфейс для запуска анализа и просмотра результата."""</w:t>
+      </w:r>
+    </w:p>
+    <w:p>
+      <w:pPr>
+        <w:spacing w:line="240" w:lineRule="auto"/>
+        <w:ind w:firstLine="0"/>
+      </w:pPr>
+    </w:p>
+    <w:p>
+      <w:pPr>
+        <w:spacing w:line="240" w:lineRule="auto"/>
+        <w:ind w:firstLine="0"/>
+      </w:pPr>
+      <w:r>
+        <w:rPr>
+          <w:rFonts w:ascii="DejaVu Sans" w:eastAsia="DejaVu Sans" w:hAnsi="DejaVu Sans" w:cs="DejaVu Sans"/>
+          <w:sz w:val="22"/>
+        </w:rPr>
+        <w:t>from __future__ import annotations</w:t>
+      </w:r>
+    </w:p>
+    <w:p>
+      <w:pPr>
+        <w:spacing w:line="240" w:lineRule="auto"/>
+        <w:ind w:firstLine="0"/>
+      </w:pPr>
+    </w:p>
+    <w:p>
+      <w:pPr>
+        <w:spacing w:line="240" w:lineRule="auto"/>
+        <w:ind w:firstLine="0"/>
+      </w:pPr>
+      <w:r>
+        <w:rPr>
+          <w:rFonts w:ascii="DejaVu Sans" w:eastAsia="DejaVu Sans" w:hAnsi="DejaVu Sans" w:cs="DejaVu Sans"/>
+          <w:sz w:val="22"/>
+        </w:rPr>
+        <w:t>from contextlib import redirect_stdout</w:t>
+      </w:r>
+    </w:p>
+    <w:p>
+      <w:pPr>
+        <w:spacing w:line="240" w:lineRule="auto"/>
+        <w:ind w:firstLine="0"/>
+      </w:pPr>
+      <w:r>
+        <w:rPr>
+          <w:rFonts w:ascii="DejaVu Sans" w:eastAsia="DejaVu Sans" w:hAnsi="DejaVu Sans" w:cs="DejaVu Sans"/>
+          <w:sz w:val="22"/>
+        </w:rPr>
+        <w:t>from io import StringIO</w:t>
+      </w:r>
+    </w:p>
+    <w:p>
+      <w:pPr>
+        <w:spacing w:line="240" w:lineRule="auto"/>
+        <w:ind w:firstLine="0"/>
+      </w:pPr>
+      <w:r>
+        <w:rPr>
+          <w:rFonts w:ascii="DejaVu Sans" w:eastAsia="DejaVu Sans" w:hAnsi="DejaVu Sans" w:cs="DejaVu Sans"/>
+          <w:sz w:val="22"/>
+        </w:rPr>
+        <w:t>from pathlib import Path</w:t>
+      </w:r>
+    </w:p>
+    <w:p>
+      <w:pPr>
+        <w:spacing w:line="240" w:lineRule="auto"/>
+        <w:ind w:firstLine="0"/>
+      </w:pPr>
+    </w:p>
+    <w:p>
+      <w:pPr>
+        <w:spacing w:line="240" w:lineRule="auto"/>
+        <w:ind w:firstLine="0"/>
+      </w:pPr>
+      <w:r>
+        <w:rPr>
+          <w:rFonts w:ascii="DejaVu Sans" w:eastAsia="DejaVu Sans" w:hAnsi="DejaVu Sans" w:cs="DejaVu Sans"/>
+          <w:sz w:val="22"/>
+        </w:rPr>
+        <w:t>from textual.app import App, ComposeResult</w:t>
+      </w:r>
+    </w:p>
+    <w:p>
+      <w:pPr>
+        <w:spacing w:line="240" w:lineRule="auto"/>
+        <w:ind w:firstLine="0"/>
+      </w:pPr>
+      <w:r>
+        <w:rPr>
+          <w:rFonts w:ascii="DejaVu Sans" w:eastAsia="DejaVu Sans" w:hAnsi="DejaVu Sans" w:cs="DejaVu Sans"/>
+          <w:sz w:val="22"/>
+        </w:rPr>
+        <w:t>from textual.containers import Horizontal</w:t>
+      </w:r>
+    </w:p>
+    <w:p>
+      <w:pPr>
+        <w:spacing w:line="240" w:lineRule="auto"/>
+        <w:ind w:firstLine="0"/>
+      </w:pPr>
+      <w:r>
+        <w:rPr>
+          <w:rFonts w:ascii="DejaVu Sans" w:eastAsia="DejaVu Sans" w:hAnsi="DejaVu Sans" w:cs="DejaVu Sans"/>
+          <w:sz w:val="22"/>
+        </w:rPr>
+        <w:t>from textual.events import Resize</w:t>
+      </w:r>
+    </w:p>
+    <w:p>
+      <w:pPr>
+        <w:spacing w:line="240" w:lineRule="auto"/>
+        <w:ind w:firstLine="0"/>
+      </w:pPr>
+      <w:r>
+        <w:rPr>
+          <w:rFonts w:ascii="DejaVu Sans" w:eastAsia="DejaVu Sans" w:hAnsi="DejaVu Sans" w:cs="DejaVu Sans"/>
+          <w:sz w:val="22"/>
+        </w:rPr>
+        <w:t>from textual.widgets import Button, Collapsible, DataTable, Footer, Header, Input, Select, Static, TabPane, TabbedContent, TextArea</w:t>
+      </w:r>
+    </w:p>
+    <w:p>
+      <w:pPr>
+        <w:spacing w:line="240" w:lineRule="auto"/>
+        <w:ind w:firstLine="0"/>
+      </w:pPr>
+      <w:r>
+        <w:rPr>
+          <w:rFonts w:ascii="DejaVu Sans" w:eastAsia="DejaVu Sans" w:hAnsi="DejaVu Sans" w:cs="DejaVu Sans"/>
+          <w:sz w:val="22"/>
+        </w:rPr>
+        <w:t>from textual_plotext import PlotextPlot</w:t>
+      </w:r>
+    </w:p>
+    <w:p>
+      <w:pPr>
+        <w:spacing w:line="240" w:lineRule="auto"/>
+        <w:ind w:firstLine="0"/>
+      </w:pPr>
+    </w:p>
+    <w:p>
+      <w:pPr>
+        <w:spacing w:line="240" w:lineRule="auto"/>
+        <w:ind w:firstLine="0"/>
+      </w:pPr>
+      <w:r>
+        <w:rPr>
+          <w:rFonts w:ascii="DejaVu Sans" w:eastAsia="DejaVu Sans" w:hAnsi="DejaVu Sans" w:cs="DejaVu Sans"/>
+          <w:sz w:val="22"/>
+        </w:rPr>
+        <w:t>from common.io_utils import read_text_file</w:t>
+      </w:r>
+    </w:p>
+    <w:p>
+      <w:pPr>
+        <w:spacing w:line="240" w:lineRule="auto"/>
+        <w:ind w:firstLine="0"/>
+      </w:pPr>
+      <w:r>
+        <w:rPr>
+          <w:rFonts w:ascii="DejaVu Sans" w:eastAsia="DejaVu Sans" w:hAnsi="DejaVu Sans" w:cs="DejaVu Sans"/>
+          <w:sz w:val="22"/>
+        </w:rPr>
+        <w:t>from lab_3.entropy import GramStatistics, analyze, prepare_text</w:t>
+      </w:r>
+    </w:p>
+    <w:p>
+      <w:pPr>
+        <w:spacing w:line="240" w:lineRule="auto"/>
+        <w:ind w:firstLine="0"/>
+      </w:pPr>
+      <w:r>
+        <w:rPr>
+          <w:rFonts w:ascii="DejaVu Sans" w:eastAsia="DejaVu Sans" w:hAnsi="DejaVu Sans" w:cs="DejaVu Sans"/>
+          <w:sz w:val="22"/>
+        </w:rPr>
+        <w:t>from lab_3.main import OUTPUT, VARIANT, run_analysis</w:t>
+      </w:r>
+    </w:p>
+    <w:p>
+      <w:pPr>
+        <w:spacing w:line="240" w:lineRule="auto"/>
+        <w:ind w:firstLine="0"/>
+      </w:pPr>
+    </w:p>
+    <w:p>
+      <w:pPr>
+        <w:spacing w:line="240" w:lineRule="auto"/>
+        <w:ind w:firstLine="0"/>
+      </w:pPr>
+    </w:p>
+    <w:p>
+      <w:pPr>
+        <w:spacing w:line="240" w:lineRule="auto"/>
+        <w:ind w:firstLine="0"/>
+      </w:pPr>
+      <w:r>
+        <w:rPr>
+          <w:rFonts w:ascii="DejaVu Sans" w:eastAsia="DejaVu Sans" w:hAnsi="DejaVu Sans" w:cs="DejaVu Sans"/>
+          <w:sz w:val="22"/>
+        </w:rPr>
+        <w:t>class EntropyApp(App[None]):</w:t>
+      </w:r>
+    </w:p>
+    <w:p>
+      <w:pPr>
+        <w:spacing w:line="240" w:lineRule="auto"/>
+        <w:ind w:firstLine="0"/>
+      </w:pPr>
+      <w:r>
+        <w:rPr>
+          <w:rFonts w:ascii="DejaVu Sans" w:eastAsia="DejaVu Sans" w:hAnsi="DejaVu Sans" w:cs="DejaVu Sans"/>
+          <w:sz w:val="22"/>
+        </w:rPr>
+        <w:t xml:space="preserve">    """Интерфейс ввода, анализа, графика и прокручиваемых частот."""</w:t>
+      </w:r>
+    </w:p>
+    <w:p>
+      <w:pPr>
+        <w:spacing w:line="240" w:lineRule="auto"/>
+        <w:ind w:firstLine="0"/>
+      </w:pPr>
+    </w:p>
+    <w:p>
+      <w:pPr>
+        <w:spacing w:line="240" w:lineRule="auto"/>
+        <w:ind w:firstLine="0"/>
+      </w:pPr>
+      <w:r>
+        <w:rPr>
+          <w:rFonts w:ascii="DejaVu Sans" w:eastAsia="DejaVu Sans" w:hAnsi="DejaVu Sans" w:cs="DejaVu Sans"/>
+          <w:sz w:val="22"/>
+        </w:rPr>
+        <w:t xml:space="preserve">    TITLE = "ЛР3 · Модель открытого текста"</w:t>
+      </w:r>
+    </w:p>
+    <w:p>
+      <w:pPr>
+        <w:spacing w:line="240" w:lineRule="auto"/>
+        <w:ind w:firstLine="0"/>
+      </w:pPr>
+      <w:r>
+        <w:rPr>
+          <w:rFonts w:ascii="DejaVu Sans" w:eastAsia="DejaVu Sans" w:hAnsi="DejaVu Sans" w:cs="DejaVu Sans"/>
+          <w:sz w:val="22"/>
+        </w:rPr>
+        <w:t xml:space="preserve">    SUB_TITLE = "Энтропия k-грамм"</w:t>
+      </w:r>
+    </w:p>
+    <w:p>
+      <w:pPr>
+        <w:spacing w:line="240" w:lineRule="auto"/>
+        <w:ind w:firstLine="0"/>
+      </w:pPr>
+      <w:r>
+        <w:rPr>
+          <w:rFonts w:ascii="DejaVu Sans" w:eastAsia="DejaVu Sans" w:hAnsi="DejaVu Sans" w:cs="DejaVu Sans"/>
+          <w:sz w:val="22"/>
+        </w:rPr>
+        <w:t xml:space="preserve">    ENABLE_COMMAND_PALETTE = True</w:t>
+      </w:r>
+    </w:p>
+    <w:p>
+      <w:pPr>
+        <w:spacing w:line="240" w:lineRule="auto"/>
+        <w:ind w:firstLine="0"/>
+      </w:pPr>
+      <w:r>
+        <w:rPr>
+          <w:rFonts w:ascii="DejaVu Sans" w:eastAsia="DejaVu Sans" w:hAnsi="DejaVu Sans" w:cs="DejaVu Sans"/>
+          <w:sz w:val="22"/>
+        </w:rPr>
+        <w:t xml:space="preserve">    CSS = """</w:t>
+      </w:r>
+    </w:p>
+    <w:p>
+      <w:pPr>
+        <w:spacing w:line="240" w:lineRule="auto"/>
+        <w:ind w:firstLine="0"/>
+      </w:pPr>
+      <w:r>
+        <w:rPr>
+          <w:rFonts w:ascii="DejaVu Sans" w:eastAsia="DejaVu Sans" w:hAnsi="DejaVu Sans" w:cs="DejaVu Sans"/>
+          <w:sz w:val="22"/>
+        </w:rPr>
+        <w:t xml:space="preserve">    Screen { layout: vertical; background: $surface; }</w:t>
+      </w:r>
+    </w:p>
+    <w:p>
+      <w:pPr>
+        <w:spacing w:line="240" w:lineRule="auto"/>
+        <w:ind w:firstLine="0"/>
+      </w:pPr>
+      <w:r>
+        <w:rPr>
+          <w:rFonts w:ascii="DejaVu Sans" w:eastAsia="DejaVu Sans" w:hAnsi="DejaVu Sans" w:cs="DejaVu Sans"/>
+          <w:sz w:val="22"/>
+        </w:rPr>
+        <w:t xml:space="preserve">    Header { background: $primary-darken-2; }</w:t>
+      </w:r>
+    </w:p>
+    <w:p>
+      <w:pPr>
+        <w:spacing w:line="240" w:lineRule="auto"/>
+        <w:ind w:firstLine="0"/>
+      </w:pPr>
+      <w:r>
+        <w:rPr>
+          <w:rFonts w:ascii="DejaVu Sans" w:eastAsia="DejaVu Sans" w:hAnsi="DejaVu Sans" w:cs="DejaVu Sans"/>
+          <w:sz w:val="22"/>
+        </w:rPr>
+        <w:t xml:space="preserve">    #toolbar {</w:t>
+      </w:r>
+    </w:p>
+    <w:p>
+      <w:pPr>
+        <w:spacing w:line="240" w:lineRule="auto"/>
+        <w:ind w:firstLine="0"/>
+      </w:pPr>
+      <w:r>
+        <w:rPr>
+          <w:rFonts w:ascii="DejaVu Sans" w:eastAsia="DejaVu Sans" w:hAnsi="DejaVu Sans" w:cs="DejaVu Sans"/>
+          <w:sz w:val="22"/>
+        </w:rPr>
+        <w:t xml:space="preserve">        height: 4; padding: 0 1; align: center middle; background: $panel;</w:t>
+      </w:r>
+    </w:p>
+    <w:p>
+      <w:pPr>
+        <w:spacing w:line="240" w:lineRule="auto"/>
+        <w:ind w:firstLine="0"/>
+      </w:pPr>
+      <w:r>
+        <w:rPr>
+          <w:rFonts w:ascii="DejaVu Sans" w:eastAsia="DejaVu Sans" w:hAnsi="DejaVu Sans" w:cs="DejaVu Sans"/>
+          <w:sz w:val="22"/>
+        </w:rPr>
+        <w:t xml:space="preserve">        border-bottom: solid $primary-darken-2;</w:t>
+      </w:r>
+    </w:p>
+    <w:p>
+      <w:pPr>
+        <w:spacing w:line="240" w:lineRule="auto"/>
+        <w:ind w:firstLine="0"/>
+      </w:pPr>
+      <w:r>
+        <w:rPr>
+          <w:rFonts w:ascii="DejaVu Sans" w:eastAsia="DejaVu Sans" w:hAnsi="DejaVu Sans" w:cs="DejaVu Sans"/>
+          <w:sz w:val="22"/>
+        </w:rPr>
+        <w:t xml:space="preserve">    }</w:t>
+      </w:r>
+    </w:p>
+    <w:p>
+      <w:pPr>
+        <w:spacing w:line="240" w:lineRule="auto"/>
+        <w:ind w:firstLine="0"/>
+      </w:pPr>
+      <w:r>
+        <w:rPr>
+          <w:rFonts w:ascii="DejaVu Sans" w:eastAsia="DejaVu Sans" w:hAnsi="DejaVu Sans" w:cs="DejaVu Sans"/>
+          <w:sz w:val="22"/>
+        </w:rPr>
+        <w:t xml:space="preserve">    #language { width: 20; height: 3; margin: 0 1 0 0; }</w:t>
+      </w:r>
+    </w:p>
+    <w:p>
+      <w:pPr>
+        <w:spacing w:line="240" w:lineRule="auto"/>
+        <w:ind w:firstLine="0"/>
+      </w:pPr>
+      <w:r>
+        <w:rPr>
+          <w:rFonts w:ascii="DejaVu Sans" w:eastAsia="DejaVu Sans" w:hAnsi="DejaVu Sans" w:cs="DejaVu Sans"/>
+          <w:sz w:val="22"/>
+        </w:rPr>
+        <w:t xml:space="preserve">    #run { width: 17; height: 3; padding: 0 1; margin: 0 1 0 0; }</w:t>
+      </w:r>
+    </w:p>
+    <w:p>
+      <w:pPr>
+        <w:spacing w:line="240" w:lineRule="auto"/>
+        <w:ind w:firstLine="0"/>
+      </w:pPr>
+      <w:r>
+        <w:rPr>
+          <w:rFonts w:ascii="DejaVu Sans" w:eastAsia="DejaVu Sans" w:hAnsi="DejaVu Sans" w:cs="DejaVu Sans"/>
+          <w:sz w:val="22"/>
+        </w:rPr>
+        <w:t xml:space="preserve">    #example { width: 22; height: 3; padding: 0 1; margin: 0; }</w:t>
+      </w:r>
+    </w:p>
+    <w:p>
+      <w:pPr>
+        <w:spacing w:line="240" w:lineRule="auto"/>
+        <w:ind w:firstLine="0"/>
+      </w:pPr>
+      <w:r>
+        <w:rPr>
+          <w:rFonts w:ascii="DejaVu Sans" w:eastAsia="DejaVu Sans" w:hAnsi="DejaVu Sans" w:cs="DejaVu Sans"/>
+          <w:sz w:val="22"/>
+        </w:rPr>
+        <w:t xml:space="preserve">    #main-views { height: 1fr; min-height: 8; margin: 0 1; }</w:t>
+      </w:r>
+    </w:p>
+    <w:p>
+      <w:pPr>
+        <w:spacing w:line="240" w:lineRule="auto"/>
+        <w:ind w:firstLine="0"/>
+      </w:pPr>
+      <w:r>
+        <w:rPr>
+          <w:rFonts w:ascii="DejaVu Sans" w:eastAsia="DejaVu Sans" w:hAnsi="DejaVu Sans" w:cs="DejaVu Sans"/>
+          <w:sz w:val="22"/>
+        </w:rPr>
+        <w:t xml:space="preserve">    #main-views &gt; ContentSwitcher { height: 1fr; }</w:t>
+      </w:r>
+    </w:p>
+    <w:p>
+      <w:pPr>
+        <w:spacing w:line="240" w:lineRule="auto"/>
+        <w:ind w:firstLine="0"/>
+      </w:pPr>
+      <w:r>
+        <w:rPr>
+          <w:rFonts w:ascii="DejaVu Sans" w:eastAsia="DejaVu Sans" w:hAnsi="DejaVu Sans" w:cs="DejaVu Sans"/>
+          <w:sz w:val="22"/>
+        </w:rPr>
+        <w:t xml:space="preserve">    #main-views TabPane { height: 1fr; padding: 1; }</w:t>
+      </w:r>
+    </w:p>
+    <w:p>
+      <w:pPr>
+        <w:spacing w:line="240" w:lineRule="auto"/>
+        <w:ind w:firstLine="0"/>
+      </w:pPr>
+      <w:r>
+        <w:rPr>
+          <w:rFonts w:ascii="DejaVu Sans" w:eastAsia="DejaVu Sans" w:hAnsi="DejaVu Sans" w:cs="DejaVu Sans"/>
+          <w:sz w:val="22"/>
+        </w:rPr>
+        <w:t xml:space="preserve">    #input-area { height: 1fr; min-height: 5; border: round $primary; }</w:t>
+      </w:r>
+    </w:p>
+    <w:p>
+      <w:pPr>
+        <w:spacing w:line="240" w:lineRule="auto"/>
+        <w:ind w:firstLine="0"/>
+      </w:pPr>
+      <w:r>
+        <w:rPr>
+          <w:rFonts w:ascii="DejaVu Sans" w:eastAsia="DejaVu Sans" w:hAnsi="DejaVu Sans" w:cs="DejaVu Sans"/>
+          <w:sz w:val="22"/>
+        </w:rPr>
+        <w:t xml:space="preserve">    #file-row { height: 3; padding: 0; margin-top: 1; }</w:t>
+      </w:r>
+    </w:p>
+    <w:p>
+      <w:pPr>
+        <w:spacing w:line="240" w:lineRule="auto"/>
+        <w:ind w:firstLine="0"/>
+      </w:pPr>
+      <w:r>
+        <w:rPr>
+          <w:rFonts w:ascii="DejaVu Sans" w:eastAsia="DejaVu Sans" w:hAnsi="DejaVu Sans" w:cs="DejaVu Sans"/>
+          <w:sz w:val="22"/>
+        </w:rPr>
+        <w:t xml:space="preserve">    #file-path { width: 1fr; }</w:t>
+      </w:r>
+    </w:p>
+    <w:p>
+      <w:pPr>
+        <w:spacing w:line="240" w:lineRule="auto"/>
+        <w:ind w:firstLine="0"/>
+      </w:pPr>
+      <w:r>
+        <w:rPr>
+          <w:rFonts w:ascii="DejaVu Sans" w:eastAsia="DejaVu Sans" w:hAnsi="DejaVu Sans" w:cs="DejaVu Sans"/>
+          <w:sz w:val="22"/>
+        </w:rPr>
+        <w:t xml:space="preserve">    #load { width: 18; margin-left: 1; }</w:t>
+      </w:r>
+    </w:p>
+    <w:p>
+      <w:pPr>
+        <w:spacing w:line="240" w:lineRule="auto"/>
+        <w:ind w:firstLine="0"/>
+      </w:pPr>
+      <w:r>
+        <w:rPr>
+          <w:rFonts w:ascii="DejaVu Sans" w:eastAsia="DejaVu Sans" w:hAnsi="DejaVu Sans" w:cs="DejaVu Sans"/>
+          <w:sz w:val="22"/>
+        </w:rPr>
+        <w:t xml:space="preserve">    #output-row { height: 3; margin-top: 0; }</w:t>
+      </w:r>
+    </w:p>
+    <w:p>
+      <w:pPr>
+        <w:spacing w:line="240" w:lineRule="auto"/>
+        <w:ind w:firstLine="0"/>
+      </w:pPr>
+      <w:r>
+        <w:rPr>
+          <w:rFonts w:ascii="DejaVu Sans" w:eastAsia="DejaVu Sans" w:hAnsi="DejaVu Sans" w:cs="DejaVu Sans"/>
+          <w:sz w:val="22"/>
+        </w:rPr>
+        <w:t xml:space="preserve">    #output-path { width: 1fr; }</w:t>
+      </w:r>
+    </w:p>
+    <w:p>
+      <w:pPr>
+        <w:spacing w:line="240" w:lineRule="auto"/>
+        <w:ind w:firstLine="0"/>
+      </w:pPr>
+      <w:r>
+        <w:rPr>
+          <w:rFonts w:ascii="DejaVu Sans" w:eastAsia="DejaVu Sans" w:hAnsi="DejaVu Sans" w:cs="DejaVu Sans"/>
+          <w:sz w:val="22"/>
+        </w:rPr>
+        <w:lastRenderedPageBreak/>
+        <w:t xml:space="preserve">    #input-hint { height: 2; color: $text-muted; padding: 0 1; }</w:t>
+      </w:r>
+    </w:p>
+    <w:p>
+      <w:pPr>
+        <w:spacing w:line="240" w:lineRule="auto"/>
+        <w:ind w:firstLine="0"/>
+      </w:pPr>
+      <w:r>
+        <w:rPr>
+          <w:rFonts w:ascii="DejaVu Sans" w:eastAsia="DejaVu Sans" w:hAnsi="DejaVu Sans" w:cs="DejaVu Sans"/>
+          <w:sz w:val="22"/>
+        </w:rPr>
+        <w:t xml:space="preserve">    #prepared-collapse { height: auto; margin: 0 0 1 0; }</w:t>
+      </w:r>
+    </w:p>
+    <w:p>
+      <w:pPr>
+        <w:spacing w:line="240" w:lineRule="auto"/>
+        <w:ind w:firstLine="0"/>
+      </w:pPr>
+      <w:r>
+        <w:rPr>
+          <w:rFonts w:ascii="DejaVu Sans" w:eastAsia="DejaVu Sans" w:hAnsi="DejaVu Sans" w:cs="DejaVu Sans"/>
+          <w:sz w:val="22"/>
+        </w:rPr>
+        <w:t xml:space="preserve">    #prepared-area { height: 6; min-height: 3; border: round $primary-darken-2; }</w:t>
+      </w:r>
+    </w:p>
+    <w:p>
+      <w:pPr>
+        <w:spacing w:line="240" w:lineRule="auto"/>
+        <w:ind w:firstLine="0"/>
+      </w:pPr>
+      <w:r>
+        <w:rPr>
+          <w:rFonts w:ascii="DejaVu Sans" w:eastAsia="DejaVu Sans" w:hAnsi="DejaVu Sans" w:cs="DejaVu Sans"/>
+          <w:sz w:val="22"/>
+        </w:rPr>
+        <w:t xml:space="preserve">    #summary { height: 2; padding: 0 1; color: $success; text-style: bold; }</w:t>
+      </w:r>
+    </w:p>
+    <w:p>
+      <w:pPr>
+        <w:spacing w:line="240" w:lineRule="auto"/>
+        <w:ind w:firstLine="0"/>
+      </w:pPr>
+      <w:r>
+        <w:rPr>
+          <w:rFonts w:ascii="DejaVu Sans" w:eastAsia="DejaVu Sans" w:hAnsi="DejaVu Sans" w:cs="DejaVu Sans"/>
+          <w:sz w:val="22"/>
+        </w:rPr>
+        <w:t xml:space="preserve">    #result-views { height: 1fr; min-height: 7; }</w:t>
+      </w:r>
+    </w:p>
+    <w:p>
+      <w:pPr>
+        <w:spacing w:line="240" w:lineRule="auto"/>
+        <w:ind w:firstLine="0"/>
+      </w:pPr>
+      <w:r>
+        <w:rPr>
+          <w:rFonts w:ascii="DejaVu Sans" w:eastAsia="DejaVu Sans" w:hAnsi="DejaVu Sans" w:cs="DejaVu Sans"/>
+          <w:sz w:val="22"/>
+        </w:rPr>
+        <w:t xml:space="preserve">    #result-views &gt; ContentSwitcher { height: 1fr; }</w:t>
+      </w:r>
+    </w:p>
+    <w:p>
+      <w:pPr>
+        <w:spacing w:line="240" w:lineRule="auto"/>
+        <w:ind w:firstLine="0"/>
+      </w:pPr>
+      <w:r>
+        <w:rPr>
+          <w:rFonts w:ascii="DejaVu Sans" w:eastAsia="DejaVu Sans" w:hAnsi="DejaVu Sans" w:cs="DejaVu Sans"/>
+          <w:sz w:val="22"/>
+        </w:rPr>
+        <w:t xml:space="preserve">    #result-views TabPane { height: 1fr; padding: 0 1; }</w:t>
+      </w:r>
+    </w:p>
+    <w:p>
+      <w:pPr>
+        <w:spacing w:line="240" w:lineRule="auto"/>
+        <w:ind w:firstLine="0"/>
+      </w:pPr>
+      <w:r>
+        <w:rPr>
+          <w:rFonts w:ascii="DejaVu Sans" w:eastAsia="DejaVu Sans" w:hAnsi="DejaVu Sans" w:cs="DejaVu Sans"/>
+          <w:sz w:val="22"/>
+        </w:rPr>
+        <w:t xml:space="preserve">    #chart { width: 1fr; height: 1fr; min-height: 5; background: $panel; }</w:t>
+      </w:r>
+    </w:p>
+    <w:p>
+      <w:pPr>
+        <w:spacing w:line="240" w:lineRule="auto"/>
+        <w:ind w:firstLine="0"/>
+      </w:pPr>
+      <w:r>
+        <w:rPr>
+          <w:rFonts w:ascii="DejaVu Sans" w:eastAsia="DejaVu Sans" w:hAnsi="DejaVu Sans" w:cs="DejaVu Sans"/>
+          <w:sz w:val="22"/>
+        </w:rPr>
+        <w:t xml:space="preserve">    #k-filter { height: 3; padding: 0 1; }</w:t>
+      </w:r>
+    </w:p>
+    <w:p>
+      <w:pPr>
+        <w:spacing w:line="240" w:lineRule="auto"/>
+        <w:ind w:firstLine="0"/>
+      </w:pPr>
+      <w:r>
+        <w:rPr>
+          <w:rFonts w:ascii="DejaVu Sans" w:eastAsia="DejaVu Sans" w:hAnsi="DejaVu Sans" w:cs="DejaVu Sans"/>
+          <w:sz w:val="22"/>
+        </w:rPr>
+        <w:t xml:space="preserve">    #k-select { width: 20; margin-right: 1; }</w:t>
+      </w:r>
+    </w:p>
+    <w:p>
+      <w:pPr>
+        <w:spacing w:line="240" w:lineRule="auto"/>
+        <w:ind w:firstLine="0"/>
+      </w:pPr>
+      <w:r>
+        <w:rPr>
+          <w:rFonts w:ascii="DejaVu Sans" w:eastAsia="DejaVu Sans" w:hAnsi="DejaVu Sans" w:cs="DejaVu Sans"/>
+          <w:sz w:val="22"/>
+        </w:rPr>
+        <w:t xml:space="preserve">    #gram-table { height: 1fr; border: round $primary-darken-2; }</w:t>
+      </w:r>
+    </w:p>
+    <w:p>
+      <w:pPr>
+        <w:spacing w:line="240" w:lineRule="auto"/>
+        <w:ind w:firstLine="0"/>
+      </w:pPr>
+      <w:r>
+        <w:rPr>
+          <w:rFonts w:ascii="DejaVu Sans" w:eastAsia="DejaVu Sans" w:hAnsi="DejaVu Sans" w:cs="DejaVu Sans"/>
+          <w:sz w:val="22"/>
+        </w:rPr>
+        <w:t xml:space="preserve">    DataTable &gt; .datatable--header { background: $primary-darken-2; color: $text; text-style: bold; }</w:t>
+      </w:r>
+    </w:p>
+    <w:p>
+      <w:pPr>
+        <w:spacing w:line="240" w:lineRule="auto"/>
+        <w:ind w:firstLine="0"/>
+      </w:pPr>
+      <w:r>
+        <w:rPr>
+          <w:rFonts w:ascii="DejaVu Sans" w:eastAsia="DejaVu Sans" w:hAnsi="DejaVu Sans" w:cs="DejaVu Sans"/>
+          <w:sz w:val="22"/>
+        </w:rPr>
+        <w:t xml:space="preserve">    #status { height: 1; padding: 0 1; color: $text-muted; }</w:t>
+      </w:r>
+    </w:p>
+    <w:p>
+      <w:pPr>
+        <w:spacing w:line="240" w:lineRule="auto"/>
+        <w:ind w:firstLine="0"/>
+      </w:pPr>
+      <w:r>
+        <w:rPr>
+          <w:rFonts w:ascii="DejaVu Sans" w:eastAsia="DejaVu Sans" w:hAnsi="DejaVu Sans" w:cs="DejaVu Sans"/>
+          <w:sz w:val="22"/>
+        </w:rPr>
+        <w:t xml:space="preserve">    Footer { background: $panel; }</w:t>
+      </w:r>
+    </w:p>
+    <w:p>
+      <w:pPr>
+        <w:spacing w:line="240" w:lineRule="auto"/>
+        <w:ind w:firstLine="0"/>
+      </w:pPr>
+      <w:r>
+        <w:rPr>
+          <w:rFonts w:ascii="DejaVu Sans" w:eastAsia="DejaVu Sans" w:hAnsi="DejaVu Sans" w:cs="DejaVu Sans"/>
+          <w:sz w:val="22"/>
+        </w:rPr>
+        <w:t xml:space="preserve">    """</w:t>
+      </w:r>
+    </w:p>
+    <w:p>
+      <w:pPr>
+        <w:spacing w:line="240" w:lineRule="auto"/>
+        <w:ind w:firstLine="0"/>
+      </w:pPr>
+    </w:p>
+    <w:p>
+      <w:pPr>
+        <w:spacing w:line="240" w:lineRule="auto"/>
+        <w:ind w:firstLine="0"/>
+      </w:pPr>
+      <w:r>
+        <w:rPr>
+          <w:rFonts w:ascii="DejaVu Sans" w:eastAsia="DejaVu Sans" w:hAnsi="DejaVu Sans" w:cs="DejaVu Sans"/>
+          <w:sz w:val="22"/>
+        </w:rPr>
+        <w:t xml:space="preserve">    BINDINGS = [("ctrl+enter", "analyze", "Анализировать"),</w:t>
+      </w:r>
+    </w:p>
+    <w:p>
+      <w:pPr>
+        <w:spacing w:line="240" w:lineRule="auto"/>
+        <w:ind w:firstLine="0"/>
+      </w:pPr>
+      <w:r>
+        <w:rPr>
+          <w:rFonts w:ascii="DejaVu Sans" w:eastAsia="DejaVu Sans" w:hAnsi="DejaVu Sans" w:cs="DejaVu Sans"/>
+          <w:sz w:val="22"/>
+        </w:rPr>
+        <w:t xml:space="preserve">                ("ctrl+o", "open_plot", "PNG-график"),</w:t>
+      </w:r>
+    </w:p>
+    <w:p>
+      <w:pPr>
+        <w:spacing w:line="240" w:lineRule="auto"/>
+        <w:ind w:firstLine="0"/>
+      </w:pPr>
+      <w:r>
+        <w:rPr>
+          <w:rFonts w:ascii="DejaVu Sans" w:eastAsia="DejaVu Sans" w:hAnsi="DejaVu Sans" w:cs="DejaVu Sans"/>
+          <w:sz w:val="22"/>
+        </w:rPr>
+        <w:t xml:space="preserve">                ("ctrl+q", "quit", "Выход")]</w:t>
+      </w:r>
+    </w:p>
+    <w:p>
+      <w:pPr>
+        <w:spacing w:line="240" w:lineRule="auto"/>
+        <w:ind w:firstLine="0"/>
+      </w:pPr>
+    </w:p>
+    <w:p>
+      <w:pPr>
+        <w:spacing w:line="240" w:lineRule="auto"/>
+        <w:ind w:firstLine="0"/>
+      </w:pPr>
+      <w:r>
+        <w:rPr>
+          <w:rFonts w:ascii="DejaVu Sans" w:eastAsia="DejaVu Sans" w:hAnsi="DejaVu Sans" w:cs="DejaVu Sans"/>
+          <w:sz w:val="22"/>
+        </w:rPr>
+        <w:t xml:space="preserve">    def __init__(self, initial_file: Path | None = None, output: Path = OUTPUT,</w:t>
+      </w:r>
+    </w:p>
+    <w:p>
+      <w:pPr>
+        <w:spacing w:line="240" w:lineRule="auto"/>
+        <w:ind w:firstLine="0"/>
+      </w:pPr>
+      <w:r>
+        <w:rPr>
+          <w:rFonts w:ascii="DejaVu Sans" w:eastAsia="DejaVu Sans" w:hAnsi="DejaVu Sans" w:cs="DejaVu Sans"/>
+          <w:sz w:val="22"/>
+        </w:rPr>
+        <w:t xml:space="preserve">                 language: str = "ru"):</w:t>
+      </w:r>
+    </w:p>
+    <w:p>
+      <w:pPr>
+        <w:spacing w:line="240" w:lineRule="auto"/>
+        <w:ind w:firstLine="0"/>
+      </w:pPr>
+      <w:r>
+        <w:rPr>
+          <w:rFonts w:ascii="DejaVu Sans" w:eastAsia="DejaVu Sans" w:hAnsi="DejaVu Sans" w:cs="DejaVu Sans"/>
+          <w:sz w:val="22"/>
+        </w:rPr>
+        <w:t xml:space="preserve">        super().__init__()</w:t>
+      </w:r>
+    </w:p>
+    <w:p>
+      <w:pPr>
+        <w:spacing w:line="240" w:lineRule="auto"/>
+        <w:ind w:firstLine="0"/>
+      </w:pPr>
+      <w:r>
+        <w:rPr>
+          <w:rFonts w:ascii="DejaVu Sans" w:eastAsia="DejaVu Sans" w:hAnsi="DejaVu Sans" w:cs="DejaVu Sans"/>
+          <w:sz w:val="22"/>
+        </w:rPr>
+        <w:t xml:space="preserve">        self.theme = "nord"</w:t>
+      </w:r>
+    </w:p>
+    <w:p>
+      <w:pPr>
+        <w:spacing w:line="240" w:lineRule="auto"/>
+        <w:ind w:firstLine="0"/>
+      </w:pPr>
+      <w:r>
+        <w:rPr>
+          <w:rFonts w:ascii="DejaVu Sans" w:eastAsia="DejaVu Sans" w:hAnsi="DejaVu Sans" w:cs="DejaVu Sans"/>
+          <w:sz w:val="22"/>
+        </w:rPr>
+        <w:t xml:space="preserve">        self.initial_file = initial_file</w:t>
+      </w:r>
+    </w:p>
+    <w:p>
+      <w:pPr>
+        <w:spacing w:line="240" w:lineRule="auto"/>
+        <w:ind w:firstLine="0"/>
+      </w:pPr>
+      <w:r>
+        <w:rPr>
+          <w:rFonts w:ascii="DejaVu Sans" w:eastAsia="DejaVu Sans" w:hAnsi="DejaVu Sans" w:cs="DejaVu Sans"/>
+          <w:sz w:val="22"/>
+        </w:rPr>
+        <w:t xml:space="preserve">        self.output = output</w:t>
+      </w:r>
+    </w:p>
+    <w:p>
+      <w:pPr>
+        <w:spacing w:line="240" w:lineRule="auto"/>
+        <w:ind w:firstLine="0"/>
+      </w:pPr>
+      <w:r>
+        <w:rPr>
+          <w:rFonts w:ascii="DejaVu Sans" w:eastAsia="DejaVu Sans" w:hAnsi="DejaVu Sans" w:cs="DejaVu Sans"/>
+          <w:sz w:val="22"/>
+        </w:rPr>
+        <w:t xml:space="preserve">        self.language = language</w:t>
+      </w:r>
+    </w:p>
+    <w:p>
+      <w:pPr>
+        <w:spacing w:line="240" w:lineRule="auto"/>
+        <w:ind w:firstLine="0"/>
+      </w:pPr>
+      <w:r>
+        <w:rPr>
+          <w:rFonts w:ascii="DejaVu Sans" w:eastAsia="DejaVu Sans" w:hAnsi="DejaVu Sans" w:cs="DejaVu Sans"/>
+          <w:sz w:val="22"/>
+        </w:rPr>
+        <w:t xml:space="preserve">        self.results: list[GramStatistics] = []</w:t>
+      </w:r>
+    </w:p>
+    <w:p>
+      <w:pPr>
+        <w:spacing w:line="240" w:lineRule="auto"/>
+        <w:ind w:firstLine="0"/>
+      </w:pPr>
+      <w:r>
+        <w:rPr>
+          <w:rFonts w:ascii="DejaVu Sans" w:eastAsia="DejaVu Sans" w:hAnsi="DejaVu Sans" w:cs="DejaVu Sans"/>
+          <w:sz w:val="22"/>
+        </w:rPr>
+        <w:t xml:space="preserve">        self.original_text = ""</w:t>
+      </w:r>
+    </w:p>
+    <w:p>
+      <w:pPr>
+        <w:spacing w:line="240" w:lineRule="auto"/>
+        <w:ind w:firstLine="0"/>
+      </w:pPr>
+      <w:r>
+        <w:rPr>
+          <w:rFonts w:ascii="DejaVu Sans" w:eastAsia="DejaVu Sans" w:hAnsi="DejaVu Sans" w:cs="DejaVu Sans"/>
+          <w:sz w:val="22"/>
+        </w:rPr>
+        <w:t xml:space="preserve">        self.last_run_dir: Path | None = None</w:t>
+      </w:r>
+    </w:p>
+    <w:p>
+      <w:pPr>
+        <w:spacing w:line="240" w:lineRule="auto"/>
+        <w:ind w:firstLine="0"/>
+      </w:pPr>
+    </w:p>
+    <w:p>
+      <w:pPr>
+        <w:spacing w:line="240" w:lineRule="auto"/>
+        <w:ind w:firstLine="0"/>
+      </w:pPr>
+      <w:r>
+        <w:rPr>
+          <w:rFonts w:ascii="DejaVu Sans" w:eastAsia="DejaVu Sans" w:hAnsi="DejaVu Sans" w:cs="DejaVu Sans"/>
+          <w:sz w:val="22"/>
+        </w:rPr>
+        <w:t xml:space="preserve">    def compose(self) -&gt; ComposeResult:</w:t>
+      </w:r>
+    </w:p>
+    <w:p>
+      <w:pPr>
+        <w:spacing w:line="240" w:lineRule="auto"/>
+        <w:ind w:firstLine="0"/>
+      </w:pPr>
+      <w:r>
+        <w:rPr>
+          <w:rFonts w:ascii="DejaVu Sans" w:eastAsia="DejaVu Sans" w:hAnsi="DejaVu Sans" w:cs="DejaVu Sans"/>
+          <w:sz w:val="22"/>
+        </w:rPr>
+        <w:t xml:space="preserve">        yield Header()</w:t>
+      </w:r>
+    </w:p>
+    <w:p>
+      <w:pPr>
+        <w:spacing w:line="240" w:lineRule="auto"/>
+        <w:ind w:firstLine="0"/>
+      </w:pPr>
+      <w:r>
+        <w:rPr>
+          <w:rFonts w:ascii="DejaVu Sans" w:eastAsia="DejaVu Sans" w:hAnsi="DejaVu Sans" w:cs="DejaVu Sans"/>
+          <w:sz w:val="22"/>
+        </w:rPr>
+        <w:t xml:space="preserve">        with Horizontal(id="toolbar"):</w:t>
+      </w:r>
+    </w:p>
+    <w:p>
+      <w:pPr>
+        <w:spacing w:line="240" w:lineRule="auto"/>
+        <w:ind w:firstLine="0"/>
+      </w:pPr>
+      <w:r>
+        <w:rPr>
+          <w:rFonts w:ascii="DejaVu Sans" w:eastAsia="DejaVu Sans" w:hAnsi="DejaVu Sans" w:cs="DejaVu Sans"/>
+          <w:sz w:val="22"/>
+        </w:rPr>
+        <w:t xml:space="preserve">            yield Select([("Русский", "ru"), ("English", "en")], value="ru",</w:t>
+      </w:r>
+    </w:p>
+    <w:p>
+      <w:pPr>
+        <w:spacing w:line="240" w:lineRule="auto"/>
+        <w:ind w:firstLine="0"/>
+      </w:pPr>
+      <w:r>
+        <w:rPr>
+          <w:rFonts w:ascii="DejaVu Sans" w:eastAsia="DejaVu Sans" w:hAnsi="DejaVu Sans" w:cs="DejaVu Sans"/>
+          <w:sz w:val="22"/>
+        </w:rPr>
+        <w:t xml:space="preserve">                         allow_blank=False, id="language")</w:t>
+      </w:r>
+    </w:p>
+    <w:p>
+      <w:pPr>
+        <w:spacing w:line="240" w:lineRule="auto"/>
+        <w:ind w:firstLine="0"/>
+      </w:pPr>
+      <w:r>
+        <w:rPr>
+          <w:rFonts w:ascii="DejaVu Sans" w:eastAsia="DejaVu Sans" w:hAnsi="DejaVu Sans" w:cs="DejaVu Sans"/>
+          <w:sz w:val="22"/>
+        </w:rPr>
+        <w:t xml:space="preserve">            yield Button("Посчитать", variant="primary", id="run")</w:t>
+      </w:r>
+    </w:p>
+    <w:p>
+      <w:pPr>
+        <w:spacing w:line="240" w:lineRule="auto"/>
+        <w:ind w:firstLine="0"/>
+      </w:pPr>
+      <w:r>
+        <w:rPr>
+          <w:rFonts w:ascii="DejaVu Sans" w:eastAsia="DejaVu Sans" w:hAnsi="DejaVu Sans" w:cs="DejaVu Sans"/>
+          <w:sz w:val="22"/>
+        </w:rPr>
+        <w:t xml:space="preserve">            yield Button("Открыть вариант 16", id="example")</w:t>
+      </w:r>
+    </w:p>
+    <w:p>
+      <w:pPr>
+        <w:spacing w:line="240" w:lineRule="auto"/>
+        <w:ind w:firstLine="0"/>
+      </w:pPr>
+      <w:r>
+        <w:rPr>
+          <w:rFonts w:ascii="DejaVu Sans" w:eastAsia="DejaVu Sans" w:hAnsi="DejaVu Sans" w:cs="DejaVu Sans"/>
+          <w:sz w:val="22"/>
+        </w:rPr>
+        <w:t xml:space="preserve">        with TabbedContent(initial="input-tab", id="main-views"):</w:t>
+      </w:r>
+    </w:p>
+    <w:p>
+      <w:pPr>
+        <w:spacing w:line="240" w:lineRule="auto"/>
+        <w:ind w:firstLine="0"/>
+      </w:pPr>
+      <w:r>
+        <w:rPr>
+          <w:rFonts w:ascii="DejaVu Sans" w:eastAsia="DejaVu Sans" w:hAnsi="DejaVu Sans" w:cs="DejaVu Sans"/>
+          <w:sz w:val="22"/>
+        </w:rPr>
+        <w:t xml:space="preserve">            with TabPane("Текст", id="input-tab"):</w:t>
+      </w:r>
+    </w:p>
+    <w:p>
+      <w:pPr>
+        <w:spacing w:line="240" w:lineRule="auto"/>
+        <w:ind w:firstLine="0"/>
+      </w:pPr>
+      <w:r>
+        <w:rPr>
+          <w:rFonts w:ascii="DejaVu Sans" w:eastAsia="DejaVu Sans" w:hAnsi="DejaVu Sans" w:cs="DejaVu Sans"/>
+          <w:sz w:val="22"/>
+        </w:rPr>
+        <w:t xml:space="preserve">                yield Static("Вставьте текст ниже или загрузите его из файла.",</w:t>
+      </w:r>
+    </w:p>
+    <w:p>
+      <w:pPr>
+        <w:spacing w:line="240" w:lineRule="auto"/>
+        <w:ind w:firstLine="0"/>
+      </w:pPr>
+      <w:r>
+        <w:rPr>
+          <w:rFonts w:ascii="DejaVu Sans" w:eastAsia="DejaVu Sans" w:hAnsi="DejaVu Sans" w:cs="DejaVu Sans"/>
+          <w:sz w:val="22"/>
+        </w:rPr>
+        <w:t xml:space="preserve">                             id="input-hint")</w:t>
+      </w:r>
+    </w:p>
+    <w:p>
+      <w:pPr>
+        <w:spacing w:line="240" w:lineRule="auto"/>
+        <w:ind w:firstLine="0"/>
+      </w:pPr>
+      <w:r>
+        <w:rPr>
+          <w:rFonts w:ascii="DejaVu Sans" w:eastAsia="DejaVu Sans" w:hAnsi="DejaVu Sans" w:cs="DejaVu Sans"/>
+          <w:sz w:val="22"/>
+        </w:rPr>
+        <w:t xml:space="preserve">                yield TextArea(id="input-area", soft_wrap=True,</w:t>
+      </w:r>
+    </w:p>
+    <w:p>
+      <w:pPr>
+        <w:spacing w:line="240" w:lineRule="auto"/>
+        <w:ind w:firstLine="0"/>
+      </w:pPr>
+      <w:r>
+        <w:rPr>
+          <w:rFonts w:ascii="DejaVu Sans" w:eastAsia="DejaVu Sans" w:hAnsi="DejaVu Sans" w:cs="DejaVu Sans"/>
+          <w:sz w:val="22"/>
+        </w:rPr>
+        <w:t xml:space="preserve">                               show_line_numbers=False, placeholder="Введите или вставьте текст…")</w:t>
+      </w:r>
+    </w:p>
+    <w:p>
+      <w:pPr>
+        <w:spacing w:line="240" w:lineRule="auto"/>
+        <w:ind w:firstLine="0"/>
+      </w:pPr>
+      <w:r>
+        <w:rPr>
+          <w:rFonts w:ascii="DejaVu Sans" w:eastAsia="DejaVu Sans" w:hAnsi="DejaVu Sans" w:cs="DejaVu Sans"/>
+          <w:sz w:val="22"/>
+        </w:rPr>
+        <w:t xml:space="preserve">                with Collapsible(title="Обработанный текст", collapsed=True, id="prepared-collapse"):</w:t>
+      </w:r>
+    </w:p>
+    <w:p>
+      <w:pPr>
+        <w:spacing w:line="240" w:lineRule="auto"/>
+        <w:ind w:firstLine="0"/>
+      </w:pPr>
+      <w:r>
+        <w:rPr>
+          <w:rFonts w:ascii="DejaVu Sans" w:eastAsia="DejaVu Sans" w:hAnsi="DejaVu Sans" w:cs="DejaVu Sans"/>
+          <w:sz w:val="22"/>
+        </w:rPr>
+        <w:t xml:space="preserve">                    yield TextArea(read_only=True, soft_wrap=True, show_line_numbers=False,</w:t>
+      </w:r>
+    </w:p>
+    <w:p>
+      <w:pPr>
+        <w:spacing w:line="240" w:lineRule="auto"/>
+        <w:ind w:firstLine="0"/>
+      </w:pPr>
+      <w:r>
+        <w:rPr>
+          <w:rFonts w:ascii="DejaVu Sans" w:eastAsia="DejaVu Sans" w:hAnsi="DejaVu Sans" w:cs="DejaVu Sans"/>
+          <w:sz w:val="22"/>
+        </w:rPr>
+        <w:t xml:space="preserve">                                   id="prepared-area")</w:t>
+      </w:r>
+    </w:p>
+    <w:p>
+      <w:pPr>
+        <w:spacing w:line="240" w:lineRule="auto"/>
+        <w:ind w:firstLine="0"/>
+      </w:pPr>
+      <w:r>
+        <w:rPr>
+          <w:rFonts w:ascii="DejaVu Sans" w:eastAsia="DejaVu Sans" w:hAnsi="DejaVu Sans" w:cs="DejaVu Sans"/>
+          <w:sz w:val="22"/>
+        </w:rPr>
+        <w:t xml:space="preserve">                with Horizontal(id="file-row"):</w:t>
+      </w:r>
+    </w:p>
+    <w:p>
+      <w:pPr>
+        <w:spacing w:line="240" w:lineRule="auto"/>
+        <w:ind w:firstLine="0"/>
+      </w:pPr>
+      <w:r>
+        <w:rPr>
+          <w:rFonts w:ascii="DejaVu Sans" w:eastAsia="DejaVu Sans" w:hAnsi="DejaVu Sans" w:cs="DejaVu Sans"/>
+          <w:sz w:val="22"/>
+        </w:rPr>
+        <w:t xml:space="preserve">                    yield Input(placeholder="Путь к текстовому файлу", id="file-path")</w:t>
+      </w:r>
+    </w:p>
+    <w:p>
+      <w:pPr>
+        <w:spacing w:line="240" w:lineRule="auto"/>
+        <w:ind w:firstLine="0"/>
+      </w:pPr>
+      <w:r>
+        <w:rPr>
+          <w:rFonts w:ascii="DejaVu Sans" w:eastAsia="DejaVu Sans" w:hAnsi="DejaVu Sans" w:cs="DejaVu Sans"/>
+          <w:sz w:val="22"/>
+        </w:rPr>
+        <w:lastRenderedPageBreak/>
+        <w:t xml:space="preserve">                    yield Button("Загрузить файл", id="load")</w:t>
+      </w:r>
+    </w:p>
+    <w:p>
+      <w:pPr>
+        <w:spacing w:line="240" w:lineRule="auto"/>
+        <w:ind w:firstLine="0"/>
+      </w:pPr>
+      <w:r>
+        <w:rPr>
+          <w:rFonts w:ascii="DejaVu Sans" w:eastAsia="DejaVu Sans" w:hAnsi="DejaVu Sans" w:cs="DejaVu Sans"/>
+          <w:sz w:val="22"/>
+        </w:rPr>
+        <w:t xml:space="preserve">                with Horizontal(id="output-row"):</w:t>
+      </w:r>
+    </w:p>
+    <w:p>
+      <w:pPr>
+        <w:spacing w:line="240" w:lineRule="auto"/>
+        <w:ind w:firstLine="0"/>
+      </w:pPr>
+      <w:r>
+        <w:rPr>
+          <w:rFonts w:ascii="DejaVu Sans" w:eastAsia="DejaVu Sans" w:hAnsi="DejaVu Sans" w:cs="DejaVu Sans"/>
+          <w:sz w:val="22"/>
+        </w:rPr>
+        <w:t xml:space="preserve">                    yield Input(value=str(self.output), placeholder="Папка для отчёта и результатов", id="output-path")</w:t>
+      </w:r>
+    </w:p>
+    <w:p>
+      <w:pPr>
+        <w:spacing w:line="240" w:lineRule="auto"/>
+        <w:ind w:firstLine="0"/>
+      </w:pPr>
+      <w:r>
+        <w:rPr>
+          <w:rFonts w:ascii="DejaVu Sans" w:eastAsia="DejaVu Sans" w:hAnsi="DejaVu Sans" w:cs="DejaVu Sans"/>
+          <w:sz w:val="22"/>
+        </w:rPr>
+        <w:t xml:space="preserve">            with TabPane("Результаты", id="results-tab"):</w:t>
+      </w:r>
+    </w:p>
+    <w:p>
+      <w:pPr>
+        <w:spacing w:line="240" w:lineRule="auto"/>
+        <w:ind w:firstLine="0"/>
+      </w:pPr>
+      <w:r>
+        <w:rPr>
+          <w:rFonts w:ascii="DejaVu Sans" w:eastAsia="DejaVu Sans" w:hAnsi="DejaVu Sans" w:cs="DejaVu Sans"/>
+          <w:sz w:val="22"/>
+        </w:rPr>
+        <w:t xml:space="preserve">                yield Static("Пока нет результатов. Нажмите «Посчитать» на вкладке «Текст».", id="summary")</w:t>
+      </w:r>
+    </w:p>
+    <w:p>
+      <w:pPr>
+        <w:spacing w:line="240" w:lineRule="auto"/>
+        <w:ind w:firstLine="0"/>
+      </w:pPr>
+      <w:r>
+        <w:rPr>
+          <w:rFonts w:ascii="DejaVu Sans" w:eastAsia="DejaVu Sans" w:hAnsi="DejaVu Sans" w:cs="DejaVu Sans"/>
+          <w:sz w:val="22"/>
+        </w:rPr>
+        <w:t xml:space="preserve">                with TabbedContent(initial="chart-tab", id="result-views"):</w:t>
+      </w:r>
+    </w:p>
+    <w:p>
+      <w:pPr>
+        <w:spacing w:line="240" w:lineRule="auto"/>
+        <w:ind w:firstLine="0"/>
+      </w:pPr>
+      <w:r>
+        <w:rPr>
+          <w:rFonts w:ascii="DejaVu Sans" w:eastAsia="DejaVu Sans" w:hAnsi="DejaVu Sans" w:cs="DejaVu Sans"/>
+          <w:sz w:val="22"/>
+        </w:rPr>
+        <w:t xml:space="preserve">                    with TabPane("График Hₖ/k", id="chart-tab"):</w:t>
+      </w:r>
+    </w:p>
+    <w:p>
+      <w:pPr>
+        <w:spacing w:line="240" w:lineRule="auto"/>
+        <w:ind w:firstLine="0"/>
+      </w:pPr>
+      <w:r>
+        <w:rPr>
+          <w:rFonts w:ascii="DejaVu Sans" w:eastAsia="DejaVu Sans" w:hAnsi="DejaVu Sans" w:cs="DejaVu Sans"/>
+          <w:sz w:val="22"/>
+        </w:rPr>
+        <w:t xml:space="preserve">                        yield PlotextPlot(id="chart")</w:t>
+      </w:r>
+    </w:p>
+    <w:p>
+      <w:pPr>
+        <w:spacing w:line="240" w:lineRule="auto"/>
+        <w:ind w:firstLine="0"/>
+      </w:pPr>
+      <w:r>
+        <w:rPr>
+          <w:rFonts w:ascii="DejaVu Sans" w:eastAsia="DejaVu Sans" w:hAnsi="DejaVu Sans" w:cs="DejaVu Sans"/>
+          <w:sz w:val="22"/>
+        </w:rPr>
+        <w:t xml:space="preserve">                    with TabPane("Частоты k-грамм", id="frequency-tab"):</w:t>
+      </w:r>
+    </w:p>
+    <w:p>
+      <w:pPr>
+        <w:spacing w:line="240" w:lineRule="auto"/>
+        <w:ind w:firstLine="0"/>
+      </w:pPr>
+      <w:r>
+        <w:rPr>
+          <w:rFonts w:ascii="DejaVu Sans" w:eastAsia="DejaVu Sans" w:hAnsi="DejaVu Sans" w:cs="DejaVu Sans"/>
+          <w:sz w:val="22"/>
+        </w:rPr>
+        <w:t xml:space="preserve">                        with Horizontal(id="k-filter"):</w:t>
+      </w:r>
+    </w:p>
+    <w:p>
+      <w:pPr>
+        <w:spacing w:line="240" w:lineRule="auto"/>
+        <w:ind w:firstLine="0"/>
+      </w:pPr>
+      <w:r>
+        <w:rPr>
+          <w:rFonts w:ascii="DejaVu Sans" w:eastAsia="DejaVu Sans" w:hAnsi="DejaVu Sans" w:cs="DejaVu Sans"/>
+          <w:sz w:val="22"/>
+        </w:rPr>
+        <w:t xml:space="preserve">                            yield Select([(f"k = {k}", k) for k in range(1, 6)],</w:t>
+      </w:r>
+    </w:p>
+    <w:p>
+      <w:pPr>
+        <w:spacing w:line="240" w:lineRule="auto"/>
+        <w:ind w:firstLine="0"/>
+      </w:pPr>
+      <w:r>
+        <w:rPr>
+          <w:rFonts w:ascii="DejaVu Sans" w:eastAsia="DejaVu Sans" w:hAnsi="DejaVu Sans" w:cs="DejaVu Sans"/>
+          <w:sz w:val="22"/>
+        </w:rPr>
+        <w:t xml:space="preserve">                                         value=1, allow_blank=False, id="k-select")</w:t>
+      </w:r>
+    </w:p>
+    <w:p>
+      <w:pPr>
+        <w:spacing w:line="240" w:lineRule="auto"/>
+        <w:ind w:firstLine="0"/>
+      </w:pPr>
+      <w:r>
+        <w:rPr>
+          <w:rFonts w:ascii="DejaVu Sans" w:eastAsia="DejaVu Sans" w:hAnsi="DejaVu Sans" w:cs="DejaVu Sans"/>
+          <w:sz w:val="22"/>
+        </w:rPr>
+        <w:t xml:space="preserve">                            yield Static("Отсортировано по частоте; список можно прокручивать.")</w:t>
+      </w:r>
+    </w:p>
+    <w:p>
+      <w:pPr>
+        <w:spacing w:line="240" w:lineRule="auto"/>
+        <w:ind w:firstLine="0"/>
+      </w:pPr>
+      <w:r>
+        <w:rPr>
+          <w:rFonts w:ascii="DejaVu Sans" w:eastAsia="DejaVu Sans" w:hAnsi="DejaVu Sans" w:cs="DejaVu Sans"/>
+          <w:sz w:val="22"/>
+        </w:rPr>
+        <w:t xml:space="preserve">                        yield DataTable(id="gram-table", zebra_stripes=True, cursor_type="row")</w:t>
+      </w:r>
+    </w:p>
+    <w:p>
+      <w:pPr>
+        <w:spacing w:line="240" w:lineRule="auto"/>
+        <w:ind w:firstLine="0"/>
+      </w:pPr>
+      <w:r>
+        <w:rPr>
+          <w:rFonts w:ascii="DejaVu Sans" w:eastAsia="DejaVu Sans" w:hAnsi="DejaVu Sans" w:cs="DejaVu Sans"/>
+          <w:sz w:val="22"/>
+        </w:rPr>
+        <w:t xml:space="preserve">        yield Static("", id="status")</w:t>
+      </w:r>
+    </w:p>
+    <w:p>
+      <w:pPr>
+        <w:spacing w:line="240" w:lineRule="auto"/>
+        <w:ind w:firstLine="0"/>
+      </w:pPr>
+      <w:r>
+        <w:rPr>
+          <w:rFonts w:ascii="DejaVu Sans" w:eastAsia="DejaVu Sans" w:hAnsi="DejaVu Sans" w:cs="DejaVu Sans"/>
+          <w:sz w:val="22"/>
+        </w:rPr>
+        <w:t xml:space="preserve">        yield Footer()</w:t>
+      </w:r>
+    </w:p>
+    <w:p>
+      <w:pPr>
+        <w:spacing w:line="240" w:lineRule="auto"/>
+        <w:ind w:firstLine="0"/>
+      </w:pPr>
+    </w:p>
+    <w:p>
+      <w:pPr>
+        <w:spacing w:line="240" w:lineRule="auto"/>
+        <w:ind w:firstLine="0"/>
+      </w:pPr>
+      <w:r>
+        <w:rPr>
+          <w:rFonts w:ascii="DejaVu Sans" w:eastAsia="DejaVu Sans" w:hAnsi="DejaVu Sans" w:cs="DejaVu Sans"/>
+          <w:sz w:val="22"/>
+        </w:rPr>
+        <w:t xml:space="preserve">    def on_mount(self) -&gt; None:</w:t>
+      </w:r>
+    </w:p>
+    <w:p>
+      <w:pPr>
+        <w:spacing w:line="240" w:lineRule="auto"/>
+        <w:ind w:firstLine="0"/>
+      </w:pPr>
+      <w:r>
+        <w:rPr>
+          <w:rFonts w:ascii="DejaVu Sans" w:eastAsia="DejaVu Sans" w:hAnsi="DejaVu Sans" w:cs="DejaVu Sans"/>
+          <w:sz w:val="22"/>
+        </w:rPr>
+        <w:t xml:space="preserve">        self.query_one("#language", Select).value = self.language</w:t>
+      </w:r>
+    </w:p>
+    <w:p>
+      <w:pPr>
+        <w:spacing w:line="240" w:lineRule="auto"/>
+        <w:ind w:firstLine="0"/>
+      </w:pPr>
+      <w:r>
+        <w:rPr>
+          <w:rFonts w:ascii="DejaVu Sans" w:eastAsia="DejaVu Sans" w:hAnsi="DejaVu Sans" w:cs="DejaVu Sans"/>
+          <w:sz w:val="22"/>
+        </w:rPr>
+        <w:t xml:space="preserve">        self.query_one("#output-path", Input).value = str(self.output)</w:t>
+      </w:r>
+    </w:p>
+    <w:p>
+      <w:pPr>
+        <w:spacing w:line="240" w:lineRule="auto"/>
+        <w:ind w:firstLine="0"/>
+      </w:pPr>
+      <w:r>
+        <w:rPr>
+          <w:rFonts w:ascii="DejaVu Sans" w:eastAsia="DejaVu Sans" w:hAnsi="DejaVu Sans" w:cs="DejaVu Sans"/>
+          <w:sz w:val="22"/>
+        </w:rPr>
+        <w:t xml:space="preserve">        self.query_one("#input-area", TextArea).focus()</w:t>
+      </w:r>
+    </w:p>
+    <w:p>
+      <w:pPr>
+        <w:spacing w:line="240" w:lineRule="auto"/>
+        <w:ind w:firstLine="0"/>
+      </w:pPr>
+      <w:r>
+        <w:rPr>
+          <w:rFonts w:ascii="DejaVu Sans" w:eastAsia="DejaVu Sans" w:hAnsi="DejaVu Sans" w:cs="DejaVu Sans"/>
+          <w:sz w:val="22"/>
+        </w:rPr>
+        <w:t xml:space="preserve">        self.update_prepared_text()</w:t>
+      </w:r>
+    </w:p>
+    <w:p>
+      <w:pPr>
+        <w:spacing w:line="240" w:lineRule="auto"/>
+        <w:ind w:firstLine="0"/>
+      </w:pPr>
+      <w:r>
+        <w:rPr>
+          <w:rFonts w:ascii="DejaVu Sans" w:eastAsia="DejaVu Sans" w:hAnsi="DejaVu Sans" w:cs="DejaVu Sans"/>
+          <w:sz w:val="22"/>
+        </w:rPr>
+        <w:t xml:space="preserve">        table = self.query_one("#gram-table", DataTable)</w:t>
+      </w:r>
+    </w:p>
+    <w:p>
+      <w:pPr>
+        <w:spacing w:line="240" w:lineRule="auto"/>
+        <w:ind w:firstLine="0"/>
+      </w:pPr>
+      <w:r>
+        <w:rPr>
+          <w:rFonts w:ascii="DejaVu Sans" w:eastAsia="DejaVu Sans" w:hAnsi="DejaVu Sans" w:cs="DejaVu Sans"/>
+          <w:sz w:val="22"/>
+        </w:rPr>
+        <w:t xml:space="preserve">        table.add_columns("k-грамма", "Количество", "Частота")</w:t>
+      </w:r>
+    </w:p>
+    <w:p>
+      <w:pPr>
+        <w:spacing w:line="240" w:lineRule="auto"/>
+        <w:ind w:firstLine="0"/>
+      </w:pPr>
+      <w:r>
+        <w:rPr>
+          <w:rFonts w:ascii="DejaVu Sans" w:eastAsia="DejaVu Sans" w:hAnsi="DejaVu Sans" w:cs="DejaVu Sans"/>
+          <w:sz w:val="22"/>
+        </w:rPr>
+        <w:t xml:space="preserve">        if self.initial_file:</w:t>
+      </w:r>
+    </w:p>
+    <w:p>
+      <w:pPr>
+        <w:spacing w:line="240" w:lineRule="auto"/>
+        <w:ind w:firstLine="0"/>
+      </w:pPr>
+      <w:r>
+        <w:rPr>
+          <w:rFonts w:ascii="DejaVu Sans" w:eastAsia="DejaVu Sans" w:hAnsi="DejaVu Sans" w:cs="DejaVu Sans"/>
+          <w:sz w:val="22"/>
+        </w:rPr>
+        <w:t xml:space="preserve">            self.query_one("#file-path", Input).value = str(self.initial_file)</w:t>
+      </w:r>
+    </w:p>
+    <w:p>
+      <w:pPr>
+        <w:spacing w:line="240" w:lineRule="auto"/>
+        <w:ind w:firstLine="0"/>
+      </w:pPr>
+      <w:r>
+        <w:rPr>
+          <w:rFonts w:ascii="DejaVu Sans" w:eastAsia="DejaVu Sans" w:hAnsi="DejaVu Sans" w:cs="DejaVu Sans"/>
+          <w:sz w:val="22"/>
+        </w:rPr>
+        <w:t xml:space="preserve">            self.load_file(self.initial_file)</w:t>
+      </w:r>
+    </w:p>
+    <w:p>
+      <w:pPr>
+        <w:spacing w:line="240" w:lineRule="auto"/>
+        <w:ind w:firstLine="0"/>
+      </w:pPr>
+    </w:p>
+    <w:p>
+      <w:pPr>
+        <w:spacing w:line="240" w:lineRule="auto"/>
+        <w:ind w:firstLine="0"/>
+      </w:pPr>
+      <w:r>
+        <w:rPr>
+          <w:rFonts w:ascii="DejaVu Sans" w:eastAsia="DejaVu Sans" w:hAnsi="DejaVu Sans" w:cs="DejaVu Sans"/>
+          <w:sz w:val="22"/>
+        </w:rPr>
+        <w:t xml:space="preserve">    def set_status(self, message: str) -&gt; None:</w:t>
+      </w:r>
+    </w:p>
+    <w:p>
+      <w:pPr>
+        <w:spacing w:line="240" w:lineRule="auto"/>
+        <w:ind w:firstLine="0"/>
+      </w:pPr>
+      <w:r>
+        <w:rPr>
+          <w:rFonts w:ascii="DejaVu Sans" w:eastAsia="DejaVu Sans" w:hAnsi="DejaVu Sans" w:cs="DejaVu Sans"/>
+          <w:sz w:val="22"/>
+        </w:rPr>
+        <w:t xml:space="preserve">        self.query_one("#status", Static).update(message)</w:t>
+      </w:r>
+    </w:p>
+    <w:p>
+      <w:pPr>
+        <w:spacing w:line="240" w:lineRule="auto"/>
+        <w:ind w:firstLine="0"/>
+      </w:pPr>
+    </w:p>
+    <w:p>
+      <w:pPr>
+        <w:spacing w:line="240" w:lineRule="auto"/>
+        <w:ind w:firstLine="0"/>
+      </w:pPr>
+      <w:r>
+        <w:rPr>
+          <w:rFonts w:ascii="DejaVu Sans" w:eastAsia="DejaVu Sans" w:hAnsi="DejaVu Sans" w:cs="DejaVu Sans"/>
+          <w:sz w:val="22"/>
+        </w:rPr>
+        <w:t xml:space="preserve">    def load_file(self, path: Path) -&gt; None:</w:t>
       </w:r>
     </w:p>
     <w:p>
@@ -6306,7 +8234,169 @@
           <w:rFonts w:ascii="DejaVu Sans" w:eastAsia="DejaVu Sans" w:hAnsi="DejaVu Sans" w:cs="DejaVu Sans"/>
           <w:sz w:val="22"/>
         </w:rPr>
-        <w:t xml:space="preserve">            if choice == "0":</w:t>
+        <w:t xml:space="preserve">            text = read_text_file(str(path))</w:t>
+      </w:r>
+    </w:p>
+    <w:p>
+      <w:pPr>
+        <w:spacing w:line="240" w:lineRule="auto"/>
+        <w:ind w:firstLine="0"/>
+      </w:pPr>
+      <w:r>
+        <w:rPr>
+          <w:rFonts w:ascii="DejaVu Sans" w:eastAsia="DejaVu Sans" w:hAnsi="DejaVu Sans" w:cs="DejaVu Sans"/>
+          <w:sz w:val="22"/>
+        </w:rPr>
+        <w:t xml:space="preserve">        except (OSError, UnicodeError) as exc:</w:t>
+      </w:r>
+    </w:p>
+    <w:p>
+      <w:pPr>
+        <w:spacing w:line="240" w:lineRule="auto"/>
+        <w:ind w:firstLine="0"/>
+      </w:pPr>
+      <w:r>
+        <w:rPr>
+          <w:rFonts w:ascii="DejaVu Sans" w:eastAsia="DejaVu Sans" w:hAnsi="DejaVu Sans" w:cs="DejaVu Sans"/>
+          <w:sz w:val="22"/>
+        </w:rPr>
+        <w:t xml:space="preserve">            self.set_status(f"Не удалось открыть файл: {exc}")</w:t>
+      </w:r>
+    </w:p>
+    <w:p>
+      <w:pPr>
+        <w:spacing w:line="240" w:lineRule="auto"/>
+        <w:ind w:firstLine="0"/>
+      </w:pPr>
+      <w:r>
+        <w:rPr>
+          <w:rFonts w:ascii="DejaVu Sans" w:eastAsia="DejaVu Sans" w:hAnsi="DejaVu Sans" w:cs="DejaVu Sans"/>
+          <w:sz w:val="22"/>
+        </w:rPr>
+        <w:t xml:space="preserve">            return</w:t>
+      </w:r>
+    </w:p>
+    <w:p>
+      <w:pPr>
+        <w:spacing w:line="240" w:lineRule="auto"/>
+        <w:ind w:firstLine="0"/>
+      </w:pPr>
+      <w:r>
+        <w:rPr>
+          <w:rFonts w:ascii="DejaVu Sans" w:eastAsia="DejaVu Sans" w:hAnsi="DejaVu Sans" w:cs="DejaVu Sans"/>
+          <w:sz w:val="22"/>
+        </w:rPr>
+        <w:t xml:space="preserve">        self.query_one("#input-area", TextArea).text = text</w:t>
+      </w:r>
+    </w:p>
+    <w:p>
+      <w:pPr>
+        <w:spacing w:line="240" w:lineRule="auto"/>
+        <w:ind w:firstLine="0"/>
+      </w:pPr>
+      <w:r>
+        <w:rPr>
+          <w:rFonts w:ascii="DejaVu Sans" w:eastAsia="DejaVu Sans" w:hAnsi="DejaVu Sans" w:cs="DejaVu Sans"/>
+          <w:sz w:val="22"/>
+        </w:rPr>
+        <w:t xml:space="preserve">        self.set_status(f"Загружено: {path} · {len(text)} символов")</w:t>
+      </w:r>
+    </w:p>
+    <w:p>
+      <w:pPr>
+        <w:spacing w:line="240" w:lineRule="auto"/>
+        <w:ind w:firstLine="0"/>
+      </w:pPr>
+    </w:p>
+    <w:p>
+      <w:pPr>
+        <w:spacing w:line="240" w:lineRule="auto"/>
+        <w:ind w:firstLine="0"/>
+      </w:pPr>
+      <w:r>
+        <w:rPr>
+          <w:rFonts w:ascii="DejaVu Sans" w:eastAsia="DejaVu Sans" w:hAnsi="DejaVu Sans" w:cs="DejaVu Sans"/>
+          <w:sz w:val="22"/>
+        </w:rPr>
+        <w:t xml:space="preserve">    def on_button_pressed(self, event: Button.Pressed) -&gt; None:</w:t>
+      </w:r>
+    </w:p>
+    <w:p>
+      <w:pPr>
+        <w:spacing w:line="240" w:lineRule="auto"/>
+        <w:ind w:firstLine="0"/>
+      </w:pPr>
+      <w:r>
+        <w:rPr>
+          <w:rFonts w:ascii="DejaVu Sans" w:eastAsia="DejaVu Sans" w:hAnsi="DejaVu Sans" w:cs="DejaVu Sans"/>
+          <w:sz w:val="22"/>
+        </w:rPr>
+        <w:t xml:space="preserve">        if event.button.id == "run":</w:t>
+      </w:r>
+    </w:p>
+    <w:p>
+      <w:pPr>
+        <w:spacing w:line="240" w:lineRule="auto"/>
+        <w:ind w:firstLine="0"/>
+      </w:pPr>
+      <w:r>
+        <w:rPr>
+          <w:rFonts w:ascii="DejaVu Sans" w:eastAsia="DejaVu Sans" w:hAnsi="DejaVu Sans" w:cs="DejaVu Sans"/>
+          <w:sz w:val="22"/>
+        </w:rPr>
+        <w:t xml:space="preserve">            self.action_analyze()</w:t>
+      </w:r>
+    </w:p>
+    <w:p>
+      <w:pPr>
+        <w:spacing w:line="240" w:lineRule="auto"/>
+        <w:ind w:firstLine="0"/>
+      </w:pPr>
+      <w:r>
+        <w:rPr>
+          <w:rFonts w:ascii="DejaVu Sans" w:eastAsia="DejaVu Sans" w:hAnsi="DejaVu Sans" w:cs="DejaVu Sans"/>
+          <w:sz w:val="22"/>
+        </w:rPr>
+        <w:t xml:space="preserve">        elif event.button.id == "load":</w:t>
+      </w:r>
+    </w:p>
+    <w:p>
+      <w:pPr>
+        <w:spacing w:line="240" w:lineRule="auto"/>
+        <w:ind w:firstLine="0"/>
+      </w:pPr>
+      <w:r>
+        <w:rPr>
+          <w:rFonts w:ascii="DejaVu Sans" w:eastAsia="DejaVu Sans" w:hAnsi="DejaVu Sans" w:cs="DejaVu Sans"/>
+          <w:sz w:val="22"/>
+        </w:rPr>
+        <w:t xml:space="preserve">            raw_path = self.query_one("#file-path", Input).value.strip().strip('"')</w:t>
+      </w:r>
+    </w:p>
+    <w:p>
+      <w:pPr>
+        <w:spacing w:line="240" w:lineRule="auto"/>
+        <w:ind w:firstLine="0"/>
+      </w:pPr>
+      <w:r>
+        <w:rPr>
+          <w:rFonts w:ascii="DejaVu Sans" w:eastAsia="DejaVu Sans" w:hAnsi="DejaVu Sans" w:cs="DejaVu Sans"/>
+          <w:sz w:val="22"/>
+        </w:rPr>
+        <w:t xml:space="preserve">            if not raw_path:</w:t>
+      </w:r>
+    </w:p>
+    <w:p>
+      <w:pPr>
+        <w:spacing w:line="240" w:lineRule="auto"/>
+        <w:ind w:firstLine="0"/>
+      </w:pPr>
+      <w:r>
+        <w:rPr>
+          <w:rFonts w:ascii="DejaVu Sans" w:eastAsia="DejaVu Sans" w:hAnsi="DejaVu Sans" w:cs="DejaVu Sans"/>
+          <w:sz w:val="22"/>
+        </w:rPr>
+        <w:t xml:space="preserve">                self.set_status("Укажите путь к файлу.")</w:t>
       </w:r>
     </w:p>
     <w:p>
@@ -6332,202 +8422,7 @@
           <w:rFonts w:ascii="DejaVu Sans" w:eastAsia="DejaVu Sans" w:hAnsi="DejaVu Sans" w:cs="DejaVu Sans"/>
           <w:sz w:val="22"/>
         </w:rPr>
-        <w:t xml:space="preserve">            if choice == "3":</w:t>
-      </w:r>
-    </w:p>
-    <w:p>
-      <w:pPr>
-        <w:spacing w:line="240" w:lineRule="auto"/>
-        <w:ind w:firstLine="0"/>
-      </w:pPr>
-      <w:r>
-        <w:rPr>
-          <w:rFonts w:ascii="DejaVu Sans" w:eastAsia="DejaVu Sans" w:hAnsi="DejaVu Sans" w:cs="DejaVu Sans"/>
-          <w:sz w:val="22"/>
-        </w:rPr>
-        <w:t xml:space="preserve">                selected = input("Язык (ru/en): ").strip().lower()</w:t>
-      </w:r>
-    </w:p>
-    <w:p>
-      <w:pPr>
-        <w:spacing w:line="240" w:lineRule="auto"/>
-        <w:ind w:firstLine="0"/>
-      </w:pPr>
-      <w:r>
-        <w:rPr>
-          <w:rFonts w:ascii="DejaVu Sans" w:eastAsia="DejaVu Sans" w:hAnsi="DejaVu Sans" w:cs="DejaVu Sans"/>
-          <w:sz w:val="22"/>
-        </w:rPr>
-        <w:t xml:space="preserve">                if selected not in ("ru", "en"):</w:t>
-      </w:r>
-    </w:p>
-    <w:p>
-      <w:pPr>
-        <w:spacing w:line="240" w:lineRule="auto"/>
-        <w:ind w:firstLine="0"/>
-      </w:pPr>
-      <w:r>
-        <w:rPr>
-          <w:rFonts w:ascii="DejaVu Sans" w:eastAsia="DejaVu Sans" w:hAnsi="DejaVu Sans" w:cs="DejaVu Sans"/>
-          <w:sz w:val="22"/>
-        </w:rPr>
-        <w:t xml:space="preserve">                    raise ValueError("Выберите ru или en.")</w:t>
-      </w:r>
-    </w:p>
-    <w:p>
-      <w:pPr>
-        <w:spacing w:line="240" w:lineRule="auto"/>
-        <w:ind w:firstLine="0"/>
-      </w:pPr>
-      <w:r>
-        <w:rPr>
-          <w:rFonts w:ascii="DejaVu Sans" w:eastAsia="DejaVu Sans" w:hAnsi="DejaVu Sans" w:cs="DejaVu Sans"/>
-          <w:sz w:val="22"/>
-        </w:rPr>
-        <w:t xml:space="preserve">                language = selected</w:t>
-      </w:r>
-    </w:p>
-    <w:p>
-      <w:pPr>
-        <w:spacing w:line="240" w:lineRule="auto"/>
-        <w:ind w:firstLine="0"/>
-      </w:pPr>
-      <w:r>
-        <w:rPr>
-          <w:rFonts w:ascii="DejaVu Sans" w:eastAsia="DejaVu Sans" w:hAnsi="DejaVu Sans" w:cs="DejaVu Sans"/>
-          <w:sz w:val="22"/>
-        </w:rPr>
-        <w:t xml:space="preserve">                continue</w:t>
-      </w:r>
-    </w:p>
-    <w:p>
-      <w:pPr>
-        <w:spacing w:line="240" w:lineRule="auto"/>
-        <w:ind w:firstLine="0"/>
-      </w:pPr>
-      <w:r>
-        <w:rPr>
-          <w:rFonts w:ascii="DejaVu Sans" w:eastAsia="DejaVu Sans" w:hAnsi="DejaVu Sans" w:cs="DejaVu Sans"/>
-          <w:sz w:val="22"/>
-        </w:rPr>
-        <w:t xml:space="preserve">            if choice == "1":</w:t>
-      </w:r>
-    </w:p>
-    <w:p>
-      <w:pPr>
-        <w:spacing w:line="240" w:lineRule="auto"/>
-        <w:ind w:firstLine="0"/>
-      </w:pPr>
-      <w:r>
-        <w:rPr>
-          <w:rFonts w:ascii="DejaVu Sans" w:eastAsia="DejaVu Sans" w:hAnsi="DejaVu Sans" w:cs="DejaVu Sans"/>
-          <w:sz w:val="22"/>
-        </w:rPr>
-        <w:t xml:space="preserve">                print("Введите текст. Отдельная строка END завершает ввод.")</w:t>
-      </w:r>
-    </w:p>
-    <w:p>
-      <w:pPr>
-        <w:spacing w:line="240" w:lineRule="auto"/>
-        <w:ind w:firstLine="0"/>
-      </w:pPr>
-      <w:r>
-        <w:rPr>
-          <w:rFonts w:ascii="DejaVu Sans" w:eastAsia="DejaVu Sans" w:hAnsi="DejaVu Sans" w:cs="DejaVu Sans"/>
-          <w:sz w:val="22"/>
-        </w:rPr>
-        <w:t xml:space="preserve">                lines = []</w:t>
-      </w:r>
-    </w:p>
-    <w:p>
-      <w:pPr>
-        <w:spacing w:line="240" w:lineRule="auto"/>
-        <w:ind w:firstLine="0"/>
-      </w:pPr>
-      <w:r>
-        <w:rPr>
-          <w:rFonts w:ascii="DejaVu Sans" w:eastAsia="DejaVu Sans" w:hAnsi="DejaVu Sans" w:cs="DejaVu Sans"/>
-          <w:sz w:val="22"/>
-        </w:rPr>
-        <w:t xml:space="preserve">                while (line := input()) != "END":</w:t>
-      </w:r>
-    </w:p>
-    <w:p>
-      <w:pPr>
-        <w:spacing w:line="240" w:lineRule="auto"/>
-        <w:ind w:firstLine="0"/>
-      </w:pPr>
-      <w:r>
-        <w:rPr>
-          <w:rFonts w:ascii="DejaVu Sans" w:eastAsia="DejaVu Sans" w:hAnsi="DejaVu Sans" w:cs="DejaVu Sans"/>
-          <w:sz w:val="22"/>
-        </w:rPr>
-        <w:t xml:space="preserve">                    lines.append(line)</w:t>
-      </w:r>
-    </w:p>
-    <w:p>
-      <w:pPr>
-        <w:spacing w:line="240" w:lineRule="auto"/>
-        <w:ind w:firstLine="0"/>
-      </w:pPr>
-      <w:r>
-        <w:rPr>
-          <w:rFonts w:ascii="DejaVu Sans" w:eastAsia="DejaVu Sans" w:hAnsi="DejaVu Sans" w:cs="DejaVu Sans"/>
-          <w:sz w:val="22"/>
-        </w:rPr>
-        <w:t xml:space="preserve">                text = "\n".join(lines)</w:t>
-      </w:r>
-    </w:p>
-    <w:p>
-      <w:pPr>
-        <w:spacing w:line="240" w:lineRule="auto"/>
-        <w:ind w:firstLine="0"/>
-      </w:pPr>
-      <w:r>
-        <w:rPr>
-          <w:rFonts w:ascii="DejaVu Sans" w:eastAsia="DejaVu Sans" w:hAnsi="DejaVu Sans" w:cs="DejaVu Sans"/>
-          <w:sz w:val="22"/>
-        </w:rPr>
-        <w:t xml:space="preserve">            elif choice == "2":</w:t>
-      </w:r>
-    </w:p>
-    <w:p>
-      <w:pPr>
-        <w:spacing w:line="240" w:lineRule="auto"/>
-        <w:ind w:firstLine="0"/>
-      </w:pPr>
-      <w:r>
-        <w:rPr>
-          <w:rFonts w:ascii="DejaVu Sans" w:eastAsia="DejaVu Sans" w:hAnsi="DejaVu Sans" w:cs="DejaVu Sans"/>
-          <w:sz w:val="22"/>
-        </w:rPr>
-        <w:t xml:space="preserve">                text = read_text_file(input("Путь к файлу: ").strip().strip('"'))</w:t>
-      </w:r>
-    </w:p>
-    <w:p>
-      <w:pPr>
-        <w:spacing w:line="240" w:lineRule="auto"/>
-        <w:ind w:firstLine="0"/>
-      </w:pPr>
-      <w:r>
-        <w:rPr>
-          <w:rFonts w:ascii="DejaVu Sans" w:eastAsia="DejaVu Sans" w:hAnsi="DejaVu Sans" w:cs="DejaVu Sans"/>
-          <w:sz w:val="22"/>
-        </w:rPr>
-        <w:t xml:space="preserve">            elif choice == "4":</w:t>
-      </w:r>
-    </w:p>
-    <w:p>
-      <w:pPr>
-        <w:spacing w:line="240" w:lineRule="auto"/>
-        <w:ind w:firstLine="0"/>
-      </w:pPr>
-      <w:r>
-        <w:rPr>
-          <w:rFonts w:ascii="DejaVu Sans" w:eastAsia="DejaVu Sans" w:hAnsi="DejaVu Sans" w:cs="DejaVu Sans"/>
-          <w:sz w:val="22"/>
-        </w:rPr>
-        <w:t xml:space="preserve">                language = "ru"</w:t>
+        <w:t xml:space="preserve">            self.load_file(Path(raw_path))</w:t>
       </w:r>
     </w:p>
     <w:p>
@@ -6541,59 +8436,447 @@
           <w:sz w:val="22"/>
         </w:rPr>
         <w:lastRenderedPageBreak/>
-        <w:t xml:space="preserve">                text = read_text_file(str(VARIANT))</w:t>
-      </w:r>
-    </w:p>
-    <w:p>
-      <w:pPr>
-        <w:spacing w:line="240" w:lineRule="auto"/>
-        <w:ind w:firstLine="0"/>
-      </w:pPr>
-      <w:r>
-        <w:rPr>
-          <w:rFonts w:ascii="DejaVu Sans" w:eastAsia="DejaVu Sans" w:hAnsi="DejaVu Sans" w:cs="DejaVu Sans"/>
-          <w:sz w:val="22"/>
-        </w:rPr>
-        <w:t xml:space="preserve">            else:</w:t>
-      </w:r>
-    </w:p>
-    <w:p>
-      <w:pPr>
-        <w:spacing w:line="240" w:lineRule="auto"/>
-        <w:ind w:firstLine="0"/>
-      </w:pPr>
-      <w:r>
-        <w:rPr>
-          <w:rFonts w:ascii="DejaVu Sans" w:eastAsia="DejaVu Sans" w:hAnsi="DejaVu Sans" w:cs="DejaVu Sans"/>
-          <w:sz w:val="22"/>
-        </w:rPr>
-        <w:t xml:space="preserve">                print("Неизвестный пункт меню.")</w:t>
-      </w:r>
-    </w:p>
-    <w:p>
-      <w:pPr>
-        <w:spacing w:line="240" w:lineRule="auto"/>
-        <w:ind w:firstLine="0"/>
-      </w:pPr>
-      <w:r>
-        <w:rPr>
-          <w:rFonts w:ascii="DejaVu Sans" w:eastAsia="DejaVu Sans" w:hAnsi="DejaVu Sans" w:cs="DejaVu Sans"/>
-          <w:sz w:val="22"/>
-        </w:rPr>
-        <w:t xml:space="preserve">                continue</w:t>
-      </w:r>
-    </w:p>
-    <w:p>
-      <w:pPr>
-        <w:spacing w:line="240" w:lineRule="auto"/>
-        <w:ind w:firstLine="0"/>
-      </w:pPr>
-      <w:r>
-        <w:rPr>
-          <w:rFonts w:ascii="DejaVu Sans" w:eastAsia="DejaVu Sans" w:hAnsi="DejaVu Sans" w:cs="DejaVu Sans"/>
-          <w:sz w:val="22"/>
-        </w:rPr>
-        <w:t xml:space="preserve">            run_analysis(text, language)</w:t>
+        <w:t xml:space="preserve">        elif event.button.id == "example":</w:t>
+      </w:r>
+    </w:p>
+    <w:p>
+      <w:pPr>
+        <w:spacing w:line="240" w:lineRule="auto"/>
+        <w:ind w:firstLine="0"/>
+      </w:pPr>
+      <w:r>
+        <w:rPr>
+          <w:rFonts w:ascii="DejaVu Sans" w:eastAsia="DejaVu Sans" w:hAnsi="DejaVu Sans" w:cs="DejaVu Sans"/>
+          <w:sz w:val="22"/>
+        </w:rPr>
+        <w:t xml:space="preserve">            self.query_one("#language", Select).value = "ru"</w:t>
+      </w:r>
+    </w:p>
+    <w:p>
+      <w:pPr>
+        <w:spacing w:line="240" w:lineRule="auto"/>
+        <w:ind w:firstLine="0"/>
+      </w:pPr>
+      <w:r>
+        <w:rPr>
+          <w:rFonts w:ascii="DejaVu Sans" w:eastAsia="DejaVu Sans" w:hAnsi="DejaVu Sans" w:cs="DejaVu Sans"/>
+          <w:sz w:val="22"/>
+        </w:rPr>
+        <w:t xml:space="preserve">            self.query_one("#file-path", Input).value = str(VARIANT)</w:t>
+      </w:r>
+    </w:p>
+    <w:p>
+      <w:pPr>
+        <w:spacing w:line="240" w:lineRule="auto"/>
+        <w:ind w:firstLine="0"/>
+      </w:pPr>
+      <w:r>
+        <w:rPr>
+          <w:rFonts w:ascii="DejaVu Sans" w:eastAsia="DejaVu Sans" w:hAnsi="DejaVu Sans" w:cs="DejaVu Sans"/>
+          <w:sz w:val="22"/>
+        </w:rPr>
+        <w:t xml:space="preserve">            self.load_file(VARIANT)</w:t>
+      </w:r>
+    </w:p>
+    <w:p>
+      <w:pPr>
+        <w:spacing w:line="240" w:lineRule="auto"/>
+        <w:ind w:firstLine="0"/>
+      </w:pPr>
+      <w:r>
+        <w:rPr>
+          <w:rFonts w:ascii="DejaVu Sans" w:eastAsia="DejaVu Sans" w:hAnsi="DejaVu Sans" w:cs="DejaVu Sans"/>
+          <w:sz w:val="22"/>
+        </w:rPr>
+        <w:t xml:space="preserve">            self.query_one("#main-views", TabbedContent).active = "input-tab"</w:t>
+      </w:r>
+    </w:p>
+    <w:p>
+      <w:pPr>
+        <w:spacing w:line="240" w:lineRule="auto"/>
+        <w:ind w:firstLine="0"/>
+      </w:pPr>
+    </w:p>
+    <w:p>
+      <w:pPr>
+        <w:spacing w:line="240" w:lineRule="auto"/>
+        <w:ind w:firstLine="0"/>
+      </w:pPr>
+      <w:r>
+        <w:rPr>
+          <w:rFonts w:ascii="DejaVu Sans" w:eastAsia="DejaVu Sans" w:hAnsi="DejaVu Sans" w:cs="DejaVu Sans"/>
+          <w:sz w:val="22"/>
+        </w:rPr>
+        <w:t xml:space="preserve">    def on_select_changed(self, event: Select.Changed) -&gt; None:</w:t>
+      </w:r>
+    </w:p>
+    <w:p>
+      <w:pPr>
+        <w:spacing w:line="240" w:lineRule="auto"/>
+        <w:ind w:firstLine="0"/>
+      </w:pPr>
+      <w:r>
+        <w:rPr>
+          <w:rFonts w:ascii="DejaVu Sans" w:eastAsia="DejaVu Sans" w:hAnsi="DejaVu Sans" w:cs="DejaVu Sans"/>
+          <w:sz w:val="22"/>
+        </w:rPr>
+        <w:t xml:space="preserve">        if event.select.id == "k-select" and self.results:</w:t>
+      </w:r>
+    </w:p>
+    <w:p>
+      <w:pPr>
+        <w:spacing w:line="240" w:lineRule="auto"/>
+        <w:ind w:firstLine="0"/>
+      </w:pPr>
+      <w:r>
+        <w:rPr>
+          <w:rFonts w:ascii="DejaVu Sans" w:eastAsia="DejaVu Sans" w:hAnsi="DejaVu Sans" w:cs="DejaVu Sans"/>
+          <w:sz w:val="22"/>
+        </w:rPr>
+        <w:t xml:space="preserve">            self.update_frequency_table(int(event.value))</w:t>
+      </w:r>
+    </w:p>
+    <w:p>
+      <w:pPr>
+        <w:spacing w:line="240" w:lineRule="auto"/>
+        <w:ind w:firstLine="0"/>
+      </w:pPr>
+      <w:r>
+        <w:rPr>
+          <w:rFonts w:ascii="DejaVu Sans" w:eastAsia="DejaVu Sans" w:hAnsi="DejaVu Sans" w:cs="DejaVu Sans"/>
+          <w:sz w:val="22"/>
+        </w:rPr>
+        <w:t xml:space="preserve">        elif event.select.id == "language":</w:t>
+      </w:r>
+    </w:p>
+    <w:p>
+      <w:pPr>
+        <w:spacing w:line="240" w:lineRule="auto"/>
+        <w:ind w:firstLine="0"/>
+      </w:pPr>
+      <w:r>
+        <w:rPr>
+          <w:rFonts w:ascii="DejaVu Sans" w:eastAsia="DejaVu Sans" w:hAnsi="DejaVu Sans" w:cs="DejaVu Sans"/>
+          <w:sz w:val="22"/>
+        </w:rPr>
+        <w:t xml:space="preserve">            self.update_prepared_text()</w:t>
+      </w:r>
+    </w:p>
+    <w:p>
+      <w:pPr>
+        <w:spacing w:line="240" w:lineRule="auto"/>
+        <w:ind w:firstLine="0"/>
+      </w:pPr>
+    </w:p>
+    <w:p>
+      <w:pPr>
+        <w:spacing w:line="240" w:lineRule="auto"/>
+        <w:ind w:firstLine="0"/>
+      </w:pPr>
+      <w:r>
+        <w:rPr>
+          <w:rFonts w:ascii="DejaVu Sans" w:eastAsia="DejaVu Sans" w:hAnsi="DejaVu Sans" w:cs="DejaVu Sans"/>
+          <w:sz w:val="22"/>
+        </w:rPr>
+        <w:t xml:space="preserve">    def on_text_area_changed(self, event: TextArea.Changed) -&gt; None:</w:t>
+      </w:r>
+    </w:p>
+    <w:p>
+      <w:pPr>
+        <w:spacing w:line="240" w:lineRule="auto"/>
+        <w:ind w:firstLine="0"/>
+      </w:pPr>
+      <w:r>
+        <w:rPr>
+          <w:rFonts w:ascii="DejaVu Sans" w:eastAsia="DejaVu Sans" w:hAnsi="DejaVu Sans" w:cs="DejaVu Sans"/>
+          <w:sz w:val="22"/>
+        </w:rPr>
+        <w:t xml:space="preserve">        if event.text_area.id == "input-area":</w:t>
+      </w:r>
+    </w:p>
+    <w:p>
+      <w:pPr>
+        <w:spacing w:line="240" w:lineRule="auto"/>
+        <w:ind w:firstLine="0"/>
+      </w:pPr>
+      <w:r>
+        <w:rPr>
+          <w:rFonts w:ascii="DejaVu Sans" w:eastAsia="DejaVu Sans" w:hAnsi="DejaVu Sans" w:cs="DejaVu Sans"/>
+          <w:sz w:val="22"/>
+        </w:rPr>
+        <w:t xml:space="preserve">            self.update_prepared_text()</w:t>
+      </w:r>
+    </w:p>
+    <w:p>
+      <w:pPr>
+        <w:spacing w:line="240" w:lineRule="auto"/>
+        <w:ind w:firstLine="0"/>
+      </w:pPr>
+    </w:p>
+    <w:p>
+      <w:pPr>
+        <w:spacing w:line="240" w:lineRule="auto"/>
+        <w:ind w:firstLine="0"/>
+      </w:pPr>
+      <w:r>
+        <w:rPr>
+          <w:rFonts w:ascii="DejaVu Sans" w:eastAsia="DejaVu Sans" w:hAnsi="DejaVu Sans" w:cs="DejaVu Sans"/>
+          <w:sz w:val="22"/>
+        </w:rPr>
+        <w:t xml:space="preserve">    def update_prepared_text(self) -&gt; None:</w:t>
+      </w:r>
+    </w:p>
+    <w:p>
+      <w:pPr>
+        <w:spacing w:line="240" w:lineRule="auto"/>
+        <w:ind w:firstLine="0"/>
+      </w:pPr>
+      <w:r>
+        <w:rPr>
+          <w:rFonts w:ascii="DejaVu Sans" w:eastAsia="DejaVu Sans" w:hAnsi="DejaVu Sans" w:cs="DejaVu Sans"/>
+          <w:sz w:val="22"/>
+        </w:rPr>
+        <w:t xml:space="preserve">        """Обновить отдельное поле очищенной строкой выбранного алфавита."""</w:t>
+      </w:r>
+    </w:p>
+    <w:p>
+      <w:pPr>
+        <w:spacing w:line="240" w:lineRule="auto"/>
+        <w:ind w:firstLine="0"/>
+      </w:pPr>
+      <w:r>
+        <w:rPr>
+          <w:rFonts w:ascii="DejaVu Sans" w:eastAsia="DejaVu Sans" w:hAnsi="DejaVu Sans" w:cs="DejaVu Sans"/>
+          <w:sz w:val="22"/>
+        </w:rPr>
+        <w:t xml:space="preserve">        raw = self.query_one("#input-area", TextArea).text</w:t>
+      </w:r>
+    </w:p>
+    <w:p>
+      <w:pPr>
+        <w:spacing w:line="240" w:lineRule="auto"/>
+        <w:ind w:firstLine="0"/>
+      </w:pPr>
+      <w:r>
+        <w:rPr>
+          <w:rFonts w:ascii="DejaVu Sans" w:eastAsia="DejaVu Sans" w:hAnsi="DejaVu Sans" w:cs="DejaVu Sans"/>
+          <w:sz w:val="22"/>
+        </w:rPr>
+        <w:t xml:space="preserve">        language = str(self.query_one("#language", Select).value)</w:t>
+      </w:r>
+    </w:p>
+    <w:p>
+      <w:pPr>
+        <w:spacing w:line="240" w:lineRule="auto"/>
+        <w:ind w:firstLine="0"/>
+      </w:pPr>
+      <w:r>
+        <w:rPr>
+          <w:rFonts w:ascii="DejaVu Sans" w:eastAsia="DejaVu Sans" w:hAnsi="DejaVu Sans" w:cs="DejaVu Sans"/>
+          <w:sz w:val="22"/>
+        </w:rPr>
+        <w:t xml:space="preserve">        cleaned = prepare_text(raw, language) if raw else ""</w:t>
+      </w:r>
+    </w:p>
+    <w:p>
+      <w:pPr>
+        <w:spacing w:line="240" w:lineRule="auto"/>
+        <w:ind w:firstLine="0"/>
+      </w:pPr>
+      <w:r>
+        <w:rPr>
+          <w:rFonts w:ascii="DejaVu Sans" w:eastAsia="DejaVu Sans" w:hAnsi="DejaVu Sans" w:cs="DejaVu Sans"/>
+          <w:sz w:val="22"/>
+        </w:rPr>
+        <w:t xml:space="preserve">        self.query_one("#prepared-area", TextArea).text = cleaned</w:t>
+      </w:r>
+    </w:p>
+    <w:p>
+      <w:pPr>
+        <w:spacing w:line="240" w:lineRule="auto"/>
+        <w:ind w:firstLine="0"/>
+      </w:pPr>
+    </w:p>
+    <w:p>
+      <w:pPr>
+        <w:spacing w:line="240" w:lineRule="auto"/>
+        <w:ind w:firstLine="0"/>
+      </w:pPr>
+      <w:r>
+        <w:rPr>
+          <w:rFonts w:ascii="DejaVu Sans" w:eastAsia="DejaVu Sans" w:hAnsi="DejaVu Sans" w:cs="DejaVu Sans"/>
+          <w:sz w:val="22"/>
+        </w:rPr>
+        <w:t xml:space="preserve">    def action_analyze(self) -&gt; None:</w:t>
+      </w:r>
+    </w:p>
+    <w:p>
+      <w:pPr>
+        <w:spacing w:line="240" w:lineRule="auto"/>
+        <w:ind w:firstLine="0"/>
+      </w:pPr>
+      <w:r>
+        <w:rPr>
+          <w:rFonts w:ascii="DejaVu Sans" w:eastAsia="DejaVu Sans" w:hAnsi="DejaVu Sans" w:cs="DejaVu Sans"/>
+          <w:sz w:val="22"/>
+        </w:rPr>
+        <w:t xml:space="preserve">        raw = self.query_one("#input-area", TextArea).text</w:t>
+      </w:r>
+    </w:p>
+    <w:p>
+      <w:pPr>
+        <w:spacing w:line="240" w:lineRule="auto"/>
+        <w:ind w:firstLine="0"/>
+      </w:pPr>
+      <w:r>
+        <w:rPr>
+          <w:rFonts w:ascii="DejaVu Sans" w:eastAsia="DejaVu Sans" w:hAnsi="DejaVu Sans" w:cs="DejaVu Sans"/>
+          <w:sz w:val="22"/>
+        </w:rPr>
+        <w:t xml:space="preserve">        language = str(self.query_one("#language", Select).value)</w:t>
+      </w:r>
+    </w:p>
+    <w:p>
+      <w:pPr>
+        <w:spacing w:line="240" w:lineRule="auto"/>
+        <w:ind w:firstLine="0"/>
+      </w:pPr>
+      <w:r>
+        <w:rPr>
+          <w:rFonts w:ascii="DejaVu Sans" w:eastAsia="DejaVu Sans" w:hAnsi="DejaVu Sans" w:cs="DejaVu Sans"/>
+          <w:sz w:val="22"/>
+        </w:rPr>
+        <w:t xml:space="preserve">        output_text = self.query_one("#output-path", Input).value.strip().strip('"')</w:t>
+      </w:r>
+    </w:p>
+    <w:p>
+      <w:pPr>
+        <w:spacing w:line="240" w:lineRule="auto"/>
+        <w:ind w:firstLine="0"/>
+      </w:pPr>
+      <w:r>
+        <w:rPr>
+          <w:rFonts w:ascii="DejaVu Sans" w:eastAsia="DejaVu Sans" w:hAnsi="DejaVu Sans" w:cs="DejaVu Sans"/>
+          <w:sz w:val="22"/>
+        </w:rPr>
+        <w:t xml:space="preserve">        if not output_text:</w:t>
+      </w:r>
+    </w:p>
+    <w:p>
+      <w:pPr>
+        <w:spacing w:line="240" w:lineRule="auto"/>
+        <w:ind w:firstLine="0"/>
+      </w:pPr>
+      <w:r>
+        <w:rPr>
+          <w:rFonts w:ascii="DejaVu Sans" w:eastAsia="DejaVu Sans" w:hAnsi="DejaVu Sans" w:cs="DejaVu Sans"/>
+          <w:sz w:val="22"/>
+        </w:rPr>
+        <w:t xml:space="preserve">            self.set_status("Укажите папку для отчёта и результатов.")</w:t>
+      </w:r>
+    </w:p>
+    <w:p>
+      <w:pPr>
+        <w:spacing w:line="240" w:lineRule="auto"/>
+        <w:ind w:firstLine="0"/>
+      </w:pPr>
+      <w:r>
+        <w:rPr>
+          <w:rFonts w:ascii="DejaVu Sans" w:eastAsia="DejaVu Sans" w:hAnsi="DejaVu Sans" w:cs="DejaVu Sans"/>
+          <w:sz w:val="22"/>
+        </w:rPr>
+        <w:t xml:space="preserve">            return</w:t>
+      </w:r>
+    </w:p>
+    <w:p>
+      <w:pPr>
+        <w:spacing w:line="240" w:lineRule="auto"/>
+        <w:ind w:firstLine="0"/>
+      </w:pPr>
+      <w:r>
+        <w:rPr>
+          <w:rFonts w:ascii="DejaVu Sans" w:eastAsia="DejaVu Sans" w:hAnsi="DejaVu Sans" w:cs="DejaVu Sans"/>
+          <w:sz w:val="22"/>
+        </w:rPr>
+        <w:t xml:space="preserve">        output_dir = Path(output_text).expanduser()</w:t>
+      </w:r>
+    </w:p>
+    <w:p>
+      <w:pPr>
+        <w:spacing w:line="240" w:lineRule="auto"/>
+        <w:ind w:firstLine="0"/>
+      </w:pPr>
+      <w:r>
+        <w:rPr>
+          <w:rFonts w:ascii="DejaVu Sans" w:eastAsia="DejaVu Sans" w:hAnsi="DejaVu Sans" w:cs="DejaVu Sans"/>
+          <w:sz w:val="22"/>
+        </w:rPr>
+        <w:t xml:space="preserve">        try:</w:t>
+      </w:r>
+    </w:p>
+    <w:p>
+      <w:pPr>
+        <w:spacing w:line="240" w:lineRule="auto"/>
+        <w:ind w:firstLine="0"/>
+      </w:pPr>
+      <w:r>
+        <w:rPr>
+          <w:rFonts w:ascii="DejaVu Sans" w:eastAsia="DejaVu Sans" w:hAnsi="DejaVu Sans" w:cs="DejaVu Sans"/>
+          <w:sz w:val="22"/>
+        </w:rPr>
+        <w:t xml:space="preserve">            cleaned = prepare_text(raw, language)</w:t>
+      </w:r>
+    </w:p>
+    <w:p>
+      <w:pPr>
+        <w:spacing w:line="240" w:lineRule="auto"/>
+        <w:ind w:firstLine="0"/>
+      </w:pPr>
+      <w:r>
+        <w:rPr>
+          <w:rFonts w:ascii="DejaVu Sans" w:eastAsia="DejaVu Sans" w:hAnsi="DejaVu Sans" w:cs="DejaVu Sans"/>
+          <w:sz w:val="22"/>
+        </w:rPr>
+        <w:t xml:space="preserve">            results = analyze(cleaned)</w:t>
+      </w:r>
+    </w:p>
+    <w:p>
+      <w:pPr>
+        <w:spacing w:line="240" w:lineRule="auto"/>
+        <w:ind w:firstLine="0"/>
+      </w:pPr>
+      <w:r>
+        <w:rPr>
+          <w:rFonts w:ascii="DejaVu Sans" w:eastAsia="DejaVu Sans" w:hAnsi="DejaVu Sans" w:cs="DejaVu Sans"/>
+          <w:sz w:val="22"/>
+        </w:rPr>
+        <w:t xml:space="preserve">            # Пакетный запуск сохраняет те же CSV и PNG, не загрязняя экран выводом.</w:t>
+      </w:r>
+    </w:p>
+    <w:p>
+      <w:pPr>
+        <w:spacing w:line="240" w:lineRule="auto"/>
+        <w:ind w:firstLine="0"/>
+      </w:pPr>
+      <w:r>
+        <w:rPr>
+          <w:rFonts w:ascii="DejaVu Sans" w:eastAsia="DejaVu Sans" w:hAnsi="DejaVu Sans" w:cs="DejaVu Sans"/>
+          <w:sz w:val="22"/>
+        </w:rPr>
+        <w:t xml:space="preserve">            with redirect_stdout(StringIO()):</w:t>
+      </w:r>
+    </w:p>
+    <w:p>
+      <w:pPr>
+        <w:spacing w:line="240" w:lineRule="auto"/>
+        <w:ind w:firstLine="0"/>
+      </w:pPr>
+      <w:r>
+        <w:rPr>
+          <w:rFonts w:ascii="DejaVu Sans" w:eastAsia="DejaVu Sans" w:hAnsi="DejaVu Sans" w:cs="DejaVu Sans"/>
+          <w:sz w:val="22"/>
+        </w:rPr>
+        <w:t xml:space="preserve">                run_dir = run_analysis(raw, language, output_dir)</w:t>
       </w:r>
     </w:p>
     <w:p>
@@ -6619,7 +8902,871 @@
           <w:rFonts w:ascii="DejaVu Sans" w:eastAsia="DejaVu Sans" w:hAnsi="DejaVu Sans" w:cs="DejaVu Sans"/>
           <w:sz w:val="22"/>
         </w:rPr>
-        <w:t xml:space="preserve">            print(f"Ошибка: {exc}")</w:t>
+        <w:t xml:space="preserve">            self.set_status(f"Ошибка: {exc}")</w:t>
+      </w:r>
+    </w:p>
+    <w:p>
+      <w:pPr>
+        <w:spacing w:line="240" w:lineRule="auto"/>
+        <w:ind w:firstLine="0"/>
+      </w:pPr>
+      <w:r>
+        <w:rPr>
+          <w:rFonts w:ascii="DejaVu Sans" w:eastAsia="DejaVu Sans" w:hAnsi="DejaVu Sans" w:cs="DejaVu Sans"/>
+          <w:sz w:val="22"/>
+        </w:rPr>
+        <w:t xml:space="preserve">            return</w:t>
+      </w:r>
+    </w:p>
+    <w:p>
+      <w:pPr>
+        <w:spacing w:line="240" w:lineRule="auto"/>
+        <w:ind w:firstLine="0"/>
+      </w:pPr>
+    </w:p>
+    <w:p>
+      <w:pPr>
+        <w:spacing w:line="240" w:lineRule="auto"/>
+        <w:ind w:firstLine="0"/>
+      </w:pPr>
+      <w:r>
+        <w:rPr>
+          <w:rFonts w:ascii="DejaVu Sans" w:eastAsia="DejaVu Sans" w:hAnsi="DejaVu Sans" w:cs="DejaVu Sans"/>
+          <w:sz w:val="22"/>
+        </w:rPr>
+        <w:t xml:space="preserve">        self.original_text = raw</w:t>
+      </w:r>
+    </w:p>
+    <w:p>
+      <w:pPr>
+        <w:spacing w:line="240" w:lineRule="auto"/>
+        <w:ind w:firstLine="0"/>
+      </w:pPr>
+      <w:r>
+        <w:rPr>
+          <w:rFonts w:ascii="DejaVu Sans" w:eastAsia="DejaVu Sans" w:hAnsi="DejaVu Sans" w:cs="DejaVu Sans"/>
+          <w:sz w:val="22"/>
+        </w:rPr>
+        <w:t xml:space="preserve">        self.results = results</w:t>
+      </w:r>
+    </w:p>
+    <w:p>
+      <w:pPr>
+        <w:spacing w:line="240" w:lineRule="auto"/>
+        <w:ind w:firstLine="0"/>
+      </w:pPr>
+      <w:r>
+        <w:rPr>
+          <w:rFonts w:ascii="DejaVu Sans" w:eastAsia="DejaVu Sans" w:hAnsi="DejaVu Sans" w:cs="DejaVu Sans"/>
+          <w:sz w:val="22"/>
+        </w:rPr>
+        <w:t xml:space="preserve">        self.last_run_dir = run_dir</w:t>
+      </w:r>
+    </w:p>
+    <w:p>
+      <w:pPr>
+        <w:spacing w:line="240" w:lineRule="auto"/>
+        <w:ind w:firstLine="0"/>
+      </w:pPr>
+      <w:r>
+        <w:rPr>
+          <w:rFonts w:ascii="DejaVu Sans" w:eastAsia="DejaVu Sans" w:hAnsi="DejaVu Sans" w:cs="DejaVu Sans"/>
+          <w:sz w:val="22"/>
+        </w:rPr>
+        <w:t xml:space="preserve">        n = len(cleaned)</w:t>
+      </w:r>
+    </w:p>
+    <w:p>
+      <w:pPr>
+        <w:spacing w:line="240" w:lineRule="auto"/>
+        <w:ind w:firstLine="0"/>
+      </w:pPr>
+      <w:r>
+        <w:rPr>
+          <w:rFonts w:ascii="DejaVu Sans" w:eastAsia="DejaVu Sans" w:hAnsi="DejaVu Sans" w:cs="DejaVu Sans"/>
+          <w:sz w:val="22"/>
+        </w:rPr>
+        <w:t xml:space="preserve">        values = [f"{r.k}={r.normalized:.2f}" if r.normalized is not None</w:t>
+      </w:r>
+    </w:p>
+    <w:p>
+      <w:pPr>
+        <w:spacing w:line="240" w:lineRule="auto"/>
+        <w:ind w:firstLine="0"/>
+      </w:pPr>
+      <w:r>
+        <w:rPr>
+          <w:rFonts w:ascii="DejaVu Sans" w:eastAsia="DejaVu Sans" w:hAnsi="DejaVu Sans" w:cs="DejaVu Sans"/>
+          <w:sz w:val="22"/>
+        </w:rPr>
+        <w:t xml:space="preserve">                  else f"{r.k}:—" for r in results]</w:t>
+      </w:r>
+    </w:p>
+    <w:p>
+      <w:pPr>
+        <w:spacing w:line="240" w:lineRule="auto"/>
+        <w:ind w:firstLine="0"/>
+      </w:pPr>
+      <w:r>
+        <w:rPr>
+          <w:rFonts w:ascii="DejaVu Sans" w:eastAsia="DejaVu Sans" w:hAnsi="DejaVu Sans" w:cs="DejaVu Sans"/>
+          <w:sz w:val="22"/>
+        </w:rPr>
+        <w:t xml:space="preserve">        self.query_one("#summary", Static).update(</w:t>
+      </w:r>
+    </w:p>
+    <w:p>
+      <w:pPr>
+        <w:spacing w:line="240" w:lineRule="auto"/>
+        <w:ind w:firstLine="0"/>
+      </w:pPr>
+      <w:r>
+        <w:rPr>
+          <w:rFonts w:ascii="DejaVu Sans" w:eastAsia="DejaVu Sans" w:hAnsi="DejaVu Sans" w:cs="DejaVu Sans"/>
+          <w:sz w:val="22"/>
+        </w:rPr>
+        <w:t xml:space="preserve">            f"{language.upper()} · {n} букв · исключено: {len(raw) - n}  Hₖ/k: " + " · ".join(values))</w:t>
+      </w:r>
+    </w:p>
+    <w:p>
+      <w:pPr>
+        <w:spacing w:line="240" w:lineRule="auto"/>
+        <w:ind w:firstLine="0"/>
+      </w:pPr>
+      <w:r>
+        <w:rPr>
+          <w:rFonts w:ascii="DejaVu Sans" w:eastAsia="DejaVu Sans" w:hAnsi="DejaVu Sans" w:cs="DejaVu Sans"/>
+          <w:sz w:val="22"/>
+        </w:rPr>
+        <w:t xml:space="preserve">        self.update_frequency_table(int(self.query_one("#k-select", Select).value))</w:t>
+      </w:r>
+    </w:p>
+    <w:p>
+      <w:pPr>
+        <w:spacing w:line="240" w:lineRule="auto"/>
+        <w:ind w:firstLine="0"/>
+      </w:pPr>
+      <w:r>
+        <w:rPr>
+          <w:rFonts w:ascii="DejaVu Sans" w:eastAsia="DejaVu Sans" w:hAnsi="DejaVu Sans" w:cs="DejaVu Sans"/>
+          <w:sz w:val="22"/>
+        </w:rPr>
+        <w:t xml:space="preserve">        self.query_one("#main-views", TabbedContent).active = "results-tab"</w:t>
+      </w:r>
+    </w:p>
+    <w:p>
+      <w:pPr>
+        <w:spacing w:line="240" w:lineRule="auto"/>
+        <w:ind w:firstLine="0"/>
+      </w:pPr>
+      <w:r>
+        <w:rPr>
+          <w:rFonts w:ascii="DejaVu Sans" w:eastAsia="DejaVu Sans" w:hAnsi="DejaVu Sans" w:cs="DejaVu Sans"/>
+          <w:sz w:val="22"/>
+        </w:rPr>
+        <w:lastRenderedPageBreak/>
+        <w:t xml:space="preserve">        self.query_one("#result-views", TabbedContent).active = "chart-tab"</w:t>
+      </w:r>
+    </w:p>
+    <w:p>
+      <w:pPr>
+        <w:spacing w:line="240" w:lineRule="auto"/>
+        <w:ind w:firstLine="0"/>
+      </w:pPr>
+      <w:r>
+        <w:rPr>
+          <w:rFonts w:ascii="DejaVu Sans" w:eastAsia="DejaVu Sans" w:hAnsi="DejaVu Sans" w:cs="DejaVu Sans"/>
+          <w:sz w:val="22"/>
+        </w:rPr>
+        <w:t xml:space="preserve">        self.call_after_refresh(self.refresh_chart)</w:t>
+      </w:r>
+    </w:p>
+    <w:p>
+      <w:pPr>
+        <w:spacing w:line="240" w:lineRule="auto"/>
+        <w:ind w:firstLine="0"/>
+      </w:pPr>
+      <w:r>
+        <w:rPr>
+          <w:rFonts w:ascii="DejaVu Sans" w:eastAsia="DejaVu Sans" w:hAnsi="DejaVu Sans" w:cs="DejaVu Sans"/>
+          <w:sz w:val="22"/>
+        </w:rPr>
+        <w:t xml:space="preserve">        self.set_status(f"Готово · Результаты и график: {run_dir.resolve()}")</w:t>
+      </w:r>
+    </w:p>
+    <w:p>
+      <w:pPr>
+        <w:spacing w:line="240" w:lineRule="auto"/>
+        <w:ind w:firstLine="0"/>
+      </w:pPr>
+    </w:p>
+    <w:p>
+      <w:pPr>
+        <w:spacing w:line="240" w:lineRule="auto"/>
+        <w:ind w:firstLine="0"/>
+      </w:pPr>
+      <w:r>
+        <w:rPr>
+          <w:rFonts w:ascii="DejaVu Sans" w:eastAsia="DejaVu Sans" w:hAnsi="DejaVu Sans" w:cs="DejaVu Sans"/>
+          <w:sz w:val="22"/>
+        </w:rPr>
+        <w:t xml:space="preserve">    def on_resize(self, event: Resize) -&gt; None:</w:t>
+      </w:r>
+    </w:p>
+    <w:p>
+      <w:pPr>
+        <w:spacing w:line="240" w:lineRule="auto"/>
+        <w:ind w:firstLine="0"/>
+      </w:pPr>
+      <w:r>
+        <w:rPr>
+          <w:rFonts w:ascii="DejaVu Sans" w:eastAsia="DejaVu Sans" w:hAnsi="DejaVu Sans" w:cs="DejaVu Sans"/>
+          <w:sz w:val="22"/>
+        </w:rPr>
+        <w:t xml:space="preserve">        """Подгонять размер графика под доступную область окна."""</w:t>
+      </w:r>
+    </w:p>
+    <w:p>
+      <w:pPr>
+        <w:spacing w:line="240" w:lineRule="auto"/>
+        <w:ind w:firstLine="0"/>
+      </w:pPr>
+      <w:r>
+        <w:rPr>
+          <w:rFonts w:ascii="DejaVu Sans" w:eastAsia="DejaVu Sans" w:hAnsi="DejaVu Sans" w:cs="DejaVu Sans"/>
+          <w:sz w:val="22"/>
+        </w:rPr>
+        <w:t xml:space="preserve">        if self.results and self.query_one("#main-views", TabbedContent).active == "results-tab":</w:t>
+      </w:r>
+    </w:p>
+    <w:p>
+      <w:pPr>
+        <w:spacing w:line="240" w:lineRule="auto"/>
+        <w:ind w:firstLine="0"/>
+      </w:pPr>
+      <w:r>
+        <w:rPr>
+          <w:rFonts w:ascii="DejaVu Sans" w:eastAsia="DejaVu Sans" w:hAnsi="DejaVu Sans" w:cs="DejaVu Sans"/>
+          <w:sz w:val="22"/>
+        </w:rPr>
+        <w:t xml:space="preserve">            self.call_after_refresh(self.refresh_chart)</w:t>
+      </w:r>
+    </w:p>
+    <w:p>
+      <w:pPr>
+        <w:spacing w:line="240" w:lineRule="auto"/>
+        <w:ind w:firstLine="0"/>
+      </w:pPr>
+    </w:p>
+    <w:p>
+      <w:pPr>
+        <w:spacing w:line="240" w:lineRule="auto"/>
+        <w:ind w:firstLine="0"/>
+      </w:pPr>
+      <w:r>
+        <w:rPr>
+          <w:rFonts w:ascii="DejaVu Sans" w:eastAsia="DejaVu Sans" w:hAnsi="DejaVu Sans" w:cs="DejaVu Sans"/>
+          <w:sz w:val="22"/>
+        </w:rPr>
+        <w:t xml:space="preserve">    def refresh_chart(self) -&gt; None:</w:t>
+      </w:r>
+    </w:p>
+    <w:p>
+      <w:pPr>
+        <w:spacing w:line="240" w:lineRule="auto"/>
+        <w:ind w:firstLine="0"/>
+      </w:pPr>
+      <w:r>
+        <w:rPr>
+          <w:rFonts w:ascii="DejaVu Sans" w:eastAsia="DejaVu Sans" w:hAnsi="DejaVu Sans" w:cs="DejaVu Sans"/>
+          <w:sz w:val="22"/>
+        </w:rPr>
+        <w:t xml:space="preserve">        """Построить более плавный график в терминале с braille-разрешением Plotext."""</w:t>
+      </w:r>
+    </w:p>
+    <w:p>
+      <w:pPr>
+        <w:spacing w:line="240" w:lineRule="auto"/>
+        <w:ind w:firstLine="0"/>
+      </w:pPr>
+      <w:r>
+        <w:rPr>
+          <w:rFonts w:ascii="DejaVu Sans" w:eastAsia="DejaVu Sans" w:hAnsi="DejaVu Sans" w:cs="DejaVu Sans"/>
+          <w:sz w:val="22"/>
+        </w:rPr>
+        <w:t xml:space="preserve">        chart = self.query_one("#chart", PlotextPlot)</w:t>
+      </w:r>
+    </w:p>
+    <w:p>
+      <w:pPr>
+        <w:spacing w:line="240" w:lineRule="auto"/>
+        <w:ind w:firstLine="0"/>
+      </w:pPr>
+      <w:r>
+        <w:rPr>
+          <w:rFonts w:ascii="DejaVu Sans" w:eastAsia="DejaVu Sans" w:hAnsi="DejaVu Sans" w:cs="DejaVu Sans"/>
+          <w:sz w:val="22"/>
+        </w:rPr>
+        <w:t xml:space="preserve">        plt = chart.plt</w:t>
+      </w:r>
+    </w:p>
+    <w:p>
+      <w:pPr>
+        <w:spacing w:line="240" w:lineRule="auto"/>
+        <w:ind w:firstLine="0"/>
+      </w:pPr>
+      <w:r>
+        <w:rPr>
+          <w:rFonts w:ascii="DejaVu Sans" w:eastAsia="DejaVu Sans" w:hAnsi="DejaVu Sans" w:cs="DejaVu Sans"/>
+          <w:sz w:val="22"/>
+        </w:rPr>
+        <w:t xml:space="preserve">        plt.clear_figure()</w:t>
+      </w:r>
+    </w:p>
+    <w:p>
+      <w:pPr>
+        <w:spacing w:line="240" w:lineRule="auto"/>
+        <w:ind w:firstLine="0"/>
+      </w:pPr>
+      <w:r>
+        <w:rPr>
+          <w:rFonts w:ascii="DejaVu Sans" w:eastAsia="DejaVu Sans" w:hAnsi="DejaVu Sans" w:cs="DejaVu Sans"/>
+          <w:sz w:val="22"/>
+        </w:rPr>
+        <w:t xml:space="preserve">        valid = [r for r in self.results if r.normalized is not None]</w:t>
+      </w:r>
+    </w:p>
+    <w:p>
+      <w:pPr>
+        <w:spacing w:line="240" w:lineRule="auto"/>
+        <w:ind w:firstLine="0"/>
+      </w:pPr>
+      <w:r>
+        <w:rPr>
+          <w:rFonts w:ascii="DejaVu Sans" w:eastAsia="DejaVu Sans" w:hAnsi="DejaVu Sans" w:cs="DejaVu Sans"/>
+          <w:sz w:val="22"/>
+        </w:rPr>
+        <w:t xml:space="preserve">        if not valid:</w:t>
+      </w:r>
+    </w:p>
+    <w:p>
+      <w:pPr>
+        <w:spacing w:line="240" w:lineRule="auto"/>
+        <w:ind w:firstLine="0"/>
+      </w:pPr>
+      <w:r>
+        <w:rPr>
+          <w:rFonts w:ascii="DejaVu Sans" w:eastAsia="DejaVu Sans" w:hAnsi="DejaVu Sans" w:cs="DejaVu Sans"/>
+          <w:sz w:val="22"/>
+        </w:rPr>
+        <w:t xml:space="preserve">            chart.refresh()</w:t>
+      </w:r>
+    </w:p>
+    <w:p>
+      <w:pPr>
+        <w:spacing w:line="240" w:lineRule="auto"/>
+        <w:ind w:firstLine="0"/>
+      </w:pPr>
+      <w:r>
+        <w:rPr>
+          <w:rFonts w:ascii="DejaVu Sans" w:eastAsia="DejaVu Sans" w:hAnsi="DejaVu Sans" w:cs="DejaVu Sans"/>
+          <w:sz w:val="22"/>
+        </w:rPr>
+        <w:t xml:space="preserve">            return</w:t>
+      </w:r>
+    </w:p>
+    <w:p>
+      <w:pPr>
+        <w:spacing w:line="240" w:lineRule="auto"/>
+        <w:ind w:firstLine="0"/>
+      </w:pPr>
+      <w:r>
+        <w:rPr>
+          <w:rFonts w:ascii="DejaVu Sans" w:eastAsia="DejaVu Sans" w:hAnsi="DejaVu Sans" w:cs="DejaVu Sans"/>
+          <w:sz w:val="22"/>
+        </w:rPr>
+        <w:t xml:space="preserve">        xs = [r.k for r in valid]</w:t>
+      </w:r>
+    </w:p>
+    <w:p>
+      <w:pPr>
+        <w:spacing w:line="240" w:lineRule="auto"/>
+        <w:ind w:firstLine="0"/>
+      </w:pPr>
+      <w:r>
+        <w:rPr>
+          <w:rFonts w:ascii="DejaVu Sans" w:eastAsia="DejaVu Sans" w:hAnsi="DejaVu Sans" w:cs="DejaVu Sans"/>
+          <w:sz w:val="22"/>
+        </w:rPr>
+        <w:t xml:space="preserve">        ys = [r.normalized for r in valid]</w:t>
+      </w:r>
+    </w:p>
+    <w:p>
+      <w:pPr>
+        <w:spacing w:line="240" w:lineRule="auto"/>
+        <w:ind w:firstLine="0"/>
+      </w:pPr>
+      <w:r>
+        <w:rPr>
+          <w:rFonts w:ascii="DejaVu Sans" w:eastAsia="DejaVu Sans" w:hAnsi="DejaVu Sans" w:cs="DejaVu Sans"/>
+          <w:sz w:val="22"/>
+        </w:rPr>
+        <w:t xml:space="preserve">        plt.plot(xs, ys, marker="braille", color="cyan+")</w:t>
+      </w:r>
+    </w:p>
+    <w:p>
+      <w:pPr>
+        <w:spacing w:line="240" w:lineRule="auto"/>
+        <w:ind w:firstLine="0"/>
+      </w:pPr>
+      <w:r>
+        <w:rPr>
+          <w:rFonts w:ascii="DejaVu Sans" w:eastAsia="DejaVu Sans" w:hAnsi="DejaVu Sans" w:cs="DejaVu Sans"/>
+          <w:sz w:val="22"/>
+        </w:rPr>
+        <w:t xml:space="preserve">        plt.scatter(xs, ys, marker="hd", color="white+")</w:t>
+      </w:r>
+    </w:p>
+    <w:p>
+      <w:pPr>
+        <w:spacing w:line="240" w:lineRule="auto"/>
+        <w:ind w:firstLine="0"/>
+      </w:pPr>
+      <w:r>
+        <w:rPr>
+          <w:rFonts w:ascii="DejaVu Sans" w:eastAsia="DejaVu Sans" w:hAnsi="DejaVu Sans" w:cs="DejaVu Sans"/>
+          <w:sz w:val="22"/>
+        </w:rPr>
+        <w:t xml:space="preserve">        plt.title("Нормированная энтропия Hₖ/k")</w:t>
+      </w:r>
+    </w:p>
+    <w:p>
+      <w:pPr>
+        <w:spacing w:line="240" w:lineRule="auto"/>
+        <w:ind w:firstLine="0"/>
+      </w:pPr>
+      <w:r>
+        <w:rPr>
+          <w:rFonts w:ascii="DejaVu Sans" w:eastAsia="DejaVu Sans" w:hAnsi="DejaVu Sans" w:cs="DejaVu Sans"/>
+          <w:sz w:val="22"/>
+        </w:rPr>
+        <w:t xml:space="preserve">        plt.xlabel("k — длина k-граммы")</w:t>
+      </w:r>
+    </w:p>
+    <w:p>
+      <w:pPr>
+        <w:spacing w:line="240" w:lineRule="auto"/>
+        <w:ind w:firstLine="0"/>
+      </w:pPr>
+      <w:r>
+        <w:rPr>
+          <w:rFonts w:ascii="DejaVu Sans" w:eastAsia="DejaVu Sans" w:hAnsi="DejaVu Sans" w:cs="DejaVu Sans"/>
+          <w:sz w:val="22"/>
+        </w:rPr>
+        <w:t xml:space="preserve">        plt.ylabel("Бит на символ")</w:t>
+      </w:r>
+    </w:p>
+    <w:p>
+      <w:pPr>
+        <w:spacing w:line="240" w:lineRule="auto"/>
+        <w:ind w:firstLine="0"/>
+      </w:pPr>
+      <w:r>
+        <w:rPr>
+          <w:rFonts w:ascii="DejaVu Sans" w:eastAsia="DejaVu Sans" w:hAnsi="DejaVu Sans" w:cs="DejaVu Sans"/>
+          <w:sz w:val="22"/>
+        </w:rPr>
+        <w:t xml:space="preserve">        plt.xlim(0.8, 5.2)</w:t>
+      </w:r>
+    </w:p>
+    <w:p>
+      <w:pPr>
+        <w:spacing w:line="240" w:lineRule="auto"/>
+        <w:ind w:firstLine="0"/>
+      </w:pPr>
+      <w:r>
+        <w:rPr>
+          <w:rFonts w:ascii="DejaVu Sans" w:eastAsia="DejaVu Sans" w:hAnsi="DejaVu Sans" w:cs="DejaVu Sans"/>
+          <w:sz w:val="22"/>
+        </w:rPr>
+        <w:t xml:space="preserve">        plt.xticks([1, 2, 3, 4, 5])</w:t>
+      </w:r>
+    </w:p>
+    <w:p>
+      <w:pPr>
+        <w:spacing w:line="240" w:lineRule="auto"/>
+        <w:ind w:firstLine="0"/>
+      </w:pPr>
+      <w:r>
+        <w:rPr>
+          <w:rFonts w:ascii="DejaVu Sans" w:eastAsia="DejaVu Sans" w:hAnsi="DejaVu Sans" w:cs="DejaVu Sans"/>
+          <w:sz w:val="22"/>
+        </w:rPr>
+        <w:t xml:space="preserve">        plt.ylim(0, max(1.0, max(ys) * 1.15))</w:t>
+      </w:r>
+    </w:p>
+    <w:p>
+      <w:pPr>
+        <w:spacing w:line="240" w:lineRule="auto"/>
+        <w:ind w:firstLine="0"/>
+      </w:pPr>
+      <w:r>
+        <w:rPr>
+          <w:rFonts w:ascii="DejaVu Sans" w:eastAsia="DejaVu Sans" w:hAnsi="DejaVu Sans" w:cs="DejaVu Sans"/>
+          <w:sz w:val="22"/>
+        </w:rPr>
+        <w:t xml:space="preserve">        plt.grid(True, False)</w:t>
+      </w:r>
+    </w:p>
+    <w:p>
+      <w:pPr>
+        <w:spacing w:line="240" w:lineRule="auto"/>
+        <w:ind w:firstLine="0"/>
+      </w:pPr>
+      <w:r>
+        <w:rPr>
+          <w:rFonts w:ascii="DejaVu Sans" w:eastAsia="DejaVu Sans" w:hAnsi="DejaVu Sans" w:cs="DejaVu Sans"/>
+          <w:sz w:val="22"/>
+        </w:rPr>
+        <w:t xml:space="preserve">        chart.refresh()</w:t>
+      </w:r>
+    </w:p>
+    <w:p>
+      <w:pPr>
+        <w:spacing w:line="240" w:lineRule="auto"/>
+        <w:ind w:firstLine="0"/>
+      </w:pPr>
+    </w:p>
+    <w:p>
+      <w:pPr>
+        <w:spacing w:line="240" w:lineRule="auto"/>
+        <w:ind w:firstLine="0"/>
+      </w:pPr>
+      <w:r>
+        <w:rPr>
+          <w:rFonts w:ascii="DejaVu Sans" w:eastAsia="DejaVu Sans" w:hAnsi="DejaVu Sans" w:cs="DejaVu Sans"/>
+          <w:sz w:val="22"/>
+        </w:rPr>
+        <w:t xml:space="preserve">    def action_open_plot(self) -&gt; None:</w:t>
+      </w:r>
+    </w:p>
+    <w:p>
+      <w:pPr>
+        <w:spacing w:line="240" w:lineRule="auto"/>
+        <w:ind w:firstLine="0"/>
+      </w:pPr>
+      <w:r>
+        <w:rPr>
+          <w:rFonts w:ascii="DejaVu Sans" w:eastAsia="DejaVu Sans" w:hAnsi="DejaVu Sans" w:cs="DejaVu Sans"/>
+          <w:sz w:val="22"/>
+        </w:rPr>
+        <w:t xml:space="preserve">        """Открыть сохранённый matplotlib-график в просмотрщике изображений."""</w:t>
+      </w:r>
+    </w:p>
+    <w:p>
+      <w:pPr>
+        <w:spacing w:line="240" w:lineRule="auto"/>
+        <w:ind w:firstLine="0"/>
+      </w:pPr>
+      <w:r>
+        <w:rPr>
+          <w:rFonts w:ascii="DejaVu Sans" w:eastAsia="DejaVu Sans" w:hAnsi="DejaVu Sans" w:cs="DejaVu Sans"/>
+          <w:sz w:val="22"/>
+        </w:rPr>
+        <w:t xml:space="preserve">        if self.last_run_dir is None:</w:t>
+      </w:r>
+    </w:p>
+    <w:p>
+      <w:pPr>
+        <w:spacing w:line="240" w:lineRule="auto"/>
+        <w:ind w:firstLine="0"/>
+      </w:pPr>
+      <w:r>
+        <w:rPr>
+          <w:rFonts w:ascii="DejaVu Sans" w:eastAsia="DejaVu Sans" w:hAnsi="DejaVu Sans" w:cs="DejaVu Sans"/>
+          <w:sz w:val="22"/>
+        </w:rPr>
+        <w:t xml:space="preserve">            self.set_status("Сначала выполните расчёт — PNG-график появится в папке результатов.")</w:t>
+      </w:r>
+    </w:p>
+    <w:p>
+      <w:pPr>
+        <w:spacing w:line="240" w:lineRule="auto"/>
+        <w:ind w:firstLine="0"/>
+      </w:pPr>
+      <w:r>
+        <w:rPr>
+          <w:rFonts w:ascii="DejaVu Sans" w:eastAsia="DejaVu Sans" w:hAnsi="DejaVu Sans" w:cs="DejaVu Sans"/>
+          <w:sz w:val="22"/>
+        </w:rPr>
+        <w:t xml:space="preserve">            return</w:t>
+      </w:r>
+    </w:p>
+    <w:p>
+      <w:pPr>
+        <w:spacing w:line="240" w:lineRule="auto"/>
+        <w:ind w:firstLine="0"/>
+      </w:pPr>
+      <w:r>
+        <w:rPr>
+          <w:rFonts w:ascii="DejaVu Sans" w:eastAsia="DejaVu Sans" w:hAnsi="DejaVu Sans" w:cs="DejaVu Sans"/>
+          <w:sz w:val="22"/>
+        </w:rPr>
+        <w:t xml:space="preserve">        path = self.last_run_dir / "entropy.png"</w:t>
+      </w:r>
+    </w:p>
+    <w:p>
+      <w:pPr>
+        <w:spacing w:line="240" w:lineRule="auto"/>
+        <w:ind w:firstLine="0"/>
+      </w:pPr>
+      <w:r>
+        <w:rPr>
+          <w:rFonts w:ascii="DejaVu Sans" w:eastAsia="DejaVu Sans" w:hAnsi="DejaVu Sans" w:cs="DejaVu Sans"/>
+          <w:sz w:val="22"/>
+        </w:rPr>
+        <w:t xml:space="preserve">        try:</w:t>
+      </w:r>
+    </w:p>
+    <w:p>
+      <w:pPr>
+        <w:spacing w:line="240" w:lineRule="auto"/>
+        <w:ind w:firstLine="0"/>
+      </w:pPr>
+      <w:r>
+        <w:rPr>
+          <w:rFonts w:ascii="DejaVu Sans" w:eastAsia="DejaVu Sans" w:hAnsi="DejaVu Sans" w:cs="DejaVu Sans"/>
+          <w:sz w:val="22"/>
+        </w:rPr>
+        <w:t xml:space="preserve">            import os</w:t>
+      </w:r>
+    </w:p>
+    <w:p>
+      <w:pPr>
+        <w:spacing w:line="240" w:lineRule="auto"/>
+        <w:ind w:firstLine="0"/>
+      </w:pPr>
+      <w:r>
+        <w:rPr>
+          <w:rFonts w:ascii="DejaVu Sans" w:eastAsia="DejaVu Sans" w:hAnsi="DejaVu Sans" w:cs="DejaVu Sans"/>
+          <w:sz w:val="22"/>
+        </w:rPr>
+        <w:t xml:space="preserve">            os.startfile(str(path))</w:t>
+      </w:r>
+    </w:p>
+    <w:p>
+      <w:pPr>
+        <w:spacing w:line="240" w:lineRule="auto"/>
+        <w:ind w:firstLine="0"/>
+      </w:pPr>
+      <w:r>
+        <w:rPr>
+          <w:rFonts w:ascii="DejaVu Sans" w:eastAsia="DejaVu Sans" w:hAnsi="DejaVu Sans" w:cs="DejaVu Sans"/>
+          <w:sz w:val="22"/>
+        </w:rPr>
+        <w:t xml:space="preserve">        except (AttributeError, OSError) as exc:</w:t>
+      </w:r>
+    </w:p>
+    <w:p>
+      <w:pPr>
+        <w:spacing w:line="240" w:lineRule="auto"/>
+        <w:ind w:firstLine="0"/>
+      </w:pPr>
+      <w:r>
+        <w:rPr>
+          <w:rFonts w:ascii="DejaVu Sans" w:eastAsia="DejaVu Sans" w:hAnsi="DejaVu Sans" w:cs="DejaVu Sans"/>
+          <w:sz w:val="22"/>
+        </w:rPr>
+        <w:t xml:space="preserve">            self.set_status(f"Не удалось открыть PNG: {exc} · Файл: {path.resolve()}")</w:t>
+      </w:r>
+    </w:p>
+    <w:p>
+      <w:pPr>
+        <w:spacing w:line="240" w:lineRule="auto"/>
+        <w:ind w:firstLine="0"/>
+      </w:pPr>
+      <w:r>
+        <w:rPr>
+          <w:rFonts w:ascii="DejaVu Sans" w:eastAsia="DejaVu Sans" w:hAnsi="DejaVu Sans" w:cs="DejaVu Sans"/>
+          <w:sz w:val="22"/>
+        </w:rPr>
+        <w:t xml:space="preserve">            return</w:t>
+      </w:r>
+    </w:p>
+    <w:p>
+      <w:pPr>
+        <w:spacing w:line="240" w:lineRule="auto"/>
+        <w:ind w:firstLine="0"/>
+      </w:pPr>
+      <w:r>
+        <w:rPr>
+          <w:rFonts w:ascii="DejaVu Sans" w:eastAsia="DejaVu Sans" w:hAnsi="DejaVu Sans" w:cs="DejaVu Sans"/>
+          <w:sz w:val="22"/>
+        </w:rPr>
+        <w:t xml:space="preserve">        self.set_status(f"Открыт график matplotlib: {path.resolve()}")</w:t>
+      </w:r>
+    </w:p>
+    <w:p>
+      <w:pPr>
+        <w:spacing w:line="240" w:lineRule="auto"/>
+        <w:ind w:firstLine="0"/>
+      </w:pPr>
+    </w:p>
+    <w:p>
+      <w:pPr>
+        <w:spacing w:line="240" w:lineRule="auto"/>
+        <w:ind w:firstLine="0"/>
+      </w:pPr>
+      <w:r>
+        <w:rPr>
+          <w:rFonts w:ascii="DejaVu Sans" w:eastAsia="DejaVu Sans" w:hAnsi="DejaVu Sans" w:cs="DejaVu Sans"/>
+          <w:sz w:val="22"/>
+        </w:rPr>
+        <w:t xml:space="preserve">    def update_frequency_table(self, k: int) -&gt; None:</w:t>
+      </w:r>
+    </w:p>
+    <w:p>
+      <w:pPr>
+        <w:spacing w:line="240" w:lineRule="auto"/>
+        <w:ind w:firstLine="0"/>
+      </w:pPr>
+      <w:r>
+        <w:rPr>
+          <w:rFonts w:ascii="DejaVu Sans" w:eastAsia="DejaVu Sans" w:hAnsi="DejaVu Sans" w:cs="DejaVu Sans"/>
+          <w:sz w:val="22"/>
+        </w:rPr>
+        <w:t xml:space="preserve">        table = self.query_one("#gram-table", DataTable)</w:t>
+      </w:r>
+    </w:p>
+    <w:p>
+      <w:pPr>
+        <w:spacing w:line="240" w:lineRule="auto"/>
+        <w:ind w:firstLine="0"/>
+      </w:pPr>
+      <w:r>
+        <w:rPr>
+          <w:rFonts w:ascii="DejaVu Sans" w:eastAsia="DejaVu Sans" w:hAnsi="DejaVu Sans" w:cs="DejaVu Sans"/>
+          <w:sz w:val="22"/>
+        </w:rPr>
+        <w:t xml:space="preserve">        table.clear()</w:t>
+      </w:r>
+    </w:p>
+    <w:p>
+      <w:pPr>
+        <w:spacing w:line="240" w:lineRule="auto"/>
+        <w:ind w:firstLine="0"/>
+      </w:pPr>
+      <w:r>
+        <w:rPr>
+          <w:rFonts w:ascii="DejaVu Sans" w:eastAsia="DejaVu Sans" w:hAnsi="DejaVu Sans" w:cs="DejaVu Sans"/>
+          <w:sz w:val="22"/>
+        </w:rPr>
+        <w:lastRenderedPageBreak/>
+        <w:t xml:space="preserve">        result = next((r for r in self.results if r.k == k), None)</w:t>
+      </w:r>
+    </w:p>
+    <w:p>
+      <w:pPr>
+        <w:spacing w:line="240" w:lineRule="auto"/>
+        <w:ind w:firstLine="0"/>
+      </w:pPr>
+      <w:r>
+        <w:rPr>
+          <w:rFonts w:ascii="DejaVu Sans" w:eastAsia="DejaVu Sans" w:hAnsi="DejaVu Sans" w:cs="DejaVu Sans"/>
+          <w:sz w:val="22"/>
+        </w:rPr>
+        <w:t xml:space="preserve">        if result is None or not result.total:</w:t>
+      </w:r>
+    </w:p>
+    <w:p>
+      <w:pPr>
+        <w:spacing w:line="240" w:lineRule="auto"/>
+        <w:ind w:firstLine="0"/>
+      </w:pPr>
+      <w:r>
+        <w:rPr>
+          <w:rFonts w:ascii="DejaVu Sans" w:eastAsia="DejaVu Sans" w:hAnsi="DejaVu Sans" w:cs="DejaVu Sans"/>
+          <w:sz w:val="22"/>
+        </w:rPr>
+        <w:t xml:space="preserve">            self.set_status(f"Для k={k} нет полных k-грамм.")</w:t>
+      </w:r>
+    </w:p>
+    <w:p>
+      <w:pPr>
+        <w:spacing w:line="240" w:lineRule="auto"/>
+        <w:ind w:firstLine="0"/>
+      </w:pPr>
+      <w:r>
+        <w:rPr>
+          <w:rFonts w:ascii="DejaVu Sans" w:eastAsia="DejaVu Sans" w:hAnsi="DejaVu Sans" w:cs="DejaVu Sans"/>
+          <w:sz w:val="22"/>
+        </w:rPr>
+        <w:t xml:space="preserve">            return</w:t>
+      </w:r>
+    </w:p>
+    <w:p>
+      <w:pPr>
+        <w:spacing w:line="240" w:lineRule="auto"/>
+        <w:ind w:firstLine="0"/>
+      </w:pPr>
+      <w:r>
+        <w:rPr>
+          <w:rFonts w:ascii="DejaVu Sans" w:eastAsia="DejaVu Sans" w:hAnsi="DejaVu Sans" w:cs="DejaVu Sans"/>
+          <w:sz w:val="22"/>
+        </w:rPr>
+        <w:t xml:space="preserve">        for gram, count in sorted(result.counts.items(), key=lambda item: (-item[1], item[0])):</w:t>
+      </w:r>
+    </w:p>
+    <w:p>
+      <w:pPr>
+        <w:spacing w:line="240" w:lineRule="auto"/>
+        <w:ind w:firstLine="0"/>
+      </w:pPr>
+      <w:r>
+        <w:rPr>
+          <w:rFonts w:ascii="DejaVu Sans" w:eastAsia="DejaVu Sans" w:hAnsi="DejaVu Sans" w:cs="DejaVu Sans"/>
+          <w:sz w:val="22"/>
+        </w:rPr>
+        <w:t xml:space="preserve">            table.add_row(gram, str(count), f"{count / result.total:.6f}")</w:t>
+      </w:r>
+    </w:p>
+    <w:p>
+      <w:pPr>
+        <w:spacing w:line="240" w:lineRule="auto"/>
+        <w:ind w:firstLine="0"/>
+      </w:pPr>
+      <w:r>
+        <w:rPr>
+          <w:rFonts w:ascii="DejaVu Sans" w:eastAsia="DejaVu Sans" w:hAnsi="DejaVu Sans" w:cs="DejaVu Sans"/>
+          <w:sz w:val="22"/>
+        </w:rPr>
+        <w:t xml:space="preserve">        self.set_status(</w:t>
+      </w:r>
+    </w:p>
+    <w:p>
+      <w:pPr>
+        <w:spacing w:line="240" w:lineRule="auto"/>
+        <w:ind w:firstLine="0"/>
+      </w:pPr>
+      <w:r>
+        <w:rPr>
+          <w:rFonts w:ascii="DejaVu Sans" w:eastAsia="DejaVu Sans" w:hAnsi="DejaVu Sans" w:cs="DejaVu Sans"/>
+          <w:sz w:val="22"/>
+        </w:rPr>
+        <w:t xml:space="preserve">            f"k={k} · окон: {result.total} · различных k-грамм: {len(result.counts)} · "</w:t>
+      </w:r>
+    </w:p>
+    <w:p>
+      <w:pPr>
+        <w:spacing w:line="240" w:lineRule="auto"/>
+        <w:ind w:firstLine="0"/>
+      </w:pPr>
+      <w:r>
+        <w:rPr>
+          <w:rFonts w:ascii="DejaVu Sans" w:eastAsia="DejaVu Sans" w:hAnsi="DejaVu Sans" w:cs="DejaVu Sans"/>
+          <w:sz w:val="22"/>
+        </w:rPr>
+        <w:t xml:space="preserve">            "таблица прокручивается колесом мыши или клавишами ↑/↓")</w:t>
       </w:r>
     </w:p>
     <w:p>
@@ -6657,8 +9804,27 @@
           <w:rFonts w:ascii="DejaVu Sans" w:eastAsia="DejaVu Sans" w:hAnsi="DejaVu Sans" w:cs="DejaVu Sans"/>
           <w:sz w:val="22"/>
         </w:rPr>
-        <w:t xml:space="preserve">    """Выбрать интерактивный или воспроизводимый файловый режим."""</w:t>
-      </w:r>
+        <w:t xml:space="preserve">    """Запустить TUI с пустым полем или сразу загрузить заданный файл."""</w:t>
+      </w:r>
+    </w:p>
+    <w:p>
+      <w:pPr>
+        <w:spacing w:line="240" w:lineRule="auto"/>
+        <w:ind w:firstLine="0"/>
+      </w:pPr>
+      <w:r>
+        <w:rPr>
+          <w:rFonts w:ascii="DejaVu Sans" w:eastAsia="DejaVu Sans" w:hAnsi="DejaVu Sans" w:cs="DejaVu Sans"/>
+          <w:sz w:val="22"/>
+        </w:rPr>
+        <w:t xml:space="preserve">    import argparse</w:t>
+      </w:r>
+    </w:p>
+    <w:p>
+      <w:pPr>
+        <w:spacing w:line="240" w:lineRule="auto"/>
+        <w:ind w:firstLine="0"/>
+      </w:pPr>
     </w:p>
     <w:p>
       <w:pPr>
@@ -6683,7 +9849,7 @@
           <w:rFonts w:ascii="DejaVu Sans" w:eastAsia="DejaVu Sans" w:hAnsi="DejaVu Sans" w:cs="DejaVu Sans"/>
           <w:sz w:val="22"/>
         </w:rPr>
-        <w:t xml:space="preserve">    parser.add_argument("--file", type=Path)</w:t>
+        <w:t xml:space="preserve">    parser.add_argument("--file", type=Path, help="Предзагрузить файл в TUI")</w:t>
       </w:r>
     </w:p>
     <w:p>
@@ -6735,111 +9901,20 @@
           <w:rFonts w:ascii="DejaVu Sans" w:eastAsia="DejaVu Sans" w:hAnsi="DejaVu Sans" w:cs="DejaVu Sans"/>
           <w:sz w:val="22"/>
         </w:rPr>
-        <w:t xml:space="preserve">    try:</w:t>
-      </w:r>
-    </w:p>
-    <w:p>
-      <w:pPr>
-        <w:spacing w:line="240" w:lineRule="auto"/>
-        <w:ind w:firstLine="0"/>
-      </w:pPr>
-      <w:r>
-        <w:rPr>
-          <w:rFonts w:ascii="DejaVu Sans" w:eastAsia="DejaVu Sans" w:hAnsi="DejaVu Sans" w:cs="DejaVu Sans"/>
-          <w:sz w:val="22"/>
-        </w:rPr>
-        <w:t xml:space="preserve">        if args.file:</w:t>
-      </w:r>
-    </w:p>
-    <w:p>
-      <w:pPr>
-        <w:spacing w:line="240" w:lineRule="auto"/>
-        <w:ind w:firstLine="0"/>
-      </w:pPr>
-      <w:r>
-        <w:rPr>
-          <w:rFonts w:ascii="DejaVu Sans" w:eastAsia="DejaVu Sans" w:hAnsi="DejaVu Sans" w:cs="DejaVu Sans"/>
-          <w:sz w:val="22"/>
-        </w:rPr>
-        <w:t xml:space="preserve">            run_analysis(read_text_file(str(args.file)), args.language, args.output)</w:t>
-      </w:r>
-    </w:p>
-    <w:p>
-      <w:pPr>
-        <w:spacing w:line="240" w:lineRule="auto"/>
-        <w:ind w:firstLine="0"/>
-      </w:pPr>
-      <w:r>
-        <w:rPr>
-          <w:rFonts w:ascii="DejaVu Sans" w:eastAsia="DejaVu Sans" w:hAnsi="DejaVu Sans" w:cs="DejaVu Sans"/>
-          <w:sz w:val="22"/>
-        </w:rPr>
-        <w:t xml:space="preserve">        else:</w:t>
-      </w:r>
-    </w:p>
-    <w:p>
-      <w:pPr>
-        <w:spacing w:line="240" w:lineRule="auto"/>
-        <w:ind w:firstLine="0"/>
-      </w:pPr>
-      <w:r>
-        <w:rPr>
-          <w:rFonts w:ascii="DejaVu Sans" w:eastAsia="DejaVu Sans" w:hAnsi="DejaVu Sans" w:cs="DejaVu Sans"/>
-          <w:sz w:val="22"/>
-        </w:rPr>
-        <w:t xml:space="preserve">            menu()</w:t>
-      </w:r>
-    </w:p>
-    <w:p>
-      <w:pPr>
-        <w:spacing w:line="240" w:lineRule="auto"/>
-        <w:ind w:firstLine="0"/>
-      </w:pPr>
-      <w:r>
-        <w:rPr>
-          <w:rFonts w:ascii="DejaVu Sans" w:eastAsia="DejaVu Sans" w:hAnsi="DejaVu Sans" w:cs="DejaVu Sans"/>
-          <w:sz w:val="22"/>
-        </w:rPr>
-        <w:t xml:space="preserve">    except (OSError, UnicodeError, ValueError) as exc:</w:t>
-      </w:r>
-    </w:p>
-    <w:p>
-      <w:pPr>
-        <w:spacing w:line="240" w:lineRule="auto"/>
-        <w:ind w:firstLine="0"/>
-      </w:pPr>
-      <w:r>
-        <w:rPr>
-          <w:rFonts w:ascii="DejaVu Sans" w:eastAsia="DejaVu Sans" w:hAnsi="DejaVu Sans" w:cs="DejaVu Sans"/>
-          <w:sz w:val="22"/>
-        </w:rPr>
-        <w:t xml:space="preserve">        parser.exit(1, f"Ошибка: {exc}\n")</w:t>
-      </w:r>
-    </w:p>
-    <w:p>
-      <w:pPr>
-        <w:spacing w:line="240" w:lineRule="auto"/>
-        <w:ind w:firstLine="0"/>
-      </w:pPr>
-      <w:r>
-        <w:rPr>
-          <w:rFonts w:ascii="DejaVu Sans" w:eastAsia="DejaVu Sans" w:hAnsi="DejaVu Sans" w:cs="DejaVu Sans"/>
-          <w:sz w:val="22"/>
-        </w:rPr>
-        <w:t xml:space="preserve">    except (EOFError, KeyboardInterrupt):</w:t>
-      </w:r>
-    </w:p>
-    <w:p>
-      <w:pPr>
-        <w:spacing w:line="240" w:lineRule="auto"/>
-        <w:ind w:firstLine="0"/>
-      </w:pPr>
-      <w:r>
-        <w:rPr>
-          <w:rFonts w:ascii="DejaVu Sans" w:eastAsia="DejaVu Sans" w:hAnsi="DejaVu Sans" w:cs="DejaVu Sans"/>
-          <w:sz w:val="22"/>
-        </w:rPr>
-        <w:t xml:space="preserve">        print("\nВвод завершён.")</w:t>
+        <w:t xml:space="preserve">    app = EntropyApp(args.file, args.output, args.language)</w:t>
+      </w:r>
+    </w:p>
+    <w:p>
+      <w:pPr>
+        <w:spacing w:line="240" w:lineRule="auto"/>
+        <w:ind w:firstLine="0"/>
+      </w:pPr>
+      <w:r>
+        <w:rPr>
+          <w:rFonts w:ascii="DejaVu Sans" w:eastAsia="DejaVu Sans" w:hAnsi="DejaVu Sans" w:cs="DejaVu Sans"/>
+          <w:sz w:val="22"/>
+        </w:rPr>
+        <w:t xml:space="preserve">    app.run()</w:t>
       </w:r>
     </w:p>
     <w:p>
@@ -7243,31 +10318,31 @@
       </w:rPr>
     </w:lvl>
   </w:abstractNum>
-  <w:num w:numId="1" w16cid:durableId="1783958878">
+  <w:num w:numId="1" w16cid:durableId="961232012">
     <w:abstractNumId w:val="8"/>
   </w:num>
-  <w:num w:numId="2" w16cid:durableId="1902909596">
+  <w:num w:numId="2" w16cid:durableId="555968980">
     <w:abstractNumId w:val="6"/>
   </w:num>
-  <w:num w:numId="3" w16cid:durableId="472602254">
+  <w:num w:numId="3" w16cid:durableId="451095263">
     <w:abstractNumId w:val="5"/>
   </w:num>
-  <w:num w:numId="4" w16cid:durableId="1831289961">
+  <w:num w:numId="4" w16cid:durableId="1962220823">
     <w:abstractNumId w:val="4"/>
   </w:num>
-  <w:num w:numId="5" w16cid:durableId="1407147150">
+  <w:num w:numId="5" w16cid:durableId="1096052078">
     <w:abstractNumId w:val="7"/>
   </w:num>
-  <w:num w:numId="6" w16cid:durableId="1382826562">
+  <w:num w:numId="6" w16cid:durableId="1531840771">
     <w:abstractNumId w:val="3"/>
   </w:num>
-  <w:num w:numId="7" w16cid:durableId="2090687822">
+  <w:num w:numId="7" w16cid:durableId="172762404">
     <w:abstractNumId w:val="2"/>
   </w:num>
-  <w:num w:numId="8" w16cid:durableId="1271206225">
+  <w:num w:numId="8" w16cid:durableId="1966153955">
     <w:abstractNumId w:val="1"/>
   </w:num>
-  <w:num w:numId="9" w16cid:durableId="834493176">
+  <w:num w:numId="9" w16cid:durableId="595526103">
     <w:abstractNumId w:val="0"/>
   </w:num>
 </w:numbering>
@@ -18705,7 +21780,7 @@
     <w:autoRedefine/>
     <w:uiPriority w:val="39"/>
     <w:unhideWhenUsed/>
-    <w:rsid w:val="00F93CD5"/>
+    <w:rsid w:val="00B36DC0"/>
     <w:pPr>
       <w:spacing w:after="100"/>
     </w:pPr>
@@ -18717,7 +21792,7 @@
     <w:autoRedefine/>
     <w:uiPriority w:val="39"/>
     <w:unhideWhenUsed/>
-    <w:rsid w:val="00F93CD5"/>
+    <w:rsid w:val="00B36DC0"/>
     <w:pPr>
       <w:spacing w:after="100"/>
       <w:ind w:left="280"/>
@@ -18728,7 +21803,7 @@
     <w:basedOn w:val="a2"/>
     <w:uiPriority w:val="99"/>
     <w:unhideWhenUsed/>
-    <w:rsid w:val="00F93CD5"/>
+    <w:rsid w:val="00B36DC0"/>
     <w:rPr>
       <w:color w:val="0000FF" w:themeColor="hyperlink"/>
       <w:u w:val="single"/>
